--- a/public/CVTemplateFull.docx
+++ b/public/CVTemplateFull.docx
@@ -35,7 +35,7 @@
                     </pic:cNvPicPr>
                   </pic:nvPicPr>
                   <pic:blipFill>
-                    <a:blip r:embed="rId5">
+                    <a:blip r:embed="rId4">
                       <a:lum bright="24000"/>
                     </a:blip>
                     <a:stretch>
@@ -306,7 +306,7 @@
                     </pic:cNvPicPr>
                   </pic:nvPicPr>
                   <pic:blipFill>
-                    <a:blip r:embed="rId6"/>
+                    <a:blip r:embed="rId5"/>
                     <a:stretch>
                       <a:fillRect/>
                     </a:stretch>
@@ -390,7 +390,7 @@
                     </pic:cNvPicPr>
                   </pic:nvPicPr>
                   <pic:blipFill>
-                    <a:blip r:embed="rId7"/>
+                    <a:blip r:embed="rId6"/>
                     <a:stretch>
                       <a:fillRect/>
                     </a:stretch>
@@ -434,12 +434,80 @@
         <w:ind w:left="400" w:leftChars="200" w:firstLine="0" w:firstLineChars="0"/>
         <w:jc w:val="left"/>
         <w:rPr>
-          <w:rFonts w:hint="default"/>
+          <w:rFonts w:hint="default" w:ascii="Amiri" w:hAnsi="Amiri" w:eastAsia="SimSun" w:cs="Amiri"/>
+          <w:kern w:val="0"/>
           <w:sz w:val="24"/>
           <w:szCs w:val="24"/>
-          <w:lang w:val="en-US"/>
-        </w:rPr>
-      </w:pPr>
+          <w:lang w:val="en-US" w:eastAsia="zh-CN" w:bidi="ar"/>
+        </w:rPr>
+      </w:pPr>
+      <w:r>
+        <w:rPr>
+          <w:rFonts w:hint="default" w:ascii="Amiri" w:hAnsi="Amiri" w:cs="Amiri"/>
+          <w:b w:val="0"/>
+          <w:bCs w:val="0"/>
+          <w:color w:val="595959" w:themeColor="text1" w:themeTint="A6"/>
+          <w:sz w:val="20"/>
+          <w:szCs w:val="20"/>
+          <w:vertAlign w:val="baseline"/>
+          <w:lang w:val="en-US"/>
+          <w14:textFill>
+            <w14:solidFill>
+              <w14:schemeClr w14:val="tx1">
+                <w14:lumMod w14:val="65000"/>
+                <w14:lumOff w14:val="35000"/>
+              </w14:schemeClr>
+            </w14:solidFill>
+          </w14:textFill>
+        </w:rPr>
+        <w:drawing>
+          <wp:anchor distT="0" distB="0" distL="114300" distR="114300" simplePos="0" relativeHeight="251670528" behindDoc="1" locked="0" layoutInCell="1" allowOverlap="1">
+            <wp:simplePos x="0" y="0"/>
+            <wp:positionH relativeFrom="column">
+              <wp:posOffset>-81280</wp:posOffset>
+            </wp:positionH>
+            <wp:positionV relativeFrom="paragraph">
+              <wp:posOffset>267970</wp:posOffset>
+            </wp:positionV>
+            <wp:extent cx="266700" cy="266700"/>
+            <wp:effectExtent l="0" t="0" r="0" b="0"/>
+            <wp:wrapNone/>
+            <wp:docPr id="2" name="Picture 2" descr="HackerRank_logo"/>
+            <wp:cNvGraphicFramePr>
+              <a:graphicFrameLocks xmlns:a="http://schemas.openxmlformats.org/drawingml/2006/main" noChangeAspect="1"/>
+            </wp:cNvGraphicFramePr>
+            <a:graphic xmlns:a="http://schemas.openxmlformats.org/drawingml/2006/main">
+              <a:graphicData uri="http://schemas.openxmlformats.org/drawingml/2006/picture">
+                <pic:pic xmlns:pic="http://schemas.openxmlformats.org/drawingml/2006/picture">
+                  <pic:nvPicPr>
+                    <pic:cNvPr id="2" name="Picture 2" descr="HackerRank_logo"/>
+                    <pic:cNvPicPr>
+                      <a:picLocks noChangeAspect="1"/>
+                    </pic:cNvPicPr>
+                  </pic:nvPicPr>
+                  <pic:blipFill>
+                    <a:blip r:embed="rId7">
+                      <a:grayscl/>
+                    </a:blip>
+                    <a:stretch>
+                      <a:fillRect/>
+                    </a:stretch>
+                  </pic:blipFill>
+                  <pic:spPr>
+                    <a:xfrm>
+                      <a:off x="0" y="0"/>
+                      <a:ext cx="266700" cy="266700"/>
+                    </a:xfrm>
+                    <a:prstGeom prst="rect">
+                      <a:avLst/>
+                    </a:prstGeom>
+                  </pic:spPr>
+                </pic:pic>
+              </a:graphicData>
+            </a:graphic>
+          </wp:anchor>
+        </w:drawing>
+      </w:r>
       <w:r>
         <w:rPr>
           <w:rFonts w:ascii="SimSun" w:hAnsi="SimSun" w:eastAsia="SimSun" w:cs="SimSun"/>
@@ -507,6 +575,33 @@
           <w:lang w:val="en-US" w:eastAsia="zh-CN" w:bidi="ar"/>
         </w:rPr>
         <w:t>+213550750576</w:t>
+      </w:r>
+    </w:p>
+    <w:p>
+      <w:pPr>
+        <w:keepNext w:val="0"/>
+        <w:keepLines w:val="0"/>
+        <w:widowControl/>
+        <w:suppressLineNumbers w:val="0"/>
+        <w:ind w:left="400" w:leftChars="200" w:firstLine="0" w:firstLineChars="0"/>
+        <w:jc w:val="left"/>
+        <w:rPr>
+          <w:rFonts w:hint="default" w:ascii="Amiri" w:hAnsi="Amiri" w:eastAsia="SimSun" w:cs="Amiri"/>
+          <w:kern w:val="0"/>
+          <w:sz w:val="24"/>
+          <w:szCs w:val="24"/>
+          <w:lang w:val="en-US" w:eastAsia="zh-CN" w:bidi="ar"/>
+        </w:rPr>
+      </w:pPr>
+      <w:r>
+        <w:rPr>
+          <w:rFonts w:hint="default" w:ascii="Amiri" w:hAnsi="Amiri" w:eastAsia="SimSun" w:cs="Amiri"/>
+          <w:kern w:val="0"/>
+          <w:sz w:val="24"/>
+          <w:szCs w:val="24"/>
+          <w:lang w:val="en-US" w:eastAsia="zh-CN" w:bidi="ar"/>
+        </w:rPr>
+        <w:t>hackerrank.com/walid_khial</w:t>
       </w:r>
     </w:p>
     <w:p/>
@@ -1136,6 +1231,31 @@
         <w:adjustRightInd/>
         <w:snapToGrid/>
         <w:spacing w:line="4" w:lineRule="atLeast"/>
+        <w:jc w:val="both"/>
+        <w:textAlignment w:val="auto"/>
+        <w:rPr>
+          <w:rFonts w:hint="default" w:ascii="Amiri" w:hAnsi="Amiri" w:cs="Amiri"/>
+          <w:sz w:val="20"/>
+          <w:lang w:val="en-US"/>
+        </w:rPr>
+      </w:pPr>
+    </w:p>
+    <w:p>
+      <w:pPr>
+        <w:keepNext w:val="0"/>
+        <w:keepLines w:val="0"/>
+        <w:pageBreakBefore w:val="0"/>
+        <w:widowControl/>
+        <w:kinsoku/>
+        <w:wordWrap/>
+        <w:overflowPunct/>
+        <w:topLinePunct w:val="0"/>
+        <w:autoSpaceDE/>
+        <w:autoSpaceDN/>
+        <w:bidi w:val="0"/>
+        <w:adjustRightInd/>
+        <w:snapToGrid/>
+        <w:spacing w:line="4" w:lineRule="atLeast"/>
         <w:jc w:val="left"/>
         <w:textAlignment w:val="auto"/>
         <w:rPr>
@@ -1154,7 +1274,7 @@
           <w:sz w:val="20"/>
           <w:lang w:val="en-US"/>
         </w:rPr>
-        <w:t>Professional Carrer</w:t>
+        <w:t>Professional Career</w:t>
       </w:r>
     </w:p>
     <w:p>
@@ -2487,7 +2607,6 @@
           <w:lang w:val="en-US"/>
         </w:rPr>
         <w:sectPr>
-          <w:footerReference r:id="rId3" w:type="default"/>
           <w:pgSz w:w="11906" w:h="16838"/>
           <w:pgMar w:top="640" w:right="706" w:bottom="398" w:left="400" w:header="720" w:footer="720" w:gutter="0"/>
           <w:cols w:equalWidth="0" w:num="2">
@@ -2555,8 +2674,10 @@
           <w:sz w:val="20"/>
           <w:lang w:val="en-US"/>
         </w:rPr>
-        <w:t>Detailed Professional Carrer</w:t>
-      </w:r>
+        <w:t>Detailed Professional Career</w:t>
+      </w:r>
+      <w:bookmarkStart w:id="0" w:name="_GoBack"/>
+      <w:bookmarkEnd w:id="0"/>
       <w:r>
         <w:rPr>
           <w:rFonts w:hint="default"/>
@@ -2780,7 +2901,6 @@
           <w:lang w:val="en-US"/>
         </w:rPr>
       </w:pPr>
-      <w:bookmarkStart w:id="0" w:name="_GoBack"/>
       <w:r>
         <w:rPr>
           <w:rFonts w:hint="default" w:ascii="Amiri" w:hAnsi="Amiri" w:cs="Amiri"/>
@@ -2812,7 +2932,6 @@
         <w:t>}</w:t>
       </w:r>
     </w:p>
-    <w:bookmarkEnd w:id="0"/>
     <w:p>
       <w:pPr>
         <w:keepNext w:val="0"/>
@@ -2917,23 +3036,6 @@
     </w:sectPr>
   </w:body>
 </w:document>
-</file>
-
-<file path=word/footer1.xml><?xml version="1.0" encoding="utf-8"?>
-<w:ftr xmlns:wpc="http://schemas.microsoft.com/office/word/2010/wordprocessingCanvas" xmlns:mc="http://schemas.openxmlformats.org/markup-compatibility/2006" xmlns:o="urn:schemas-microsoft-com:office:office" xmlns:r="http://schemas.openxmlformats.org/officeDocument/2006/relationships" xmlns:m="http://schemas.openxmlformats.org/officeDocument/2006/math" xmlns:v="urn:schemas-microsoft-com:vml" xmlns:wp14="http://schemas.microsoft.com/office/word/2010/wordprocessingDrawing" xmlns:wp="http://schemas.openxmlformats.org/drawingml/2006/wordprocessingDrawing" xmlns:w10="urn:schemas-microsoft-com:office:word" xmlns:w="http://schemas.openxmlformats.org/wordprocessingml/2006/main" xmlns:w14="http://schemas.microsoft.com/office/word/2010/wordml" xmlns:w15="http://schemas.microsoft.com/office/word/2012/wordml" xmlns:wpg="http://schemas.microsoft.com/office/word/2010/wordprocessingGroup" xmlns:wpi="http://schemas.microsoft.com/office/word/2010/wordprocessingInk" xmlns:wne="http://schemas.microsoft.com/office/word/2006/wordml" xmlns:wps="http://schemas.microsoft.com/office/word/2010/wordprocessingShape" xmlns:wpsCustomData="http://www.wps.cn/officeDocument/2013/wpsCustomData" mc:Ignorable="w14 w15 wp14">
-  <w:p>
-    <w:pPr>
-      <w:pStyle w:val="4"/>
-    </w:pPr>
-    <w:r>
-      <w:rPr>
-        <w:rFonts w:hint="default"/>
-        <w:lang w:val="en-US"/>
-      </w:rPr>
-      <w:t>Issued on {date}, please refer to oualidkhial.me for an updated version of this docment</w:t>
-    </w:r>
-  </w:p>
-</w:ftr>
 </file>
 
 <file path=word/styles.xml><?xml version="1.0" encoding="utf-8"?>

--- a/public/CVTemplateFull.docx
+++ b/public/CVTemplateFull.docx
@@ -6,14 +6,14 @@
       <w:pPr>
         <w:ind w:left="0" w:leftChars="0" w:firstLine="0" w:firstLineChars="0"/>
         <w:rPr>
-          <w:rFonts w:hint="default"/>
+          <w:rFonts w:hint="default" w:asciiTheme="minorAscii" w:hAnsiTheme="minorAscii"/>
           <w:vertAlign w:val="baseline"/>
           <w:lang w:val="en-US"/>
         </w:rPr>
       </w:pPr>
       <w:r>
         <w:rPr>
-          <w:rFonts w:hint="default"/>
+          <w:rFonts w:hint="default" w:asciiTheme="minorAscii" w:hAnsiTheme="minorAscii"/>
           <w:vertAlign w:val="baseline"/>
           <w:lang w:val="en-US"/>
         </w:rPr>
@@ -70,7 +70,7 @@
       <w:pPr>
         <w:ind w:left="0" w:leftChars="0" w:firstLine="0" w:firstLineChars="0"/>
         <w:rPr>
-          <w:rFonts w:hint="default"/>
+          <w:rFonts w:hint="default" w:asciiTheme="minorAscii" w:hAnsiTheme="minorAscii"/>
           <w:sz w:val="28"/>
           <w:szCs w:val="28"/>
           <w:vertAlign w:val="baseline"/>
@@ -82,7 +82,7 @@
       <w:pPr>
         <w:ind w:left="0" w:leftChars="0" w:firstLine="0" w:firstLineChars="0"/>
         <w:rPr>
-          <w:rFonts w:hint="default"/>
+          <w:rFonts w:hint="default" w:asciiTheme="minorAscii" w:hAnsiTheme="minorAscii"/>
           <w:sz w:val="28"/>
           <w:szCs w:val="28"/>
           <w:vertAlign w:val="baseline"/>
@@ -91,7 +91,7 @@
       </w:pPr>
       <w:r>
         <w:rPr>
-          <w:rFonts w:hint="default"/>
+          <w:rFonts w:hint="default" w:asciiTheme="minorAscii" w:hAnsiTheme="minorAscii"/>
           <w:sz w:val="28"/>
           <w:szCs w:val="28"/>
           <w:vertAlign w:val="baseline"/>
@@ -119,7 +119,7 @@
         <w:ind w:left="0" w:leftChars="0" w:firstLine="0" w:firstLineChars="0"/>
         <w:textAlignment w:val="auto"/>
         <w:rPr>
-          <w:rFonts w:hint="default" w:ascii="Amiri" w:hAnsi="Amiri" w:cs="Amiri"/>
+          <w:rFonts w:hint="default" w:cs="Amiri" w:asciiTheme="minorAscii" w:hAnsiTheme="minorAscii"/>
           <w:sz w:val="21"/>
           <w:szCs w:val="21"/>
           <w:vertAlign w:val="baseline"/>
@@ -128,7 +128,7 @@
       </w:pPr>
       <w:r>
         <w:rPr>
-          <w:rFonts w:hint="default" w:ascii="Amiri" w:hAnsi="Amiri" w:cs="Amiri"/>
+          <w:rFonts w:hint="default" w:cs="Amiri" w:asciiTheme="minorAscii" w:hAnsiTheme="minorAscii"/>
           <w:sz w:val="21"/>
           <w:szCs w:val="21"/>
           <w:vertAlign w:val="baseline"/>
@@ -140,7 +140,7 @@
     <w:p>
       <w:pPr>
         <w:rPr>
-          <w:rFonts w:hint="default"/>
+          <w:rFonts w:hint="default" w:asciiTheme="minorAscii" w:hAnsiTheme="minorAscii"/>
           <w:u w:val="single"/>
           <w:vertAlign w:val="baseline"/>
           <w:lang w:val="en-US"/>
@@ -150,7 +150,7 @@
     <w:p>
       <w:pPr>
         <w:rPr>
-          <w:rFonts w:hint="default"/>
+          <w:rFonts w:hint="default" w:asciiTheme="minorAscii" w:hAnsiTheme="minorAscii"/>
           <w:u w:val="single"/>
           <w:vertAlign w:val="baseline"/>
           <w:lang w:val="en-US"/>
@@ -160,7 +160,7 @@
     <w:p>
       <w:pPr>
         <w:rPr>
-          <w:rFonts w:hint="default"/>
+          <w:rFonts w:hint="default" w:asciiTheme="minorAscii" w:hAnsiTheme="minorAscii"/>
           <w:b/>
           <w:bCs/>
           <w:u w:val="none"/>
@@ -170,7 +170,7 @@
       </w:pPr>
       <w:r>
         <w:rPr>
-          <w:rFonts w:hint="default"/>
+          <w:rFonts w:hint="default" w:asciiTheme="minorAscii" w:hAnsiTheme="minorAscii"/>
           <w:b/>
           <w:bCs/>
           <w:u w:val="none"/>
@@ -183,7 +183,7 @@
     <w:p>
       <w:pPr>
         <w:rPr>
-          <w:rFonts w:hint="default"/>
+          <w:rFonts w:hint="default" w:asciiTheme="minorAscii" w:hAnsiTheme="minorAscii"/>
           <w:u w:val="none"/>
           <w:vertAlign w:val="baseline"/>
           <w:lang w:val="en-US"/>
@@ -191,6 +191,7 @@
       </w:pPr>
       <w:r>
         <w:rPr>
+          <w:rFonts w:hint="default" w:asciiTheme="minorAscii" w:hAnsiTheme="minorAscii"/>
           <w:sz w:val="20"/>
         </w:rPr>
         <mc:AlternateContent>
@@ -265,7 +266,7 @@
         <w:ind w:left="400" w:leftChars="200" w:firstLine="0" w:firstLineChars="0"/>
         <w:jc w:val="left"/>
         <w:rPr>
-          <w:rFonts w:hint="default" w:ascii="Amiri" w:hAnsi="Amiri" w:eastAsia="SimSun" w:cs="Amiri"/>
+          <w:rFonts w:hint="default" w:eastAsia="SimSun" w:cs="Amiri" w:asciiTheme="minorAscii" w:hAnsiTheme="minorAscii"/>
           <w:kern w:val="0"/>
           <w:sz w:val="24"/>
           <w:szCs w:val="24"/>
@@ -274,7 +275,7 @@
       </w:pPr>
       <w:r>
         <w:rPr>
-          <w:rFonts w:ascii="SimSun" w:hAnsi="SimSun" w:eastAsia="SimSun" w:cs="SimSun"/>
+          <w:rFonts w:hint="default" w:eastAsia="SimSun" w:cs="SimSun" w:asciiTheme="minorAscii" w:hAnsiTheme="minorAscii"/>
           <w:kern w:val="0"/>
           <w:sz w:val="24"/>
           <w:szCs w:val="24"/>
@@ -332,7 +333,7 @@
       </w:r>
       <w:r>
         <w:rPr>
-          <w:rFonts w:hint="default" w:ascii="Amiri" w:hAnsi="Amiri" w:eastAsia="SimSun" w:cs="Amiri"/>
+          <w:rFonts w:hint="default" w:eastAsia="SimSun" w:cs="Amiri" w:asciiTheme="minorAscii" w:hAnsiTheme="minorAscii"/>
           <w:kern w:val="0"/>
           <w:sz w:val="24"/>
           <w:szCs w:val="24"/>
@@ -350,7 +351,7 @@
         <w:ind w:left="400" w:leftChars="200" w:firstLine="0" w:firstLineChars="0"/>
         <w:jc w:val="left"/>
         <w:rPr>
-          <w:rFonts w:hint="default" w:ascii="Amiri" w:hAnsi="Amiri" w:cs="Amiri"/>
+          <w:rFonts w:hint="default" w:cs="Amiri" w:asciiTheme="minorAscii" w:hAnsiTheme="minorAscii"/>
           <w:sz w:val="24"/>
           <w:szCs w:val="24"/>
           <w:lang w:val="en-US"/>
@@ -358,7 +359,7 @@
       </w:pPr>
       <w:r>
         <w:rPr>
-          <w:rFonts w:hint="default" w:ascii="Amiri" w:hAnsi="Amiri" w:eastAsia="SimSun" w:cs="Amiri"/>
+          <w:rFonts w:hint="default" w:eastAsia="SimSun" w:cs="Amiri" w:asciiTheme="minorAscii" w:hAnsiTheme="minorAscii"/>
           <w:kern w:val="0"/>
           <w:sz w:val="24"/>
           <w:szCs w:val="24"/>
@@ -416,7 +417,7 @@
       </w:r>
       <w:r>
         <w:rPr>
-          <w:rFonts w:hint="default" w:ascii="Amiri" w:hAnsi="Amiri" w:eastAsia="SimSun" w:cs="Amiri"/>
+          <w:rFonts w:hint="default" w:eastAsia="SimSun" w:cs="Amiri" w:asciiTheme="minorAscii" w:hAnsiTheme="minorAscii"/>
           <w:kern w:val="0"/>
           <w:sz w:val="24"/>
           <w:szCs w:val="24"/>
@@ -434,7 +435,7 @@
         <w:ind w:left="400" w:leftChars="200" w:firstLine="0" w:firstLineChars="0"/>
         <w:jc w:val="left"/>
         <w:rPr>
-          <w:rFonts w:hint="default" w:ascii="Amiri" w:hAnsi="Amiri" w:eastAsia="SimSun" w:cs="Amiri"/>
+          <w:rFonts w:hint="default" w:eastAsia="SimSun" w:cs="Amiri" w:asciiTheme="minorAscii" w:hAnsiTheme="minorAscii"/>
           <w:kern w:val="0"/>
           <w:sz w:val="24"/>
           <w:szCs w:val="24"/>
@@ -443,7 +444,7 @@
       </w:pPr>
       <w:r>
         <w:rPr>
-          <w:rFonts w:hint="default" w:ascii="Amiri" w:hAnsi="Amiri" w:cs="Amiri"/>
+          <w:rFonts w:hint="default" w:cs="Amiri" w:asciiTheme="minorAscii" w:hAnsiTheme="minorAscii"/>
           <w:b w:val="0"/>
           <w:bCs w:val="0"/>
           <w:color w:val="595959" w:themeColor="text1" w:themeTint="A6"/>
@@ -510,7 +511,7 @@
       </w:r>
       <w:r>
         <w:rPr>
-          <w:rFonts w:ascii="SimSun" w:hAnsi="SimSun" w:eastAsia="SimSun" w:cs="SimSun"/>
+          <w:rFonts w:hint="default" w:eastAsia="SimSun" w:cs="SimSun" w:asciiTheme="minorAscii" w:hAnsiTheme="minorAscii"/>
           <w:kern w:val="0"/>
           <w:sz w:val="24"/>
           <w:szCs w:val="24"/>
@@ -568,7 +569,7 @@
       </w:r>
       <w:r>
         <w:rPr>
-          <w:rFonts w:hint="default" w:ascii="Amiri" w:hAnsi="Amiri" w:eastAsia="SimSun" w:cs="Amiri"/>
+          <w:rFonts w:hint="default" w:eastAsia="SimSun" w:cs="Amiri" w:asciiTheme="minorAscii" w:hAnsiTheme="minorAscii"/>
           <w:kern w:val="0"/>
           <w:sz w:val="24"/>
           <w:szCs w:val="24"/>
@@ -586,7 +587,7 @@
         <w:ind w:left="400" w:leftChars="200" w:firstLine="0" w:firstLineChars="0"/>
         <w:jc w:val="left"/>
         <w:rPr>
-          <w:rFonts w:hint="default" w:ascii="Amiri" w:hAnsi="Amiri" w:eastAsia="SimSun" w:cs="Amiri"/>
+          <w:rFonts w:hint="default" w:eastAsia="SimSun" w:cs="Amiri" w:asciiTheme="minorAscii" w:hAnsiTheme="minorAscii"/>
           <w:kern w:val="0"/>
           <w:sz w:val="24"/>
           <w:szCs w:val="24"/>
@@ -595,7 +596,7 @@
       </w:pPr>
       <w:r>
         <w:rPr>
-          <w:rFonts w:hint="default" w:ascii="Amiri" w:hAnsi="Amiri" w:eastAsia="SimSun" w:cs="Amiri"/>
+          <w:rFonts w:hint="default" w:eastAsia="SimSun" w:cs="Amiri" w:asciiTheme="minorAscii" w:hAnsiTheme="minorAscii"/>
           <w:kern w:val="0"/>
           <w:sz w:val="24"/>
           <w:szCs w:val="24"/>
@@ -604,12 +605,24 @@
         <w:t>hackerrank.com/walid_khial</w:t>
       </w:r>
     </w:p>
-    <w:p/>
-    <w:p/>
-    <w:p>
-      <w:pPr>
-        <w:rPr>
-          <w:rFonts w:hint="default"/>
+    <w:p>
+      <w:pPr>
+        <w:rPr>
+          <w:rFonts w:hint="default" w:asciiTheme="minorAscii" w:hAnsiTheme="minorAscii"/>
+        </w:rPr>
+      </w:pPr>
+    </w:p>
+    <w:p>
+      <w:pPr>
+        <w:rPr>
+          <w:rFonts w:hint="default" w:asciiTheme="minorAscii" w:hAnsiTheme="minorAscii"/>
+        </w:rPr>
+      </w:pPr>
+    </w:p>
+    <w:p>
+      <w:pPr>
+        <w:rPr>
+          <w:rFonts w:hint="default" w:asciiTheme="minorAscii" w:hAnsiTheme="minorAscii"/>
           <w:b/>
           <w:bCs/>
           <w:u w:val="none"/>
@@ -619,7 +632,7 @@
       </w:pPr>
       <w:r>
         <w:rPr>
-          <w:rFonts w:hint="default"/>
+          <w:rFonts w:hint="default" w:asciiTheme="minorAscii" w:hAnsiTheme="minorAscii"/>
           <w:b/>
           <w:bCs/>
           <w:sz w:val="22"/>
@@ -632,7 +645,7 @@
       </w:r>
       <w:r>
         <w:rPr>
-          <w:rFonts w:hint="default"/>
+          <w:rFonts w:hint="default" w:asciiTheme="minorAscii" w:hAnsiTheme="minorAscii"/>
           <w:b/>
           <w:bCs/>
           <w:u w:val="none"/>
@@ -645,7 +658,7 @@
     <w:p>
       <w:pPr>
         <w:rPr>
-          <w:rFonts w:hint="default"/>
+          <w:rFonts w:hint="default" w:asciiTheme="minorAscii" w:hAnsiTheme="minorAscii"/>
           <w:u w:val="none"/>
           <w:vertAlign w:val="baseline"/>
           <w:lang w:val="en-US"/>
@@ -653,6 +666,7 @@
       </w:pPr>
       <w:r>
         <w:rPr>
+          <w:rFonts w:hint="default" w:asciiTheme="minorAscii" w:hAnsiTheme="minorAscii"/>
           <w:sz w:val="20"/>
         </w:rPr>
         <mc:AlternateContent>
@@ -723,7 +737,7 @@
         <w:widowControl w:val="0"/>
         <w:jc w:val="both"/>
         <w:rPr>
-          <w:rFonts w:hint="default" w:ascii="Amiri" w:hAnsi="Amiri" w:cs="Amiri"/>
+          <w:rFonts w:hint="default" w:cs="Amiri" w:asciiTheme="minorAscii" w:hAnsiTheme="minorAscii"/>
           <w:b w:val="0"/>
           <w:bCs w:val="0"/>
           <w:color w:val="595959" w:themeColor="text1" w:themeTint="A6"/>
@@ -743,7 +757,7 @@
       </w:pPr>
       <w:r>
         <w:rPr>
-          <w:rFonts w:hint="default" w:ascii="Amiri" w:hAnsi="Amiri" w:cs="Amiri"/>
+          <w:rFonts w:hint="default" w:cs="Amiri" w:asciiTheme="minorAscii" w:hAnsiTheme="minorAscii"/>
           <w:sz w:val="22"/>
           <w:szCs w:val="22"/>
           <w:vertAlign w:val="baseline"/>
@@ -753,7 +767,7 @@
       </w:r>
       <w:r>
         <w:rPr>
-          <w:rFonts w:hint="default" w:ascii="Amiri" w:hAnsi="Amiri" w:cs="Amiri"/>
+          <w:rFonts w:hint="default" w:cs="Amiri" w:asciiTheme="minorAscii" w:hAnsiTheme="minorAscii"/>
           <w:b w:val="0"/>
           <w:bCs w:val="0"/>
           <w:color w:val="595959" w:themeColor="text1" w:themeTint="A6"/>
@@ -778,7 +792,7 @@
         <w:widowControl w:val="0"/>
         <w:jc w:val="both"/>
         <w:rPr>
-          <w:rFonts w:hint="default" w:ascii="Amiri" w:hAnsi="Amiri" w:cs="Amiri"/>
+          <w:rFonts w:hint="default" w:cs="Amiri" w:asciiTheme="minorAscii" w:hAnsiTheme="minorAscii"/>
           <w:sz w:val="22"/>
           <w:szCs w:val="22"/>
           <w:vertAlign w:val="baseline"/>
@@ -787,7 +801,7 @@
       </w:pPr>
       <w:r>
         <w:rPr>
-          <w:rFonts w:hint="default" w:ascii="Amiri" w:hAnsi="Amiri" w:cs="Amiri"/>
+          <w:rFonts w:hint="default" w:cs="Amiri" w:asciiTheme="minorAscii" w:hAnsiTheme="minorAscii"/>
           <w:sz w:val="22"/>
           <w:szCs w:val="22"/>
           <w:vertAlign w:val="baseline"/>
@@ -801,7 +815,7 @@
         <w:widowControl w:val="0"/>
         <w:jc w:val="both"/>
         <w:rPr>
-          <w:rFonts w:hint="default" w:ascii="Amiri" w:hAnsi="Amiri" w:cs="Amiri"/>
+          <w:rFonts w:hint="default" w:cs="Amiri" w:asciiTheme="minorAscii" w:hAnsiTheme="minorAscii"/>
           <w:sz w:val="22"/>
           <w:szCs w:val="22"/>
           <w:vertAlign w:val="baseline"/>
@@ -809,11 +823,17 @@
         </w:rPr>
       </w:pPr>
     </w:p>
-    <w:p/>
-    <w:p>
-      <w:pPr>
-        <w:rPr>
-          <w:rFonts w:hint="default"/>
+    <w:p>
+      <w:pPr>
+        <w:rPr>
+          <w:rFonts w:hint="default" w:asciiTheme="minorAscii" w:hAnsiTheme="minorAscii"/>
+        </w:rPr>
+      </w:pPr>
+    </w:p>
+    <w:p>
+      <w:pPr>
+        <w:rPr>
+          <w:rFonts w:hint="default" w:asciiTheme="minorAscii" w:hAnsiTheme="minorAscii"/>
           <w:b/>
           <w:bCs/>
           <w:sz w:val="22"/>
@@ -825,7 +845,7 @@
       </w:pPr>
       <w:r>
         <w:rPr>
-          <w:rFonts w:hint="default"/>
+          <w:rFonts w:hint="default" w:asciiTheme="minorAscii" w:hAnsiTheme="minorAscii"/>
           <w:b/>
           <w:bCs/>
           <w:sz w:val="22"/>
@@ -838,8 +858,14 @@
       </w:r>
     </w:p>
     <w:p>
-      <w:r>
-        <w:rPr>
+      <w:pPr>
+        <w:rPr>
+          <w:rFonts w:hint="default" w:asciiTheme="minorAscii" w:hAnsiTheme="minorAscii"/>
+        </w:rPr>
+      </w:pPr>
+      <w:r>
+        <w:rPr>
+          <w:rFonts w:hint="default" w:asciiTheme="minorAscii" w:hAnsiTheme="minorAscii"/>
           <w:sz w:val="20"/>
         </w:rPr>
         <mc:AlternateContent>
@@ -923,6 +949,9 @@
         <w:spacing w:line="10" w:lineRule="atLeast"/>
         <w:jc w:val="both"/>
         <w:textAlignment w:val="auto"/>
+        <w:rPr>
+          <w:rFonts w:hint="default" w:asciiTheme="minorAscii" w:hAnsiTheme="minorAscii"/>
+        </w:rPr>
       </w:pPr>
     </w:p>
     <w:p>
@@ -944,14 +973,14 @@
         <w:jc w:val="both"/>
         <w:textAlignment w:val="auto"/>
         <w:rPr>
-          <w:rFonts w:hint="default" w:ascii="Amiri" w:hAnsi="Amiri" w:cs="Amiri"/>
-          <w:sz w:val="20"/>
-          <w:lang w:val="en-US"/>
-        </w:rPr>
-      </w:pPr>
-      <w:r>
-        <w:rPr>
-          <w:rFonts w:hint="default" w:ascii="Amiri" w:hAnsi="Amiri" w:cs="Amiri"/>
+          <w:rFonts w:hint="default" w:cs="Amiri" w:asciiTheme="minorAscii" w:hAnsiTheme="minorAscii"/>
+          <w:sz w:val="20"/>
+          <w:lang w:val="en-US"/>
+        </w:rPr>
+      </w:pPr>
+      <w:r>
+        <w:rPr>
+          <w:rFonts w:hint="default" w:cs="Amiri" w:asciiTheme="minorAscii" w:hAnsiTheme="minorAscii"/>
           <w:sz w:val="20"/>
           <w:lang w:val="en-US"/>
         </w:rPr>
@@ -977,18 +1006,26 @@
         <w:jc w:val="both"/>
         <w:textAlignment w:val="auto"/>
         <w:rPr>
-          <w:rFonts w:hint="default" w:ascii="Amiri" w:hAnsi="Amiri" w:cs="Amiri"/>
-          <w:sz w:val="20"/>
-          <w:lang w:val="en-US"/>
-        </w:rPr>
-      </w:pPr>
-      <w:r>
-        <w:rPr>
-          <w:rFonts w:hint="default" w:ascii="Amiri" w:hAnsi="Amiri" w:cs="Amiri"/>
+          <w:rFonts w:hint="default" w:asciiTheme="minorAscii" w:hAnsiTheme="minorAscii"/>
+          <w:sz w:val="20"/>
+          <w:lang w:val="en-US"/>
+        </w:rPr>
+      </w:pPr>
+      <w:r>
+        <w:rPr>
+          <w:rFonts w:hint="default" w:cs="Amiri" w:asciiTheme="minorAscii" w:hAnsiTheme="minorAscii"/>
           <w:sz w:val="20"/>
           <w:lang w:val="en-US"/>
         </w:rPr>
         <w:t>{/skills}</w:t>
+      </w:r>
+      <w:r>
+        <w:rPr>
+          <w:rFonts w:hint="default" w:asciiTheme="minorAscii" w:hAnsiTheme="minorAscii"/>
+          <w:sz w:val="20"/>
+          <w:lang w:val="en-US"/>
+        </w:rPr>
+        <w:br w:type="column"/>
       </w:r>
     </w:p>
     <w:p>
@@ -1010,45 +1047,14 @@
         <w:jc w:val="both"/>
         <w:textAlignment w:val="auto"/>
         <w:rPr>
-          <w:sz w:val="20"/>
-        </w:rPr>
-      </w:pPr>
-    </w:p>
-    <w:p>
-      <w:pPr>
-        <w:keepNext w:val="0"/>
-        <w:keepLines w:val="0"/>
-        <w:pageBreakBefore w:val="0"/>
-        <w:widowControl/>
-        <w:kinsoku/>
-        <w:wordWrap/>
-        <w:overflowPunct/>
-        <w:topLinePunct w:val="0"/>
-        <w:autoSpaceDE/>
-        <w:autoSpaceDN/>
-        <w:bidi w:val="0"/>
-        <w:adjustRightInd/>
-        <w:snapToGrid/>
-        <w:spacing w:line="4" w:lineRule="atLeast"/>
-        <w:jc w:val="both"/>
-        <w:textAlignment w:val="auto"/>
-        <w:rPr>
-          <w:rFonts w:hint="default"/>
-          <w:sz w:val="20"/>
-          <w:lang w:val="en-US"/>
-        </w:rPr>
-      </w:pPr>
-      <w:r>
-        <w:rPr>
-          <w:rFonts w:hint="default"/>
-          <w:sz w:val="20"/>
-          <w:lang w:val="en-US"/>
-        </w:rPr>
-        <w:br w:type="column"/>
-      </w:r>
-      <w:r>
-        <w:rPr>
-          <w:rFonts w:hint="default"/>
+          <w:rFonts w:hint="default" w:asciiTheme="minorAscii" w:hAnsiTheme="minorAscii"/>
+          <w:sz w:val="20"/>
+          <w:lang w:val="en-US"/>
+        </w:rPr>
+      </w:pPr>
+      <w:r>
+        <w:rPr>
+          <w:rFonts w:hint="default" w:asciiTheme="minorAscii" w:hAnsiTheme="minorAscii"/>
           <w:b/>
           <w:bCs/>
           <w:sz w:val="20"/>
@@ -1076,13 +1082,14 @@
         <w:jc w:val="left"/>
         <w:textAlignment w:val="auto"/>
         <w:rPr>
-          <w:rFonts w:hint="default"/>
-          <w:sz w:val="20"/>
-          <w:lang w:val="en-US"/>
-        </w:rPr>
-      </w:pPr>
-      <w:r>
-        <w:rPr>
+          <w:rFonts w:hint="default" w:asciiTheme="minorAscii" w:hAnsiTheme="minorAscii"/>
+          <w:sz w:val="20"/>
+          <w:lang w:val="en-US"/>
+        </w:rPr>
+      </w:pPr>
+      <w:r>
+        <w:rPr>
+          <w:rFonts w:hint="default" w:asciiTheme="minorAscii" w:hAnsiTheme="minorAscii"/>
           <w:sz w:val="20"/>
         </w:rPr>
         <mc:AlternateContent>
@@ -1168,14 +1175,14 @@
         <w:jc w:val="both"/>
         <w:textAlignment w:val="auto"/>
         <w:rPr>
-          <w:rFonts w:hint="default" w:ascii="Amiri" w:hAnsi="Amiri" w:cs="Amiri"/>
-          <w:sz w:val="20"/>
-          <w:lang w:val="en-US"/>
-        </w:rPr>
-      </w:pPr>
-      <w:r>
-        <w:rPr>
-          <w:rFonts w:hint="default"/>
+          <w:rFonts w:hint="default" w:cs="Amiri" w:asciiTheme="minorAscii" w:hAnsiTheme="minorAscii"/>
+          <w:sz w:val="20"/>
+          <w:lang w:val="en-US"/>
+        </w:rPr>
+      </w:pPr>
+      <w:r>
+        <w:rPr>
+          <w:rFonts w:hint="default" w:asciiTheme="minorAscii" w:hAnsiTheme="minorAscii"/>
           <w:sz w:val="20"/>
           <w:lang w:val="en-US"/>
         </w:rPr>
@@ -1183,7 +1190,7 @@
       </w:r>
       <w:r>
         <w:rPr>
-          <w:rFonts w:hint="default" w:ascii="Amiri" w:hAnsi="Amiri" w:cs="Amiri"/>
+          <w:rFonts w:hint="default" w:cs="Amiri" w:asciiTheme="minorAscii" w:hAnsiTheme="minorAscii"/>
           <w:sz w:val="20"/>
           <w:lang w:val="en-US"/>
         </w:rPr>
@@ -1209,7 +1216,7 @@
         <w:jc w:val="both"/>
         <w:textAlignment w:val="auto"/>
         <w:rPr>
-          <w:rFonts w:hint="default" w:ascii="Amiri" w:hAnsi="Amiri" w:cs="Amiri"/>
+          <w:rFonts w:hint="default" w:cs="Amiri" w:asciiTheme="minorAscii" w:hAnsiTheme="minorAscii"/>
           <w:sz w:val="20"/>
           <w:lang w:val="en-US"/>
         </w:rPr>
@@ -1234,7 +1241,7 @@
         <w:jc w:val="both"/>
         <w:textAlignment w:val="auto"/>
         <w:rPr>
-          <w:rFonts w:hint="default" w:ascii="Amiri" w:hAnsi="Amiri" w:cs="Amiri"/>
+          <w:rFonts w:hint="default" w:cs="Amiri" w:asciiTheme="minorAscii" w:hAnsiTheme="minorAscii"/>
           <w:sz w:val="20"/>
           <w:lang w:val="en-US"/>
         </w:rPr>
@@ -1259,7 +1266,7 @@
         <w:jc w:val="left"/>
         <w:textAlignment w:val="auto"/>
         <w:rPr>
-          <w:rFonts w:hint="default"/>
+          <w:rFonts w:hint="default" w:asciiTheme="minorAscii" w:hAnsiTheme="minorAscii"/>
           <w:b/>
           <w:bCs/>
           <w:sz w:val="20"/>
@@ -1268,7 +1275,7 @@
       </w:pPr>
       <w:r>
         <w:rPr>
-          <w:rFonts w:hint="default"/>
+          <w:rFonts w:hint="default" w:asciiTheme="minorAscii" w:hAnsiTheme="minorAscii"/>
           <w:b/>
           <w:bCs/>
           <w:sz w:val="20"/>
@@ -1296,7 +1303,7 @@
         <w:jc w:val="left"/>
         <w:textAlignment w:val="auto"/>
         <w:rPr>
-          <w:rFonts w:hint="default"/>
+          <w:rFonts w:hint="default" w:asciiTheme="minorAscii" w:hAnsiTheme="minorAscii"/>
           <w:color w:val="767171" w:themeColor="background2" w:themeShade="80"/>
           <w:sz w:val="16"/>
           <w:szCs w:val="16"/>
@@ -1305,7 +1312,7 @@
       </w:pPr>
       <w:r>
         <w:rPr>
-          <w:rFonts w:hint="default"/>
+          <w:rFonts w:hint="default" w:asciiTheme="minorAscii" w:hAnsiTheme="minorAscii"/>
           <w:color w:val="767171" w:themeColor="background2" w:themeShade="80"/>
           <w:sz w:val="16"/>
           <w:szCs w:val="16"/>
@@ -1333,13 +1340,14 @@
         <w:jc w:val="left"/>
         <w:textAlignment w:val="auto"/>
         <w:rPr>
-          <w:rFonts w:hint="default"/>
-          <w:sz w:val="20"/>
-          <w:lang w:val="en-US"/>
-        </w:rPr>
-      </w:pPr>
-      <w:r>
-        <w:rPr>
+          <w:rFonts w:hint="default" w:asciiTheme="minorAscii" w:hAnsiTheme="minorAscii"/>
+          <w:sz w:val="20"/>
+          <w:lang w:val="en-US"/>
+        </w:rPr>
+      </w:pPr>
+      <w:r>
+        <w:rPr>
+          <w:rFonts w:hint="default" w:asciiTheme="minorAscii" w:hAnsiTheme="minorAscii"/>
           <w:sz w:val="20"/>
         </w:rPr>
         <mc:AlternateContent>
@@ -1424,13 +1432,14 @@
         <w:jc w:val="left"/>
         <w:textAlignment w:val="auto"/>
         <w:rPr>
-          <w:rFonts w:hint="default"/>
-          <w:sz w:val="20"/>
-          <w:lang w:val="en-US"/>
-        </w:rPr>
-      </w:pPr>
-      <w:r>
-        <w:rPr>
+          <w:rFonts w:hint="default" w:asciiTheme="minorAscii" w:hAnsiTheme="minorAscii"/>
+          <w:sz w:val="20"/>
+          <w:lang w:val="en-US"/>
+        </w:rPr>
+      </w:pPr>
+      <w:r>
+        <w:rPr>
+          <w:rFonts w:hint="default" w:asciiTheme="minorAscii" w:hAnsiTheme="minorAscii"/>
           <w:sz w:val="20"/>
         </w:rPr>
         <mc:AlternateContent>
@@ -1503,14 +1512,14 @@
                               <w:jc w:val="both"/>
                               <w:textAlignment w:val="auto"/>
                               <w:rPr>
-                                <w:rFonts w:hint="default" w:ascii="Amiri" w:hAnsi="Amiri" w:cs="Amiri"/>
+                                <w:rFonts w:hint="default" w:cs="Amiri" w:asciiTheme="minorAscii" w:hAnsiTheme="minorAscii"/>
                                 <w:sz w:val="20"/>
                                 <w:lang w:val="en-US"/>
                               </w:rPr>
                             </w:pPr>
                             <w:r>
                               <w:rPr>
-                                <w:rFonts w:hint="default" w:ascii="Amiri" w:hAnsi="Amiri" w:cs="Amiri"/>
+                                <w:rFonts w:hint="default" w:cs="Amiri" w:asciiTheme="minorAscii" w:hAnsiTheme="minorAscii"/>
                                 <w:sz w:val="20"/>
                                 <w:lang w:val="en-US"/>
                               </w:rPr>
@@ -1537,7 +1546,7 @@
                               <w:jc w:val="both"/>
                               <w:textAlignment w:val="auto"/>
                               <w:rPr>
-                                <w:rFonts w:hint="default" w:ascii="Amiri" w:hAnsi="Amiri" w:cs="Amiri"/>
+                                <w:rFonts w:hint="default" w:cs="Amiri" w:asciiTheme="minorAscii" w:hAnsiTheme="minorAscii"/>
                                 <w:b/>
                                 <w:bCs/>
                                 <w:sz w:val="20"/>
@@ -1546,7 +1555,7 @@
                             </w:pPr>
                             <w:r>
                               <w:rPr>
-                                <w:rFonts w:hint="default" w:ascii="Amiri" w:hAnsi="Amiri" w:cs="Amiri"/>
+                                <w:rFonts w:hint="default" w:cs="Amiri" w:asciiTheme="minorAscii" w:hAnsiTheme="minorAscii"/>
                                 <w:b/>
                                 <w:bCs/>
                                 <w:sz w:val="20"/>
@@ -1575,14 +1584,14 @@
                               <w:jc w:val="both"/>
                               <w:textAlignment w:val="auto"/>
                               <w:rPr>
-                                <w:rFonts w:hint="default" w:ascii="Amiri" w:hAnsi="Amiri" w:cs="Amiri"/>
+                                <w:rFonts w:hint="default" w:cs="Amiri" w:asciiTheme="minorAscii" w:hAnsiTheme="minorAscii"/>
                                 <w:sz w:val="20"/>
                                 <w:lang w:val="en-US"/>
                               </w:rPr>
                             </w:pPr>
                             <w:r>
                               <w:rPr>
-                                <w:rFonts w:hint="default" w:ascii="Amiri" w:hAnsi="Amiri" w:cs="Amiri"/>
+                                <w:rFonts w:hint="default" w:cs="Amiri" w:asciiTheme="minorAscii" w:hAnsiTheme="minorAscii"/>
                                 <w:sz w:val="20"/>
                                 <w:lang w:val="en-US"/>
                               </w:rPr>
@@ -1590,7 +1599,7 @@
                             </w:r>
                             <w:r>
                               <w:rPr>
-                                <w:rFonts w:hint="default" w:ascii="Amiri" w:hAnsi="Amiri" w:cs="Amiri"/>
+                                <w:rFonts w:hint="default" w:cs="Amiri" w:asciiTheme="minorAscii" w:hAnsiTheme="minorAscii"/>
                                 <w:sz w:val="20"/>
                                 <w:lang w:val="en-US" w:eastAsia="zh-CN"/>
                               </w:rPr>
@@ -1598,7 +1607,7 @@
                             </w:r>
                             <w:r>
                               <w:rPr>
-                                <w:rFonts w:hint="default" w:ascii="Amiri" w:hAnsi="Amiri" w:cs="Amiri"/>
+                                <w:rFonts w:hint="default" w:cs="Amiri" w:asciiTheme="minorAscii" w:hAnsiTheme="minorAscii"/>
                                 <w:sz w:val="20"/>
                                 <w:lang w:val="en-US"/>
                               </w:rPr>
@@ -1625,16 +1634,21 @@
                               <w:jc w:val="both"/>
                               <w:textAlignment w:val="auto"/>
                               <w:rPr>
-                                <w:rFonts w:hint="default" w:ascii="Amiri" w:hAnsi="Amiri" w:cs="Amiri"/>
+                                <w:rFonts w:hint="default" w:cs="Amiri" w:asciiTheme="minorAscii" w:hAnsiTheme="minorAscii"/>
                                 <w:sz w:val="20"/>
                                 <w:lang w:val="en-US"/>
                               </w:rPr>
                             </w:pPr>
                           </w:p>
                           <w:p>
+                            <w:pPr>
+                              <w:rPr>
+                                <w:rFonts w:hint="default" w:asciiTheme="minorAscii" w:hAnsiTheme="minorAscii"/>
+                              </w:rPr>
+                            </w:pPr>
                             <w:r>
                               <w:rPr>
-                                <w:rFonts w:hint="default" w:ascii="Amiri" w:hAnsi="Amiri" w:cs="Amiri"/>
+                                <w:rFonts w:hint="default" w:cs="Amiri" w:asciiTheme="minorAscii" w:hAnsiTheme="minorAscii"/>
                                 <w:sz w:val="20"/>
                                 <w:lang w:val="en-US"/>
                               </w:rPr>
@@ -1680,14 +1694,14 @@
                         <w:jc w:val="both"/>
                         <w:textAlignment w:val="auto"/>
                         <w:rPr>
-                          <w:rFonts w:hint="default" w:ascii="Amiri" w:hAnsi="Amiri" w:cs="Amiri"/>
+                          <w:rFonts w:hint="default" w:cs="Amiri" w:asciiTheme="minorAscii" w:hAnsiTheme="minorAscii"/>
                           <w:sz w:val="20"/>
                           <w:lang w:val="en-US"/>
                         </w:rPr>
                       </w:pPr>
                       <w:r>
                         <w:rPr>
-                          <w:rFonts w:hint="default" w:ascii="Amiri" w:hAnsi="Amiri" w:cs="Amiri"/>
+                          <w:rFonts w:hint="default" w:cs="Amiri" w:asciiTheme="minorAscii" w:hAnsiTheme="minorAscii"/>
                           <w:sz w:val="20"/>
                           <w:lang w:val="en-US"/>
                         </w:rPr>
@@ -1714,7 +1728,7 @@
                         <w:jc w:val="both"/>
                         <w:textAlignment w:val="auto"/>
                         <w:rPr>
-                          <w:rFonts w:hint="default" w:ascii="Amiri" w:hAnsi="Amiri" w:cs="Amiri"/>
+                          <w:rFonts w:hint="default" w:cs="Amiri" w:asciiTheme="minorAscii" w:hAnsiTheme="minorAscii"/>
                           <w:b/>
                           <w:bCs/>
                           <w:sz w:val="20"/>
@@ -1723,7 +1737,7 @@
                       </w:pPr>
                       <w:r>
                         <w:rPr>
-                          <w:rFonts w:hint="default" w:ascii="Amiri" w:hAnsi="Amiri" w:cs="Amiri"/>
+                          <w:rFonts w:hint="default" w:cs="Amiri" w:asciiTheme="minorAscii" w:hAnsiTheme="minorAscii"/>
                           <w:b/>
                           <w:bCs/>
                           <w:sz w:val="20"/>
@@ -1752,14 +1766,14 @@
                         <w:jc w:val="both"/>
                         <w:textAlignment w:val="auto"/>
                         <w:rPr>
-                          <w:rFonts w:hint="default" w:ascii="Amiri" w:hAnsi="Amiri" w:cs="Amiri"/>
+                          <w:rFonts w:hint="default" w:cs="Amiri" w:asciiTheme="minorAscii" w:hAnsiTheme="minorAscii"/>
                           <w:sz w:val="20"/>
                           <w:lang w:val="en-US"/>
                         </w:rPr>
                       </w:pPr>
                       <w:r>
                         <w:rPr>
-                          <w:rFonts w:hint="default" w:ascii="Amiri" w:hAnsi="Amiri" w:cs="Amiri"/>
+                          <w:rFonts w:hint="default" w:cs="Amiri" w:asciiTheme="minorAscii" w:hAnsiTheme="minorAscii"/>
                           <w:sz w:val="20"/>
                           <w:lang w:val="en-US"/>
                         </w:rPr>
@@ -1767,7 +1781,7 @@
                       </w:r>
                       <w:r>
                         <w:rPr>
-                          <w:rFonts w:hint="default" w:ascii="Amiri" w:hAnsi="Amiri" w:cs="Amiri"/>
+                          <w:rFonts w:hint="default" w:cs="Amiri" w:asciiTheme="minorAscii" w:hAnsiTheme="minorAscii"/>
                           <w:sz w:val="20"/>
                           <w:lang w:val="en-US" w:eastAsia="zh-CN"/>
                         </w:rPr>
@@ -1775,7 +1789,7 @@
                       </w:r>
                       <w:r>
                         <w:rPr>
-                          <w:rFonts w:hint="default" w:ascii="Amiri" w:hAnsi="Amiri" w:cs="Amiri"/>
+                          <w:rFonts w:hint="default" w:cs="Amiri" w:asciiTheme="minorAscii" w:hAnsiTheme="minorAscii"/>
                           <w:sz w:val="20"/>
                           <w:lang w:val="en-US"/>
                         </w:rPr>
@@ -1802,16 +1816,21 @@
                         <w:jc w:val="both"/>
                         <w:textAlignment w:val="auto"/>
                         <w:rPr>
-                          <w:rFonts w:hint="default" w:ascii="Amiri" w:hAnsi="Amiri" w:cs="Amiri"/>
+                          <w:rFonts w:hint="default" w:cs="Amiri" w:asciiTheme="minorAscii" w:hAnsiTheme="minorAscii"/>
                           <w:sz w:val="20"/>
                           <w:lang w:val="en-US"/>
                         </w:rPr>
                       </w:pPr>
                     </w:p>
                     <w:p>
+                      <w:pPr>
+                        <w:rPr>
+                          <w:rFonts w:hint="default" w:asciiTheme="minorAscii" w:hAnsiTheme="minorAscii"/>
+                        </w:rPr>
+                      </w:pPr>
                       <w:r>
                         <w:rPr>
-                          <w:rFonts w:hint="default" w:ascii="Amiri" w:hAnsi="Amiri" w:cs="Amiri"/>
+                          <w:rFonts w:hint="default" w:cs="Amiri" w:asciiTheme="minorAscii" w:hAnsiTheme="minorAscii"/>
                           <w:sz w:val="20"/>
                           <w:lang w:val="en-US"/>
                         </w:rPr>
@@ -1828,6 +1847,7 @@
       </w:r>
       <w:r>
         <w:rPr>
+          <w:rFonts w:hint="default" w:asciiTheme="minorAscii" w:hAnsiTheme="minorAscii"/>
           <w:sz w:val="20"/>
         </w:rPr>
         <mc:AlternateContent>
@@ -1900,14 +1920,14 @@
                               <w:jc w:val="both"/>
                               <w:textAlignment w:val="auto"/>
                               <w:rPr>
-                                <w:rFonts w:hint="default" w:ascii="Amiri" w:hAnsi="Amiri" w:cs="Amiri"/>
+                                <w:rFonts w:hint="default" w:cs="Amiri" w:asciiTheme="minorAscii" w:hAnsiTheme="minorAscii"/>
                                 <w:sz w:val="20"/>
                                 <w:lang w:val="en-US"/>
                               </w:rPr>
                             </w:pPr>
                             <w:r>
                               <w:rPr>
-                                <w:rFonts w:hint="default" w:ascii="Amiri" w:hAnsi="Amiri" w:cs="Amiri"/>
+                                <w:rFonts w:hint="default" w:cs="Amiri" w:asciiTheme="minorAscii" w:hAnsiTheme="minorAscii"/>
                                 <w:sz w:val="20"/>
                                 <w:lang w:val="en-US"/>
                               </w:rPr>
@@ -1934,7 +1954,7 @@
                               <w:jc w:val="both"/>
                               <w:textAlignment w:val="auto"/>
                               <w:rPr>
-                                <w:rFonts w:hint="default" w:ascii="Amiri" w:hAnsi="Amiri" w:cs="Amiri"/>
+                                <w:rFonts w:hint="default" w:cs="Amiri" w:asciiTheme="minorAscii" w:hAnsiTheme="minorAscii"/>
                                 <w:b/>
                                 <w:bCs/>
                                 <w:sz w:val="20"/>
@@ -1943,7 +1963,7 @@
                             </w:pPr>
                             <w:r>
                               <w:rPr>
-                                <w:rFonts w:hint="default" w:ascii="Amiri" w:hAnsi="Amiri" w:cs="Amiri"/>
+                                <w:rFonts w:hint="default" w:cs="Amiri" w:asciiTheme="minorAscii" w:hAnsiTheme="minorAscii"/>
                                 <w:b/>
                                 <w:bCs/>
                                 <w:sz w:val="20"/>
@@ -1972,14 +1992,14 @@
                               <w:jc w:val="both"/>
                               <w:textAlignment w:val="auto"/>
                               <w:rPr>
-                                <w:rFonts w:hint="default" w:ascii="Amiri" w:hAnsi="Amiri" w:cs="Amiri"/>
+                                <w:rFonts w:hint="default" w:cs="Amiri" w:asciiTheme="minorAscii" w:hAnsiTheme="minorAscii"/>
                                 <w:sz w:val="20"/>
                                 <w:lang w:val="en-US"/>
                               </w:rPr>
                             </w:pPr>
                             <w:r>
                               <w:rPr>
-                                <w:rFonts w:hint="default" w:ascii="Amiri" w:hAnsi="Amiri" w:cs="Amiri"/>
+                                <w:rFonts w:hint="default" w:cs="Amiri" w:asciiTheme="minorAscii" w:hAnsiTheme="minorAscii"/>
                                 <w:sz w:val="20"/>
                                 <w:lang w:val="en-US"/>
                               </w:rPr>
@@ -1987,7 +2007,7 @@
                             </w:r>
                             <w:r>
                               <w:rPr>
-                                <w:rFonts w:hint="default" w:ascii="Amiri" w:hAnsi="Amiri" w:cs="Amiri"/>
+                                <w:rFonts w:hint="default" w:cs="Amiri" w:asciiTheme="minorAscii" w:hAnsiTheme="minorAscii"/>
                                 <w:sz w:val="20"/>
                                 <w:lang w:val="en-US" w:eastAsia="zh-CN"/>
                               </w:rPr>
@@ -1995,7 +2015,7 @@
                             </w:r>
                             <w:r>
                               <w:rPr>
-                                <w:rFonts w:hint="default" w:ascii="Amiri" w:hAnsi="Amiri" w:cs="Amiri"/>
+                                <w:rFonts w:hint="default" w:cs="Amiri" w:asciiTheme="minorAscii" w:hAnsiTheme="minorAscii"/>
                                 <w:sz w:val="20"/>
                                 <w:lang w:val="en-US"/>
                               </w:rPr>
@@ -2022,16 +2042,21 @@
                               <w:jc w:val="both"/>
                               <w:textAlignment w:val="auto"/>
                               <w:rPr>
-                                <w:rFonts w:hint="default" w:ascii="Amiri" w:hAnsi="Amiri" w:cs="Amiri"/>
+                                <w:rFonts w:hint="default" w:cs="Amiri" w:asciiTheme="minorAscii" w:hAnsiTheme="minorAscii"/>
                                 <w:sz w:val="20"/>
                                 <w:lang w:val="en-US"/>
                               </w:rPr>
                             </w:pPr>
                           </w:p>
                           <w:p>
+                            <w:pPr>
+                              <w:rPr>
+                                <w:rFonts w:hint="default" w:asciiTheme="minorAscii" w:hAnsiTheme="minorAscii"/>
+                              </w:rPr>
+                            </w:pPr>
                             <w:r>
                               <w:rPr>
-                                <w:rFonts w:hint="default" w:ascii="Amiri" w:hAnsi="Amiri" w:cs="Amiri"/>
+                                <w:rFonts w:hint="default" w:cs="Amiri" w:asciiTheme="minorAscii" w:hAnsiTheme="minorAscii"/>
                                 <w:sz w:val="20"/>
                                 <w:lang w:val="en-US"/>
                               </w:rPr>
@@ -2077,14 +2102,14 @@
                         <w:jc w:val="both"/>
                         <w:textAlignment w:val="auto"/>
                         <w:rPr>
-                          <w:rFonts w:hint="default" w:ascii="Amiri" w:hAnsi="Amiri" w:cs="Amiri"/>
+                          <w:rFonts w:hint="default" w:cs="Amiri" w:asciiTheme="minorAscii" w:hAnsiTheme="minorAscii"/>
                           <w:sz w:val="20"/>
                           <w:lang w:val="en-US"/>
                         </w:rPr>
                       </w:pPr>
                       <w:r>
                         <w:rPr>
-                          <w:rFonts w:hint="default" w:ascii="Amiri" w:hAnsi="Amiri" w:cs="Amiri"/>
+                          <w:rFonts w:hint="default" w:cs="Amiri" w:asciiTheme="minorAscii" w:hAnsiTheme="minorAscii"/>
                           <w:sz w:val="20"/>
                           <w:lang w:val="en-US"/>
                         </w:rPr>
@@ -2111,7 +2136,7 @@
                         <w:jc w:val="both"/>
                         <w:textAlignment w:val="auto"/>
                         <w:rPr>
-                          <w:rFonts w:hint="default" w:ascii="Amiri" w:hAnsi="Amiri" w:cs="Amiri"/>
+                          <w:rFonts w:hint="default" w:cs="Amiri" w:asciiTheme="minorAscii" w:hAnsiTheme="minorAscii"/>
                           <w:b/>
                           <w:bCs/>
                           <w:sz w:val="20"/>
@@ -2120,7 +2145,7 @@
                       </w:pPr>
                       <w:r>
                         <w:rPr>
-                          <w:rFonts w:hint="default" w:ascii="Amiri" w:hAnsi="Amiri" w:cs="Amiri"/>
+                          <w:rFonts w:hint="default" w:cs="Amiri" w:asciiTheme="minorAscii" w:hAnsiTheme="minorAscii"/>
                           <w:b/>
                           <w:bCs/>
                           <w:sz w:val="20"/>
@@ -2149,14 +2174,14 @@
                         <w:jc w:val="both"/>
                         <w:textAlignment w:val="auto"/>
                         <w:rPr>
-                          <w:rFonts w:hint="default" w:ascii="Amiri" w:hAnsi="Amiri" w:cs="Amiri"/>
+                          <w:rFonts w:hint="default" w:cs="Amiri" w:asciiTheme="minorAscii" w:hAnsiTheme="minorAscii"/>
                           <w:sz w:val="20"/>
                           <w:lang w:val="en-US"/>
                         </w:rPr>
                       </w:pPr>
                       <w:r>
                         <w:rPr>
-                          <w:rFonts w:hint="default" w:ascii="Amiri" w:hAnsi="Amiri" w:cs="Amiri"/>
+                          <w:rFonts w:hint="default" w:cs="Amiri" w:asciiTheme="minorAscii" w:hAnsiTheme="minorAscii"/>
                           <w:sz w:val="20"/>
                           <w:lang w:val="en-US"/>
                         </w:rPr>
@@ -2164,7 +2189,7 @@
                       </w:r>
                       <w:r>
                         <w:rPr>
-                          <w:rFonts w:hint="default" w:ascii="Amiri" w:hAnsi="Amiri" w:cs="Amiri"/>
+                          <w:rFonts w:hint="default" w:cs="Amiri" w:asciiTheme="minorAscii" w:hAnsiTheme="minorAscii"/>
                           <w:sz w:val="20"/>
                           <w:lang w:val="en-US" w:eastAsia="zh-CN"/>
                         </w:rPr>
@@ -2172,7 +2197,7 @@
                       </w:r>
                       <w:r>
                         <w:rPr>
-                          <w:rFonts w:hint="default" w:ascii="Amiri" w:hAnsi="Amiri" w:cs="Amiri"/>
+                          <w:rFonts w:hint="default" w:cs="Amiri" w:asciiTheme="minorAscii" w:hAnsiTheme="minorAscii"/>
                           <w:sz w:val="20"/>
                           <w:lang w:val="en-US"/>
                         </w:rPr>
@@ -2199,16 +2224,21 @@
                         <w:jc w:val="both"/>
                         <w:textAlignment w:val="auto"/>
                         <w:rPr>
-                          <w:rFonts w:hint="default" w:ascii="Amiri" w:hAnsi="Amiri" w:cs="Amiri"/>
+                          <w:rFonts w:hint="default" w:cs="Amiri" w:asciiTheme="minorAscii" w:hAnsiTheme="minorAscii"/>
                           <w:sz w:val="20"/>
                           <w:lang w:val="en-US"/>
                         </w:rPr>
                       </w:pPr>
                     </w:p>
                     <w:p>
+                      <w:pPr>
+                        <w:rPr>
+                          <w:rFonts w:hint="default" w:asciiTheme="minorAscii" w:hAnsiTheme="minorAscii"/>
+                        </w:rPr>
+                      </w:pPr>
                       <w:r>
                         <w:rPr>
-                          <w:rFonts w:hint="default" w:ascii="Amiri" w:hAnsi="Amiri" w:cs="Amiri"/>
+                          <w:rFonts w:hint="default" w:cs="Amiri" w:asciiTheme="minorAscii" w:hAnsiTheme="minorAscii"/>
                           <w:sz w:val="20"/>
                           <w:lang w:val="en-US"/>
                         </w:rPr>
@@ -2243,7 +2273,7 @@
         <w:jc w:val="left"/>
         <w:textAlignment w:val="auto"/>
         <w:rPr>
-          <w:rFonts w:hint="default"/>
+          <w:rFonts w:hint="default" w:asciiTheme="minorAscii" w:hAnsiTheme="minorAscii"/>
           <w:b/>
           <w:bCs/>
           <w:sz w:val="20"/>
@@ -2252,7 +2282,7 @@
       </w:pPr>
       <w:r>
         <w:rPr>
-          <w:rFonts w:hint="default"/>
+          <w:rFonts w:hint="default" w:asciiTheme="minorAscii" w:hAnsiTheme="minorAscii"/>
           <w:b/>
           <w:bCs/>
           <w:sz w:val="20"/>
@@ -2280,13 +2310,14 @@
         <w:jc w:val="left"/>
         <w:textAlignment w:val="auto"/>
         <w:rPr>
-          <w:rFonts w:hint="default"/>
-          <w:sz w:val="20"/>
-          <w:lang w:val="en-US"/>
-        </w:rPr>
-      </w:pPr>
-      <w:r>
-        <w:rPr>
+          <w:rFonts w:hint="default" w:asciiTheme="minorAscii" w:hAnsiTheme="minorAscii"/>
+          <w:sz w:val="20"/>
+          <w:lang w:val="en-US"/>
+        </w:rPr>
+      </w:pPr>
+      <w:r>
+        <w:rPr>
+          <w:rFonts w:hint="default" w:asciiTheme="minorAscii" w:hAnsiTheme="minorAscii"/>
           <w:sz w:val="20"/>
         </w:rPr>
         <mc:AlternateContent>
@@ -2371,14 +2402,14 @@
         <w:jc w:val="both"/>
         <w:textAlignment w:val="auto"/>
         <w:rPr>
-          <w:rFonts w:hint="default"/>
-          <w:sz w:val="20"/>
-          <w:lang w:val="en-US"/>
-        </w:rPr>
-      </w:pPr>
-      <w:r>
-        <w:rPr>
-          <w:rFonts w:hint="default"/>
+          <w:rFonts w:hint="default" w:asciiTheme="minorAscii" w:hAnsiTheme="minorAscii"/>
+          <w:sz w:val="20"/>
+          <w:lang w:val="en-US"/>
+        </w:rPr>
+      </w:pPr>
+      <w:r>
+        <w:rPr>
+          <w:rFonts w:hint="default" w:asciiTheme="minorAscii" w:hAnsiTheme="minorAscii"/>
           <w:sz w:val="20"/>
           <w:lang w:val="en-US"/>
         </w:rPr>
@@ -2404,7 +2435,7 @@
         <w:jc w:val="both"/>
         <w:textAlignment w:val="auto"/>
         <w:rPr>
-          <w:rFonts w:hint="default" w:ascii="Berenis ADF Pro" w:hAnsi="Berenis ADF Pro" w:cs="Berenis ADF Pro"/>
+          <w:rFonts w:hint="default" w:cs="Berenis ADF Pro" w:asciiTheme="minorAscii" w:hAnsiTheme="minorAscii"/>
           <w:b/>
           <w:bCs/>
           <w:sz w:val="20"/>
@@ -2413,7 +2444,7 @@
       </w:pPr>
       <w:r>
         <w:rPr>
-          <w:rFonts w:hint="default" w:ascii="Berenis ADF Pro" w:hAnsi="Berenis ADF Pro" w:cs="Berenis ADF Pro"/>
+          <w:rFonts w:hint="default" w:cs="Berenis ADF Pro" w:asciiTheme="minorAscii" w:hAnsiTheme="minorAscii"/>
           <w:b/>
           <w:bCs/>
           <w:sz w:val="20"/>
@@ -2441,7 +2472,7 @@
         <w:jc w:val="both"/>
         <w:textAlignment w:val="auto"/>
         <w:rPr>
-          <w:rFonts w:hint="default" w:ascii="EB Garamond SC 12" w:hAnsi="EB Garamond SC 12" w:cs="EB Garamond SC 12"/>
+          <w:rFonts w:hint="default" w:cs="EB Garamond SC 12" w:asciiTheme="minorAscii" w:hAnsiTheme="minorAscii"/>
           <w:b/>
           <w:bCs/>
           <w:sz w:val="20"/>
@@ -2450,7 +2481,7 @@
       </w:pPr>
       <w:r>
         <w:rPr>
-          <w:rFonts w:hint="default" w:ascii="EB Garamond SC 12" w:hAnsi="EB Garamond SC 12" w:cs="EB Garamond SC 12"/>
+          <w:rFonts w:hint="default" w:cs="EB Garamond SC 12" w:asciiTheme="minorAscii" w:hAnsiTheme="minorAscii"/>
           <w:b/>
           <w:bCs/>
           <w:sz w:val="20"/>
@@ -2478,7 +2509,7 @@
         <w:jc w:val="both"/>
         <w:textAlignment w:val="auto"/>
         <w:rPr>
-          <w:rFonts w:hint="default" w:ascii="EB Garamond SC 12" w:hAnsi="EB Garamond SC 12" w:cs="EB Garamond SC 12"/>
+          <w:rFonts w:hint="default" w:cs="EB Garamond SC 12" w:asciiTheme="minorAscii" w:hAnsiTheme="minorAscii"/>
           <w:b w:val="0"/>
           <w:bCs w:val="0"/>
           <w:sz w:val="20"/>
@@ -2487,7 +2518,7 @@
       </w:pPr>
       <w:r>
         <w:rPr>
-          <w:rFonts w:hint="default" w:ascii="EB Garamond SC 12" w:hAnsi="EB Garamond SC 12" w:cs="EB Garamond SC 12"/>
+          <w:rFonts w:hint="default" w:cs="EB Garamond SC 12" w:asciiTheme="minorAscii" w:hAnsiTheme="minorAscii"/>
           <w:b w:val="0"/>
           <w:bCs w:val="0"/>
           <w:sz w:val="20"/>
@@ -2515,7 +2546,7 @@
         <w:jc w:val="both"/>
         <w:textAlignment w:val="auto"/>
         <w:rPr>
-          <w:rFonts w:hint="default" w:ascii="EB Garamond SC 12" w:hAnsi="EB Garamond SC 12" w:cs="EB Garamond SC 12"/>
+          <w:rFonts w:hint="default" w:cs="EB Garamond SC 12" w:asciiTheme="minorAscii" w:hAnsiTheme="minorAscii"/>
           <w:b w:val="0"/>
           <w:bCs w:val="0"/>
           <w:sz w:val="20"/>
@@ -2524,7 +2555,7 @@
       </w:pPr>
       <w:r>
         <w:rPr>
-          <w:rFonts w:hint="default" w:ascii="EB Garamond SC 12" w:hAnsi="EB Garamond SC 12" w:cs="EB Garamond SC 12"/>
+          <w:rFonts w:hint="default" w:cs="EB Garamond SC 12" w:asciiTheme="minorAscii" w:hAnsiTheme="minorAscii"/>
           <w:b w:val="0"/>
           <w:bCs w:val="0"/>
           <w:sz w:val="20"/>
@@ -2552,14 +2583,14 @@
         <w:jc w:val="both"/>
         <w:textAlignment w:val="auto"/>
         <w:rPr>
-          <w:rFonts w:hint="default"/>
-          <w:sz w:val="20"/>
-          <w:lang w:val="en-US"/>
-        </w:rPr>
-      </w:pPr>
-      <w:r>
-        <w:rPr>
-          <w:rFonts w:hint="default"/>
+          <w:rFonts w:hint="default" w:asciiTheme="minorAscii" w:hAnsiTheme="minorAscii"/>
+          <w:sz w:val="20"/>
+          <w:lang w:val="en-US"/>
+        </w:rPr>
+      </w:pPr>
+      <w:r>
+        <w:rPr>
+          <w:rFonts w:hint="default" w:asciiTheme="minorAscii" w:hAnsiTheme="minorAscii"/>
           <w:sz w:val="20"/>
           <w:lang w:val="en-US"/>
         </w:rPr>
@@ -2569,14 +2600,33 @@
     <w:p>
       <w:pPr>
         <w:rPr>
-          <w:rFonts w:hint="default"/>
-          <w:sz w:val="20"/>
-          <w:lang w:val="en-US"/>
-        </w:rPr>
-      </w:pPr>
-      <w:r>
-        <w:rPr>
-          <w:rFonts w:hint="default"/>
+          <w:rFonts w:hint="default" w:asciiTheme="minorAscii" w:hAnsiTheme="minorAscii"/>
+          <w:sz w:val="20"/>
+          <w:lang w:val="en-US"/>
+        </w:rPr>
+      </w:pPr>
+      <w:r>
+        <w:rPr>
+          <w:rFonts w:hint="default" w:asciiTheme="minorAscii" w:hAnsiTheme="minorAscii"/>
+          <w:sz w:val="20"/>
+          <w:lang w:val="en-US"/>
+        </w:rPr>
+        <w:br w:type="page"/>
+      </w:r>
+    </w:p>
+    <w:p>
+      <w:pPr>
+        <w:rPr>
+          <w:rFonts w:hint="default" w:asciiTheme="minorAscii" w:hAnsiTheme="minorAscii"/>
+          <w:sz w:val="20"/>
+          <w:lang w:val="en-US"/>
+        </w:rPr>
+      </w:pPr>
+      <w:bookmarkStart w:id="0" w:name="_GoBack"/>
+      <w:bookmarkEnd w:id="0"/>
+      <w:r>
+        <w:rPr>
+          <w:rFonts w:hint="default" w:asciiTheme="minorAscii" w:hAnsiTheme="minorAscii"/>
           <w:sz w:val="20"/>
           <w:lang w:val="en-US"/>
         </w:rPr>
@@ -2602,7 +2652,7 @@
         <w:jc w:val="both"/>
         <w:textAlignment w:val="auto"/>
         <w:rPr>
-          <w:rFonts w:hint="default"/>
+          <w:rFonts w:hint="default" w:asciiTheme="minorAscii" w:hAnsiTheme="minorAscii"/>
           <w:sz w:val="20"/>
           <w:lang w:val="en-US"/>
         </w:rPr>
@@ -2636,7 +2686,7 @@
         <w:jc w:val="both"/>
         <w:textAlignment w:val="auto"/>
         <w:rPr>
-          <w:rFonts w:hint="default"/>
+          <w:rFonts w:hint="default" w:asciiTheme="minorAscii" w:hAnsiTheme="minorAscii"/>
           <w:sz w:val="20"/>
           <w:lang w:val="en-US"/>
         </w:rPr>
@@ -2661,14 +2711,14 @@
         <w:jc w:val="left"/>
         <w:textAlignment w:val="auto"/>
         <w:rPr>
-          <w:rFonts w:hint="default"/>
-          <w:sz w:val="20"/>
-          <w:lang w:val="en-US"/>
-        </w:rPr>
-      </w:pPr>
-      <w:r>
-        <w:rPr>
-          <w:rFonts w:hint="default"/>
+          <w:rFonts w:hint="default" w:asciiTheme="minorAscii" w:hAnsiTheme="minorAscii"/>
+          <w:sz w:val="20"/>
+          <w:lang w:val="en-US"/>
+        </w:rPr>
+      </w:pPr>
+      <w:r>
+        <w:rPr>
+          <w:rFonts w:hint="default" w:asciiTheme="minorAscii" w:hAnsiTheme="minorAscii"/>
           <w:b/>
           <w:bCs/>
           <w:sz w:val="20"/>
@@ -2676,11 +2726,9 @@
         </w:rPr>
         <w:t>Detailed Professional Career</w:t>
       </w:r>
-      <w:bookmarkStart w:id="0" w:name="_GoBack"/>
-      <w:bookmarkEnd w:id="0"/>
-      <w:r>
-        <w:rPr>
-          <w:rFonts w:hint="default"/>
+      <w:r>
+        <w:rPr>
+          <w:rFonts w:hint="default" w:asciiTheme="minorAscii" w:hAnsiTheme="minorAscii"/>
           <w:sz w:val="20"/>
           <w:lang w:val="en-US"/>
         </w:rPr>
@@ -2706,13 +2754,14 @@
         <w:jc w:val="left"/>
         <w:textAlignment w:val="auto"/>
         <w:rPr>
-          <w:rFonts w:hint="default"/>
-          <w:sz w:val="20"/>
-          <w:lang w:val="en-US"/>
-        </w:rPr>
-      </w:pPr>
-      <w:r>
-        <w:rPr>
+          <w:rFonts w:hint="default" w:asciiTheme="minorAscii" w:hAnsiTheme="minorAscii"/>
+          <w:sz w:val="20"/>
+          <w:lang w:val="en-US"/>
+        </w:rPr>
+      </w:pPr>
+      <w:r>
+        <w:rPr>
+          <w:rFonts w:hint="default" w:asciiTheme="minorAscii" w:hAnsiTheme="minorAscii"/>
           <w:sz w:val="20"/>
         </w:rPr>
         <mc:AlternateContent>
@@ -2797,7 +2846,7 @@
         <w:jc w:val="left"/>
         <w:textAlignment w:val="auto"/>
         <w:rPr>
-          <w:rFonts w:hint="default"/>
+          <w:rFonts w:hint="default" w:asciiTheme="minorAscii" w:hAnsiTheme="minorAscii"/>
           <w:sz w:val="20"/>
           <w:lang w:val="en-US"/>
         </w:rPr>
@@ -2822,14 +2871,14 @@
         <w:jc w:val="both"/>
         <w:textAlignment w:val="auto"/>
         <w:rPr>
-          <w:rFonts w:hint="default" w:ascii="Amiri" w:hAnsi="Amiri" w:cs="Amiri"/>
-          <w:sz w:val="20"/>
-          <w:lang w:val="en-US"/>
-        </w:rPr>
-      </w:pPr>
-      <w:r>
-        <w:rPr>
-          <w:rFonts w:hint="default" w:ascii="Amiri" w:hAnsi="Amiri" w:cs="Amiri"/>
+          <w:rFonts w:hint="default" w:cs="Amiri" w:asciiTheme="minorAscii" w:hAnsiTheme="minorAscii"/>
+          <w:sz w:val="20"/>
+          <w:lang w:val="en-US"/>
+        </w:rPr>
+      </w:pPr>
+      <w:r>
+        <w:rPr>
+          <w:rFonts w:hint="default" w:cs="Amiri" w:asciiTheme="minorAscii" w:hAnsiTheme="minorAscii"/>
           <w:sz w:val="20"/>
           <w:lang w:val="en-US"/>
         </w:rPr>
@@ -2856,7 +2905,7 @@
         <w:jc w:val="both"/>
         <w:textAlignment w:val="auto"/>
         <w:rPr>
-          <w:rFonts w:hint="default" w:ascii="Amiri" w:hAnsi="Amiri" w:cs="Amiri"/>
+          <w:rFonts w:hint="default" w:cs="Amiri" w:asciiTheme="minorAscii" w:hAnsiTheme="minorAscii"/>
           <w:b/>
           <w:bCs/>
           <w:sz w:val="20"/>
@@ -2865,7 +2914,7 @@
       </w:pPr>
       <w:r>
         <w:rPr>
-          <w:rFonts w:hint="default" w:ascii="Amiri" w:hAnsi="Amiri" w:cs="Amiri"/>
+          <w:rFonts w:hint="default" w:cs="Amiri" w:asciiTheme="minorAscii" w:hAnsiTheme="minorAscii"/>
           <w:b/>
           <w:bCs/>
           <w:sz w:val="20"/>
@@ -2894,7 +2943,7 @@
         <w:jc w:val="both"/>
         <w:textAlignment w:val="auto"/>
         <w:rPr>
-          <w:rFonts w:hint="default" w:ascii="Amiri" w:hAnsi="Amiri" w:cs="Amiri"/>
+          <w:rFonts w:hint="default" w:cs="Amiri" w:asciiTheme="minorAscii" w:hAnsiTheme="minorAscii"/>
           <w:b/>
           <w:bCs/>
           <w:sz w:val="20"/>
@@ -2903,7 +2952,7 @@
       </w:pPr>
       <w:r>
         <w:rPr>
-          <w:rFonts w:hint="default" w:ascii="Amiri" w:hAnsi="Amiri" w:cs="Amiri"/>
+          <w:rFonts w:hint="default" w:cs="Amiri" w:asciiTheme="minorAscii" w:hAnsiTheme="minorAscii"/>
           <w:b/>
           <w:bCs/>
           <w:sz w:val="20"/>
@@ -2913,7 +2962,7 @@
       </w:r>
       <w:r>
         <w:rPr>
-          <w:rFonts w:hint="default" w:ascii="Amiri" w:hAnsi="Amiri" w:cs="Amiri"/>
+          <w:rFonts w:hint="default" w:cs="Amiri" w:asciiTheme="minorAscii" w:hAnsiTheme="minorAscii"/>
           <w:b/>
           <w:bCs/>
           <w:sz w:val="20"/>
@@ -2923,7 +2972,7 @@
       </w:r>
       <w:r>
         <w:rPr>
-          <w:rFonts w:hint="default" w:ascii="Amiri" w:hAnsi="Amiri" w:cs="Amiri"/>
+          <w:rFonts w:hint="default" w:cs="Amiri" w:asciiTheme="minorAscii" w:hAnsiTheme="minorAscii"/>
           <w:b/>
           <w:bCs/>
           <w:sz w:val="20"/>
@@ -2952,14 +3001,14 @@
         <w:jc w:val="both"/>
         <w:textAlignment w:val="auto"/>
         <w:rPr>
-          <w:rFonts w:hint="default" w:ascii="Amiri" w:hAnsi="Amiri" w:cs="Amiri"/>
-          <w:sz w:val="20"/>
-          <w:lang w:val="en-US"/>
-        </w:rPr>
-      </w:pPr>
-      <w:r>
-        <w:rPr>
-          <w:rFonts w:hint="default" w:ascii="Amiri" w:hAnsi="Amiri" w:cs="Amiri"/>
+          <w:rFonts w:hint="default" w:cs="Amiri" w:asciiTheme="minorAscii" w:hAnsiTheme="minorAscii"/>
+          <w:sz w:val="20"/>
+          <w:lang w:val="en-US"/>
+        </w:rPr>
+      </w:pPr>
+      <w:r>
+        <w:rPr>
+          <w:rFonts w:hint="default" w:cs="Amiri" w:asciiTheme="minorAscii" w:hAnsiTheme="minorAscii"/>
           <w:sz w:val="20"/>
           <w:lang w:val="en-US"/>
         </w:rPr>
@@ -2986,16 +3035,21 @@
         <w:jc w:val="both"/>
         <w:textAlignment w:val="auto"/>
         <w:rPr>
-          <w:rFonts w:hint="default" w:ascii="Amiri" w:hAnsi="Amiri" w:cs="Amiri"/>
-          <w:sz w:val="20"/>
-          <w:lang w:val="en-US"/>
-        </w:rPr>
-      </w:pPr>
-    </w:p>
-    <w:p>
-      <w:r>
-        <w:rPr>
-          <w:rFonts w:hint="default" w:ascii="Amiri" w:hAnsi="Amiri" w:cs="Amiri"/>
+          <w:rFonts w:hint="default" w:cs="Amiri" w:asciiTheme="minorAscii" w:hAnsiTheme="minorAscii"/>
+          <w:sz w:val="20"/>
+          <w:lang w:val="en-US"/>
+        </w:rPr>
+      </w:pPr>
+    </w:p>
+    <w:p>
+      <w:pPr>
+        <w:rPr>
+          <w:rFonts w:hint="default" w:asciiTheme="minorAscii" w:hAnsiTheme="minorAscii"/>
+        </w:rPr>
+      </w:pPr>
+      <w:r>
+        <w:rPr>
+          <w:rFonts w:hint="default" w:cs="Amiri" w:asciiTheme="minorAscii" w:hAnsiTheme="minorAscii"/>
           <w:sz w:val="20"/>
           <w:lang w:val="en-US"/>
         </w:rPr>
@@ -3021,7 +3075,7 @@
         <w:jc w:val="left"/>
         <w:textAlignment w:val="auto"/>
         <w:rPr>
-          <w:rFonts w:hint="default"/>
+          <w:rFonts w:hint="default" w:asciiTheme="minorAscii" w:hAnsiTheme="minorAscii"/>
           <w:sz w:val="20"/>
           <w:lang w:val="en-US"/>
         </w:rPr>

--- a/public/CVTemplateFull.docx
+++ b/public/CVTemplateFull.docx
@@ -2622,8 +2622,6 @@
           <w:lang w:val="en-US"/>
         </w:rPr>
       </w:pPr>
-      <w:bookmarkStart w:id="0" w:name="_GoBack"/>
-      <w:bookmarkEnd w:id="0"/>
       <w:r>
         <w:rPr>
           <w:rFonts w:hint="default" w:asciiTheme="minorAscii" w:hAnsiTheme="minorAscii"/>
@@ -2958,7 +2956,7 @@
           <w:sz w:val="20"/>
           <w:lang w:val="en-US"/>
         </w:rPr>
-        <w:t>@{</w:t>
+        <w:t>@ {</w:t>
       </w:r>
       <w:r>
         <w:rPr>
@@ -3013,6 +3011,86 @@
           <w:lang w:val="en-US"/>
         </w:rPr>
         <w:t>{role}</w:t>
+      </w:r>
+    </w:p>
+    <w:p>
+      <w:pPr>
+        <w:keepNext w:val="0"/>
+        <w:keepLines w:val="0"/>
+        <w:pageBreakBefore w:val="0"/>
+        <w:widowControl/>
+        <w:kinsoku/>
+        <w:wordWrap/>
+        <w:overflowPunct/>
+        <w:topLinePunct w:val="0"/>
+        <w:autoSpaceDE/>
+        <w:autoSpaceDN/>
+        <w:bidi w:val="0"/>
+        <w:adjustRightInd/>
+        <w:snapToGrid/>
+        <w:spacing w:line="4" w:lineRule="atLeast"/>
+        <w:ind w:left="200" w:leftChars="100" w:firstLine="0" w:firstLineChars="0"/>
+        <w:jc w:val="both"/>
+        <w:textAlignment w:val="auto"/>
+        <w:rPr>
+          <w:rFonts w:hint="default" w:cs="Amiri" w:asciiTheme="minorAscii" w:hAnsiTheme="minorAscii"/>
+          <w:sz w:val="20"/>
+          <w:lang w:val="en-US"/>
+        </w:rPr>
+      </w:pPr>
+    </w:p>
+    <w:p>
+      <w:pPr>
+        <w:keepNext w:val="0"/>
+        <w:keepLines w:val="0"/>
+        <w:pageBreakBefore w:val="0"/>
+        <w:widowControl/>
+        <w:kinsoku/>
+        <w:wordWrap/>
+        <w:overflowPunct/>
+        <w:topLinePunct w:val="0"/>
+        <w:autoSpaceDE/>
+        <w:autoSpaceDN/>
+        <w:bidi w:val="0"/>
+        <w:adjustRightInd/>
+        <w:snapToGrid/>
+        <w:spacing w:line="4" w:lineRule="atLeast"/>
+        <w:ind w:left="200" w:leftChars="100" w:firstLine="0" w:firstLineChars="0"/>
+        <w:jc w:val="both"/>
+        <w:textAlignment w:val="auto"/>
+        <w:rPr>
+          <w:rFonts w:hint="default" w:cs="Amiri" w:asciiTheme="minorAscii" w:hAnsiTheme="minorAscii"/>
+          <w:sz w:val="20"/>
+          <w:lang w:val="en-US"/>
+        </w:rPr>
+      </w:pPr>
+      <w:bookmarkStart w:id="0" w:name="_GoBack"/>
+      <w:bookmarkEnd w:id="0"/>
+      <w:r>
+        <w:rPr>
+          <w:rFonts w:hint="default" w:cs="Amiri" w:asciiTheme="minorAscii" w:hAnsiTheme="minorAscii"/>
+          <w:sz w:val="20"/>
+          <w:lang w:val="en-US"/>
+        </w:rPr>
+        <w:t xml:space="preserve">{#skills} </w:t>
+      </w:r>
+      <w:r>
+        <w:rPr>
+          <w:rFonts w:hint="default" w:cs="Amiri" w:asciiTheme="minorAscii" w:hAnsiTheme="minorAscii"/>
+          <w:b/>
+          <w:bCs/>
+          <w:sz w:val="20"/>
+          <w:lang w:val="en-US"/>
+        </w:rPr>
+        <w:t>{skill}</w:t>
+      </w:r>
+      <w:r>
+        <w:rPr>
+          <w:rFonts w:hint="default" w:cs="Amiri" w:asciiTheme="minorAscii" w:hAnsiTheme="minorAscii"/>
+          <w:sz w:val="20"/>
+          <w:lang w:val="en-US"/>
+        </w:rPr>
+        <w:t xml:space="preserve">  {/skills}</w:t>
       </w:r>
     </w:p>
     <w:p>

--- a/public/CVTemplateFull.docx
+++ b/public/CVTemplateFull.docx
@@ -11,17 +11,31 @@
           <w:lang w:val="en-US"/>
         </w:rPr>
       </w:pPr>
-      <w:r>
-        <w:rPr>
-          <w:rFonts w:hint="default" w:asciiTheme="minorAscii" w:hAnsiTheme="minorAscii"/>
+    </w:p>
+    <w:p>
+      <w:pPr>
+        <w:ind w:left="0" w:leftChars="0" w:firstLine="0" w:firstLineChars="0"/>
+        <w:rPr>
+          <w:rFonts w:hint="default" w:asciiTheme="minorAscii" w:hAnsiTheme="minorAscii"/>
+          <w:sz w:val="28"/>
+          <w:szCs w:val="28"/>
+          <w:vertAlign w:val="baseline"/>
+          <w:lang w:val="en-US"/>
+        </w:rPr>
+      </w:pPr>
+      <w:r>
+        <w:rPr>
+          <w:rFonts w:hint="default" w:asciiTheme="minorAscii" w:hAnsiTheme="minorAscii"/>
+          <w:sz w:val="28"/>
+          <w:szCs w:val="28"/>
           <w:vertAlign w:val="baseline"/>
           <w:lang w:val="en-US"/>
         </w:rPr>
         <w:drawing>
           <wp:inline distT="0" distB="0" distL="114300" distR="114300">
-            <wp:extent cx="2025015" cy="1637665"/>
-            <wp:effectExtent l="9525" t="9525" r="22860" b="10160"/>
-            <wp:docPr id="3" name="Picture 3" descr="walid-removebg-preview"/>
+            <wp:extent cx="2023110" cy="1810385"/>
+            <wp:effectExtent l="25400" t="25400" r="85090" b="84455"/>
+            <wp:docPr id="3" name="Picture 3" descr="20250720_005501(2)"/>
             <wp:cNvGraphicFramePr>
               <a:graphicFrameLocks xmlns:a="http://schemas.openxmlformats.org/drawingml/2006/main" noChangeAspect="1"/>
             </wp:cNvGraphicFramePr>
@@ -29,14 +43,14 @@
               <a:graphicData uri="http://schemas.openxmlformats.org/drawingml/2006/picture">
                 <pic:pic xmlns:pic="http://schemas.openxmlformats.org/drawingml/2006/picture">
                   <pic:nvPicPr>
-                    <pic:cNvPr id="3" name="Picture 3" descr="walid-removebg-preview"/>
+                    <pic:cNvPr id="3" name="Picture 3" descr="20250720_005501(2)"/>
                     <pic:cNvPicPr>
                       <a:picLocks noChangeAspect="1"/>
                     </pic:cNvPicPr>
                   </pic:nvPicPr>
                   <pic:blipFill>
                     <a:blip r:embed="rId4">
-                      <a:lum bright="24000"/>
+                      <a:lum bright="12000"/>
                     </a:blip>
                     <a:stretch>
                       <a:fillRect/>
@@ -45,19 +59,25 @@
                   <pic:spPr>
                     <a:xfrm>
                       <a:off x="0" y="0"/>
-                      <a:ext cx="2025015" cy="1637665"/>
+                      <a:ext cx="2023110" cy="1810385"/>
                     </a:xfrm>
-                    <a:prstGeom prst="ellipse">
+                    <a:prstGeom prst="flowChartConnector">
                       <a:avLst/>
                     </a:prstGeom>
                     <a:ln>
                       <a:solidFill>
-                        <a:schemeClr val="accent1">
-                          <a:lumMod val="20000"/>
-                          <a:lumOff val="80000"/>
+                        <a:schemeClr val="bg1">
+                          <a:lumMod val="75000"/>
                         </a:schemeClr>
                       </a:solidFill>
                     </a:ln>
+                    <a:effectLst>
+                      <a:outerShdw blurRad="50800" dist="38100" dir="2700000" algn="tl" rotWithShape="0">
+                        <a:prstClr val="black">
+                          <a:alpha val="40000"/>
+                        </a:prstClr>
+                      </a:outerShdw>
+                    </a:effectLst>
                   </pic:spPr>
                 </pic:pic>
               </a:graphicData>
@@ -65,18 +85,6 @@
           </wp:inline>
         </w:drawing>
       </w:r>
-    </w:p>
-    <w:p>
-      <w:pPr>
-        <w:ind w:left="0" w:leftChars="0" w:firstLine="0" w:firstLineChars="0"/>
-        <w:rPr>
-          <w:rFonts w:hint="default" w:asciiTheme="minorAscii" w:hAnsiTheme="minorAscii"/>
-          <w:sz w:val="28"/>
-          <w:szCs w:val="28"/>
-          <w:vertAlign w:val="baseline"/>
-          <w:lang w:val="en-US"/>
-        </w:rPr>
-      </w:pPr>
     </w:p>
     <w:p>
       <w:pPr>
@@ -2613,6 +2621,8 @@
         </w:rPr>
         <w:br w:type="page"/>
       </w:r>
+      <w:bookmarkStart w:id="0" w:name="_GoBack"/>
+      <w:bookmarkEnd w:id="0"/>
     </w:p>
     <w:p>
       <w:pPr>
@@ -3064,8 +3074,6 @@
           <w:lang w:val="en-US"/>
         </w:rPr>
       </w:pPr>
-      <w:bookmarkStart w:id="0" w:name="_GoBack"/>
-      <w:bookmarkEnd w:id="0"/>
       <w:r>
         <w:rPr>
           <w:rFonts w:hint="default" w:cs="Amiri" w:asciiTheme="minorAscii" w:hAnsiTheme="minorAscii"/>

--- a/public/CVTemplateFull.docx
+++ b/public/CVTemplateFull.docx
@@ -431,7 +431,19 @@
           <w:szCs w:val="24"/>
           <w:lang w:val="en-US" w:eastAsia="zh-CN" w:bidi="ar"/>
         </w:rPr>
-        <w:t>walid.khail@gmail.com</w:t>
+        <w:t>walid.khial</w:t>
+      </w:r>
+      <w:bookmarkStart w:id="0" w:name="_GoBack"/>
+      <w:bookmarkEnd w:id="0"/>
+      <w:r>
+        <w:rPr>
+          <w:rFonts w:hint="default" w:eastAsia="SimSun" w:cs="Amiri" w:asciiTheme="minorAscii" w:hAnsiTheme="minorAscii"/>
+          <w:kern w:val="0"/>
+          <w:sz w:val="24"/>
+          <w:szCs w:val="24"/>
+          <w:lang w:val="en-US" w:eastAsia="zh-CN" w:bidi="ar"/>
+        </w:rPr>
+        <w:t>@gmail.com</w:t>
       </w:r>
     </w:p>
     <w:p>
@@ -2621,8 +2633,6 @@
         </w:rPr>
         <w:br w:type="page"/>
       </w:r>
-      <w:bookmarkStart w:id="0" w:name="_GoBack"/>
-      <w:bookmarkEnd w:id="0"/>
     </w:p>
     <w:p>
       <w:pPr>

--- a/public/CVTemplateFull.docx
+++ b/public/CVTemplateFull.docx
@@ -1,22 +1,39 @@
 
 <file path=word/document.xml><?xml version="1.0" encoding="utf-8"?>
-<w:document xmlns:wpc="http://schemas.microsoft.com/office/word/2010/wordprocessingCanvas" xmlns:mc="http://schemas.openxmlformats.org/markup-compatibility/2006" xmlns:o="urn:schemas-microsoft-com:office:office" xmlns:r="http://schemas.openxmlformats.org/officeDocument/2006/relationships" xmlns:m="http://schemas.openxmlformats.org/officeDocument/2006/math" xmlns:v="urn:schemas-microsoft-com:vml" xmlns:wp14="http://schemas.microsoft.com/office/word/2010/wordprocessingDrawing" xmlns:wp="http://schemas.openxmlformats.org/drawingml/2006/wordprocessingDrawing" xmlns:w="http://schemas.openxmlformats.org/wordprocessingml/2006/main" xmlns:w14="http://schemas.microsoft.com/office/word/2010/wordml" xmlns:w10="urn:schemas-microsoft-com:office:word" xmlns:w15="http://schemas.microsoft.com/office/word/2012/wordml" xmlns:wpg="http://schemas.microsoft.com/office/word/2010/wordprocessingGroup" xmlns:wpi="http://schemas.microsoft.com/office/word/2010/wordprocessingInk" xmlns:wne="http://schemas.microsoft.com/office/word/2006/wordml" xmlns:wps="http://schemas.microsoft.com/office/word/2010/wordprocessingShape" xmlns:wpsCustomData="http://www.wps.cn/officeDocument/2013/wpsCustomData" mc:Ignorable="w14 w15 wp14">
+<w:document xmlns:o="urn:schemas-microsoft-com:office:office" xmlns:r="http://schemas.openxmlformats.org/officeDocument/2006/relationships" xmlns:v="urn:schemas-microsoft-com:vml" xmlns:w="http://schemas.openxmlformats.org/wordprocessingml/2006/main" xmlns:w10="urn:schemas-microsoft-com:office:word" xmlns:wp="http://schemas.openxmlformats.org/drawingml/2006/wordprocessingDrawing" xmlns:pic="http://schemas.openxmlformats.org/drawingml/2006/picture" xmlns:wps="http://schemas.microsoft.com/office/word/2010/wordprocessingShape" xmlns:wpg="http://schemas.microsoft.com/office/word/2010/wordprocessingGroup" xmlns:mc="http://schemas.openxmlformats.org/markup-compatibility/2006" xmlns:wp14="http://schemas.microsoft.com/office/word/2010/wordprocessingDrawing" xmlns:w14="http://schemas.microsoft.com/office/word/2010/wordml" xmlns:w15="http://schemas.microsoft.com/office/word/2012/wordml" mc:Ignorable="w14 wp14 w15">
   <w:body>
     <w:p>
       <w:pPr>
-        <w:ind w:left="0" w:leftChars="0" w:firstLine="0" w:firstLineChars="0"/>
-        <w:rPr>
-          <w:rFonts w:hint="default" w:asciiTheme="minorAscii" w:hAnsiTheme="minorAscii"/>
+        <w:pStyle w:val="Normal"/>
+        <w:ind w:hanging="0" w:left="0"/>
+        <w:rPr>
+          <w:rFonts w:ascii="Calibri" w:hAnsi="Calibri" w:asciiTheme="minorAscii" w:hAnsiTheme="minorAscii"/>
+          <w:position w:val="0"/>
+          <w:sz w:val="20"/>
+          <w:sz w:val="20"/>
           <w:vertAlign w:val="baseline"/>
           <w:lang w:val="en-US"/>
         </w:rPr>
       </w:pPr>
-    </w:p>
-    <w:p>
-      <w:pPr>
-        <w:ind w:left="0" w:leftChars="0" w:firstLine="0" w:firstLineChars="0"/>
-        <w:rPr>
-          <w:rFonts w:hint="default" w:asciiTheme="minorAscii" w:hAnsiTheme="minorAscii"/>
+      <w:r>
+        <w:rPr>
+          <w:rFonts w:asciiTheme="minorAscii" w:hAnsiTheme="minorAscii"/>
+          <w:position w:val="0"/>
+          <w:sz w:val="20"/>
+          <w:sz w:val="20"/>
+          <w:vertAlign w:val="baseline"/>
+          <w:lang w:val="en-US"/>
+        </w:rPr>
+      </w:r>
+    </w:p>
+    <w:p>
+      <w:pPr>
+        <w:pStyle w:val="Normal"/>
+        <w:ind w:hanging="0" w:left="0"/>
+        <w:rPr>
+          <w:rFonts w:ascii="Calibri" w:hAnsi="Calibri" w:asciiTheme="minorAscii" w:hAnsiTheme="minorAscii"/>
+          <w:position w:val="0"/>
+          <w:sz w:val="28"/>
           <w:sz w:val="28"/>
           <w:szCs w:val="28"/>
           <w:vertAlign w:val="baseline"/>
@@ -25,72 +42,24 @@
       </w:pPr>
       <w:r>
         <w:rPr>
-          <w:rFonts w:hint="default" w:asciiTheme="minorAscii" w:hAnsiTheme="minorAscii"/>
+          <w:rFonts w:asciiTheme="minorAscii" w:hAnsiTheme="minorAscii"/>
+          <w:position w:val="0"/>
+          <w:sz w:val="28"/>
           <w:sz w:val="28"/>
           <w:szCs w:val="28"/>
           <w:vertAlign w:val="baseline"/>
           <w:lang w:val="en-US"/>
         </w:rPr>
-        <w:drawing>
-          <wp:inline distT="0" distB="0" distL="114300" distR="114300">
-            <wp:extent cx="2023110" cy="1810385"/>
-            <wp:effectExtent l="25400" t="25400" r="85090" b="84455"/>
-            <wp:docPr id="3" name="Picture 3" descr="20250720_005501(2)"/>
-            <wp:cNvGraphicFramePr>
-              <a:graphicFrameLocks xmlns:a="http://schemas.openxmlformats.org/drawingml/2006/main" noChangeAspect="1"/>
-            </wp:cNvGraphicFramePr>
-            <a:graphic xmlns:a="http://schemas.openxmlformats.org/drawingml/2006/main">
-              <a:graphicData uri="http://schemas.openxmlformats.org/drawingml/2006/picture">
-                <pic:pic xmlns:pic="http://schemas.openxmlformats.org/drawingml/2006/picture">
-                  <pic:nvPicPr>
-                    <pic:cNvPr id="3" name="Picture 3" descr="20250720_005501(2)"/>
-                    <pic:cNvPicPr>
-                      <a:picLocks noChangeAspect="1"/>
-                    </pic:cNvPicPr>
-                  </pic:nvPicPr>
-                  <pic:blipFill>
-                    <a:blip r:embed="rId4">
-                      <a:lum bright="12000"/>
-                    </a:blip>
-                    <a:stretch>
-                      <a:fillRect/>
-                    </a:stretch>
-                  </pic:blipFill>
-                  <pic:spPr>
-                    <a:xfrm>
-                      <a:off x="0" y="0"/>
-                      <a:ext cx="2023110" cy="1810385"/>
-                    </a:xfrm>
-                    <a:prstGeom prst="flowChartConnector">
-                      <a:avLst/>
-                    </a:prstGeom>
-                    <a:ln>
-                      <a:solidFill>
-                        <a:schemeClr val="bg1">
-                          <a:lumMod val="75000"/>
-                        </a:schemeClr>
-                      </a:solidFill>
-                    </a:ln>
-                    <a:effectLst>
-                      <a:outerShdw blurRad="50800" dist="38100" dir="2700000" algn="tl" rotWithShape="0">
-                        <a:prstClr val="black">
-                          <a:alpha val="40000"/>
-                        </a:prstClr>
-                      </a:outerShdw>
-                    </a:effectLst>
-                  </pic:spPr>
-                </pic:pic>
-              </a:graphicData>
-            </a:graphic>
-          </wp:inline>
-        </w:drawing>
-      </w:r>
-    </w:p>
-    <w:p>
-      <w:pPr>
-        <w:ind w:left="0" w:leftChars="0" w:firstLine="0" w:firstLineChars="0"/>
-        <w:rPr>
-          <w:rFonts w:hint="default" w:asciiTheme="minorAscii" w:hAnsiTheme="minorAscii"/>
+      </w:r>
+    </w:p>
+    <w:p>
+      <w:pPr>
+        <w:pStyle w:val="Normal"/>
+        <w:ind w:hanging="0" w:left="0"/>
+        <w:rPr>
+          <w:rFonts w:ascii="Calibri" w:hAnsi="Calibri" w:asciiTheme="minorAscii" w:hAnsiTheme="minorAscii"/>
+          <w:position w:val="0"/>
+          <w:sz w:val="28"/>
           <w:sz w:val="28"/>
           <w:szCs w:val="28"/>
           <w:vertAlign w:val="baseline"/>
@@ -99,7 +68,9 @@
       </w:pPr>
       <w:r>
         <w:rPr>
-          <w:rFonts w:hint="default" w:asciiTheme="minorAscii" w:hAnsiTheme="minorAscii"/>
+          <w:rFonts w:asciiTheme="minorAscii" w:hAnsiTheme="minorAscii"/>
+          <w:position w:val="0"/>
+          <w:sz w:val="28"/>
           <w:sz w:val="28"/>
           <w:szCs w:val="28"/>
           <w:vertAlign w:val="baseline"/>
@@ -110,24 +81,21 @@
     </w:p>
     <w:p>
       <w:pPr>
-        <w:keepNext w:val="0"/>
-        <w:keepLines w:val="0"/>
-        <w:pageBreakBefore w:val="0"/>
+        <w:pStyle w:val="Normal"/>
+        <w:keepNext w:val="false"/>
+        <w:keepLines w:val="false"/>
+        <w:pageBreakBefore w:val="false"/>
         <w:widowControl/>
-        <w:kinsoku/>
-        <w:wordWrap/>
-        <w:overflowPunct/>
-        <w:topLinePunct w:val="0"/>
-        <w:autoSpaceDE/>
-        <w:autoSpaceDN/>
+        <w:overflowPunct w:val="false"/>
         <w:bidi w:val="0"/>
-        <w:adjustRightInd/>
-        <w:snapToGrid/>
-        <w:spacing w:line="168" w:lineRule="auto"/>
-        <w:ind w:left="0" w:leftChars="0" w:firstLine="0" w:firstLineChars="0"/>
+        <w:snapToGrid w:val="true"/>
+        <w:spacing w:lineRule="auto" w:line="168"/>
+        <w:ind w:hanging="0" w:left="0"/>
         <w:textAlignment w:val="auto"/>
         <w:rPr>
-          <w:rFonts w:hint="default" w:cs="Amiri" w:asciiTheme="minorAscii" w:hAnsiTheme="minorAscii"/>
+          <w:rFonts w:ascii="Calibri" w:hAnsi="Calibri" w:cs="Amiri" w:asciiTheme="minorAscii" w:hAnsiTheme="minorAscii"/>
+          <w:position w:val="0"/>
+          <w:sz w:val="21"/>
           <w:sz w:val="21"/>
           <w:szCs w:val="21"/>
           <w:vertAlign w:val="baseline"/>
@@ -136,7 +104,9 @@
       </w:pPr>
       <w:r>
         <w:rPr>
-          <w:rFonts w:hint="default" w:cs="Amiri" w:asciiTheme="minorAscii" w:hAnsiTheme="minorAscii"/>
+          <w:rFonts w:cs="Amiri"/>
+          <w:position w:val="0"/>
+          <w:sz w:val="21"/>
           <w:sz w:val="21"/>
           <w:szCs w:val="21"/>
           <w:vertAlign w:val="baseline"/>
@@ -147,30 +117,64 @@
     </w:p>
     <w:p>
       <w:pPr>
-        <w:rPr>
-          <w:rFonts w:hint="default" w:asciiTheme="minorAscii" w:hAnsiTheme="minorAscii"/>
+        <w:pStyle w:val="Normal"/>
+        <w:rPr>
+          <w:rFonts w:ascii="Calibri" w:hAnsi="Calibri" w:asciiTheme="minorAscii" w:hAnsiTheme="minorAscii"/>
+          <w:position w:val="0"/>
+          <w:sz w:val="20"/>
+          <w:sz w:val="20"/>
           <w:u w:val="single"/>
           <w:vertAlign w:val="baseline"/>
           <w:lang w:val="en-US"/>
         </w:rPr>
       </w:pPr>
-    </w:p>
-    <w:p>
-      <w:pPr>
-        <w:rPr>
-          <w:rFonts w:hint="default" w:asciiTheme="minorAscii" w:hAnsiTheme="minorAscii"/>
+      <w:r>
+        <w:rPr>
+          <w:rFonts w:asciiTheme="minorAscii" w:hAnsiTheme="minorAscii"/>
+          <w:position w:val="0"/>
+          <w:sz w:val="20"/>
+          <w:sz w:val="20"/>
           <w:u w:val="single"/>
           <w:vertAlign w:val="baseline"/>
           <w:lang w:val="en-US"/>
         </w:rPr>
-      </w:pPr>
-    </w:p>
-    <w:p>
-      <w:pPr>
-        <w:rPr>
-          <w:rFonts w:hint="default" w:asciiTheme="minorAscii" w:hAnsiTheme="minorAscii"/>
+      </w:r>
+    </w:p>
+    <w:p>
+      <w:pPr>
+        <w:pStyle w:val="Normal"/>
+        <w:rPr>
+          <w:rFonts w:ascii="Calibri" w:hAnsi="Calibri" w:asciiTheme="minorAscii" w:hAnsiTheme="minorAscii"/>
+          <w:position w:val="0"/>
+          <w:sz w:val="20"/>
+          <w:sz w:val="20"/>
+          <w:u w:val="single"/>
+          <w:vertAlign w:val="baseline"/>
+          <w:lang w:val="en-US"/>
+        </w:rPr>
+      </w:pPr>
+      <w:r>
+        <w:rPr>
+          <w:rFonts w:asciiTheme="minorAscii" w:hAnsiTheme="minorAscii"/>
+          <w:position w:val="0"/>
+          <w:sz w:val="20"/>
+          <w:sz w:val="20"/>
+          <w:u w:val="single"/>
+          <w:vertAlign w:val="baseline"/>
+          <w:lang w:val="en-US"/>
+        </w:rPr>
+      </w:r>
+    </w:p>
+    <w:p>
+      <w:pPr>
+        <w:pStyle w:val="Normal"/>
+        <w:rPr>
+          <w:rFonts w:ascii="Calibri" w:hAnsi="Calibri" w:asciiTheme="minorAscii" w:hAnsiTheme="minorAscii"/>
           <w:b/>
           <w:bCs/>
+          <w:position w:val="0"/>
+          <w:sz w:val="20"/>
+          <w:sz w:val="20"/>
           <w:u w:val="none"/>
           <w:vertAlign w:val="baseline"/>
           <w:lang w:val="en-US"/>
@@ -178,9 +182,12 @@
       </w:pPr>
       <w:r>
         <w:rPr>
-          <w:rFonts w:hint="default" w:asciiTheme="minorAscii" w:hAnsiTheme="minorAscii"/>
+          <w:rFonts w:asciiTheme="minorAscii" w:hAnsiTheme="minorAscii"/>
           <w:b/>
           <w:bCs/>
+          <w:position w:val="0"/>
+          <w:sz w:val="20"/>
+          <w:sz w:val="20"/>
           <w:u w:val="none"/>
           <w:vertAlign w:val="baseline"/>
           <w:lang w:val="en-US"/>
@@ -190,8 +197,12 @@
     </w:p>
     <w:p>
       <w:pPr>
-        <w:rPr>
-          <w:rFonts w:hint="default" w:asciiTheme="minorAscii" w:hAnsiTheme="minorAscii"/>
+        <w:pStyle w:val="Normal"/>
+        <w:rPr>
+          <w:rFonts w:ascii="Calibri" w:hAnsi="Calibri" w:asciiTheme="minorAscii" w:hAnsiTheme="minorAscii"/>
+          <w:position w:val="0"/>
+          <w:sz w:val="20"/>
+          <w:sz w:val="20"/>
           <w:u w:val="none"/>
           <w:vertAlign w:val="baseline"/>
           <w:lang w:val="en-US"/>
@@ -199,13 +210,18 @@
       </w:pPr>
       <w:r>
         <w:rPr>
-          <w:rFonts w:hint="default" w:asciiTheme="minorAscii" w:hAnsiTheme="minorAscii"/>
-          <w:sz w:val="20"/>
+          <w:rFonts w:asciiTheme="minorAscii" w:hAnsiTheme="minorAscii"/>
+          <w:position w:val="0"/>
+          <w:sz w:val="20"/>
+          <w:sz w:val="20"/>
+          <w:u w:val="none"/>
+          <w:vertAlign w:val="baseline"/>
+          <w:lang w:val="en-US"/>
         </w:rPr>
         <mc:AlternateContent>
           <mc:Choice Requires="wps">
             <w:drawing>
-              <wp:anchor distT="0" distB="0" distL="114300" distR="114300" simplePos="0" relativeHeight="251659264" behindDoc="0" locked="0" layoutInCell="1" allowOverlap="1">
+              <wp:anchor behindDoc="0" distT="9525" distB="9525" distL="635" distR="635" simplePos="0" locked="0" layoutInCell="1" allowOverlap="1" relativeHeight="5">
                 <wp:simplePos x="0" y="0"/>
                 <wp:positionH relativeFrom="column">
                   <wp:posOffset>19050</wp:posOffset>
@@ -214,22 +230,26 @@
                   <wp:posOffset>45720</wp:posOffset>
                 </wp:positionV>
                 <wp:extent cx="2044700" cy="6985"/>
-                <wp:effectExtent l="0" t="0" r="0" b="0"/>
+                <wp:effectExtent l="635" t="9525" r="635" b="9525"/>
                 <wp:wrapNone/>
-                <wp:docPr id="12" name="Straight Connector 12"/>
-                <wp:cNvGraphicFramePr/>
+                <wp:docPr id="1" name="Straight Connector 12"/>
                 <a:graphic xmlns:a="http://schemas.openxmlformats.org/drawingml/2006/main">
                   <a:graphicData uri="http://schemas.microsoft.com/office/word/2010/wordprocessingShape">
                     <wps:wsp>
-                      <wps:cNvCnPr/>
+                      <wps:cNvSpPr/>
                       <wps:spPr>
                         <a:xfrm>
-                          <a:off x="259080" y="3630295"/>
-                          <a:ext cx="2044700" cy="6985"/>
+                          <a:off x="0" y="0"/>
+                          <a:ext cx="2044800" cy="6840"/>
                         </a:xfrm>
                         <a:prstGeom prst="line">
                           <a:avLst/>
                         </a:prstGeom>
+                        <a:ln>
+                          <a:solidFill>
+                            <a:srgbClr val="000000"/>
+                          </a:solidFill>
+                        </a:ln>
                       </wps:spPr>
                       <wps:style>
                         <a:lnRef idx="3">
@@ -241,9 +261,7 @@
                         <a:effectRef idx="2">
                           <a:schemeClr val="dk1"/>
                         </a:effectRef>
-                        <a:fontRef idx="minor">
-                          <a:schemeClr val="tx1"/>
-                        </a:fontRef>
+                        <a:fontRef idx="minor"/>
                       </wps:style>
                       <wps:bodyPr/>
                     </wps:wsp>
@@ -254,11 +272,10 @@
           </mc:Choice>
           <mc:Fallback>
             <w:pict>
-              <v:line id="_x0000_s1026" o:spid="_x0000_s1026" o:spt="20" style="position:absolute;left:0pt;margin-left:1.5pt;margin-top:3.6pt;height:0.55pt;width:161pt;z-index:251659264;mso-width-relative:page;mso-height-relative:page;" filled="f" stroked="t" coordsize="21600,21600" o:gfxdata="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">
-                <v:fill on="f" focussize="0,0"/>
-                <v:stroke weight="1.5pt" color="#000000 [3200]" miterlimit="8" joinstyle="miter"/>
-                <v:imagedata o:title=""/>
-                <o:lock v:ext="edit" aspectratio="f"/>
+              <v:line id="shape_0" from="1.5pt,3.6pt" to="162.45pt,4.1pt" ID="Straight Connector 12" stroked="t" o:allowincell="f" style="position:absolute">
+                <v:stroke color="black" weight="19080" joinstyle="miter" endcap="flat"/>
+                <v:fill o:detectmouseclick="t" on="false"/>
+                <w10:wrap type="none"/>
               </v:line>
             </w:pict>
           </mc:Fallback>
@@ -267,30 +284,24 @@
     </w:p>
     <w:p>
       <w:pPr>
-        <w:keepNext w:val="0"/>
-        <w:keepLines w:val="0"/>
+        <w:pStyle w:val="Normal"/>
+        <w:keepNext w:val="false"/>
+        <w:keepLines w:val="false"/>
         <w:widowControl/>
         <w:suppressLineNumbers w:val="0"/>
-        <w:ind w:left="400" w:leftChars="200" w:firstLine="0" w:firstLineChars="0"/>
+        <w:ind w:hanging="0" w:left="400"/>
         <w:jc w:val="left"/>
         <w:rPr>
-          <w:rFonts w:hint="default" w:eastAsia="SimSun" w:cs="Amiri" w:asciiTheme="minorAscii" w:hAnsiTheme="minorAscii"/>
+          <w:rFonts w:ascii="Calibri" w:hAnsi="Calibri" w:eastAsia="SimSun" w:cs="Amiri" w:asciiTheme="minorAscii" w:hAnsiTheme="minorAscii"/>
           <w:kern w:val="0"/>
           <w:sz w:val="24"/>
           <w:szCs w:val="24"/>
-          <w:lang w:val="en-US" w:eastAsia="zh-CN" w:bidi="ar"/>
-        </w:rPr>
-      </w:pPr>
-      <w:r>
-        <w:rPr>
-          <w:rFonts w:hint="default" w:eastAsia="SimSun" w:cs="SimSun" w:asciiTheme="minorAscii" w:hAnsiTheme="minorAscii"/>
-          <w:kern w:val="0"/>
-          <w:sz w:val="24"/>
-          <w:szCs w:val="24"/>
-          <w:lang w:val="en-US" w:eastAsia="zh-CN" w:bidi="ar"/>
-        </w:rPr>
+          <w:lang w:val="en-US" w:eastAsia="zh-CN" w:bidi="ar-SA"/>
+        </w:rPr>
+      </w:pPr>
+      <w:r>
         <w:drawing>
-          <wp:anchor distT="0" distB="0" distL="114300" distR="114300" simplePos="0" relativeHeight="251668480" behindDoc="1" locked="0" layoutInCell="1" allowOverlap="1">
+          <wp:anchor behindDoc="1" distT="0" distB="0" distL="0" distR="0" simplePos="0" locked="0" layoutInCell="1" allowOverlap="1" relativeHeight="4">
             <wp:simplePos x="0" y="0"/>
             <wp:positionH relativeFrom="column">
               <wp:posOffset>0</wp:posOffset>
@@ -299,9 +310,9 @@
               <wp:posOffset>36830</wp:posOffset>
             </wp:positionV>
             <wp:extent cx="157480" cy="157480"/>
-            <wp:effectExtent l="0" t="0" r="13970" b="13970"/>
+            <wp:effectExtent l="0" t="0" r="0" b="0"/>
             <wp:wrapNone/>
-            <wp:docPr id="46" name="Picture 5" descr="IMG_256"/>
+            <wp:docPr id="2" name="Picture 5" descr="IMG_256"/>
             <wp:cNvGraphicFramePr>
               <a:graphicFrameLocks xmlns:a="http://schemas.openxmlformats.org/drawingml/2006/main" noChangeAspect="1"/>
             </wp:cNvGraphicFramePr>
@@ -309,18 +320,18 @@
               <a:graphicData uri="http://schemas.openxmlformats.org/drawingml/2006/picture">
                 <pic:pic xmlns:pic="http://schemas.openxmlformats.org/drawingml/2006/picture">
                   <pic:nvPicPr>
-                    <pic:cNvPr id="46" name="Picture 5" descr="IMG_256"/>
+                    <pic:cNvPr id="2" name="Picture 5" descr="IMG_256"/>
                     <pic:cNvPicPr>
-                      <a:picLocks noChangeAspect="1"/>
+                      <a:picLocks noChangeAspect="1" noChangeArrowheads="1"/>
                     </pic:cNvPicPr>
                   </pic:nvPicPr>
                   <pic:blipFill>
-                    <a:blip r:embed="rId5"/>
+                    <a:blip r:embed="rId2"/>
                     <a:stretch>
                       <a:fillRect/>
                     </a:stretch>
                   </pic:blipFill>
-                  <pic:spPr>
+                  <pic:spPr bwMode="auto">
                     <a:xfrm>
                       <a:off x="0" y="0"/>
                       <a:ext cx="157480" cy="157480"/>
@@ -329,9 +340,6 @@
                       <a:avLst/>
                     </a:prstGeom>
                     <a:noFill/>
-                    <a:ln w="9525">
-                      <a:noFill/>
-                    </a:ln>
                   </pic:spPr>
                 </pic:pic>
               </a:graphicData>
@@ -341,40 +349,34 @@
       </w:r>
       <w:r>
         <w:rPr>
-          <w:rFonts w:hint="default" w:eastAsia="SimSun" w:cs="Amiri" w:asciiTheme="minorAscii" w:hAnsiTheme="minorAscii"/>
+          <w:rFonts w:eastAsia="SimSun" w:cs="Amiri"/>
           <w:kern w:val="0"/>
           <w:sz w:val="24"/>
           <w:szCs w:val="24"/>
-          <w:lang w:val="en-US" w:eastAsia="zh-CN" w:bidi="ar"/>
+          <w:lang w:val="en-US" w:eastAsia="zh-CN" w:bidi="ar-SA"/>
         </w:rPr>
         <w:t>oualidkhial.me</w:t>
       </w:r>
     </w:p>
     <w:p>
       <w:pPr>
-        <w:keepNext w:val="0"/>
-        <w:keepLines w:val="0"/>
+        <w:pStyle w:val="Normal"/>
+        <w:keepNext w:val="false"/>
+        <w:keepLines w:val="false"/>
         <w:widowControl/>
         <w:suppressLineNumbers w:val="0"/>
-        <w:ind w:left="400" w:leftChars="200" w:firstLine="0" w:firstLineChars="0"/>
+        <w:ind w:hanging="0" w:left="400"/>
         <w:jc w:val="left"/>
         <w:rPr>
-          <w:rFonts w:hint="default" w:cs="Amiri" w:asciiTheme="minorAscii" w:hAnsiTheme="minorAscii"/>
+          <w:rFonts w:ascii="Calibri" w:hAnsi="Calibri" w:cs="Amiri" w:asciiTheme="minorAscii" w:hAnsiTheme="minorAscii"/>
           <w:sz w:val="24"/>
           <w:szCs w:val="24"/>
           <w:lang w:val="en-US"/>
         </w:rPr>
       </w:pPr>
       <w:r>
-        <w:rPr>
-          <w:rFonts w:hint="default" w:eastAsia="SimSun" w:cs="Amiri" w:asciiTheme="minorAscii" w:hAnsiTheme="minorAscii"/>
-          <w:kern w:val="0"/>
-          <w:sz w:val="24"/>
-          <w:szCs w:val="24"/>
-          <w:lang w:val="en-US" w:eastAsia="zh-CN" w:bidi="ar"/>
-        </w:rPr>
         <w:drawing>
-          <wp:anchor distT="0" distB="0" distL="114300" distR="114300" simplePos="0" relativeHeight="251667456" behindDoc="1" locked="0" layoutInCell="1" allowOverlap="1">
+          <wp:anchor behindDoc="1" distT="0" distB="0" distL="0" distR="0" simplePos="0" locked="0" layoutInCell="1" allowOverlap="1" relativeHeight="3">
             <wp:simplePos x="0" y="0"/>
             <wp:positionH relativeFrom="column">
               <wp:posOffset>0</wp:posOffset>
@@ -383,9 +385,9 @@
               <wp:posOffset>33655</wp:posOffset>
             </wp:positionV>
             <wp:extent cx="144145" cy="144145"/>
-            <wp:effectExtent l="0" t="0" r="8255" b="6985"/>
+            <wp:effectExtent l="0" t="0" r="0" b="0"/>
             <wp:wrapNone/>
-            <wp:docPr id="43" name="Picture 2" descr="IMG_256"/>
+            <wp:docPr id="3" name="Picture 2" descr="IMG_256"/>
             <wp:cNvGraphicFramePr>
               <a:graphicFrameLocks xmlns:a="http://schemas.openxmlformats.org/drawingml/2006/main" noChangeAspect="1"/>
             </wp:cNvGraphicFramePr>
@@ -393,18 +395,18 @@
               <a:graphicData uri="http://schemas.openxmlformats.org/drawingml/2006/picture">
                 <pic:pic xmlns:pic="http://schemas.openxmlformats.org/drawingml/2006/picture">
                   <pic:nvPicPr>
-                    <pic:cNvPr id="43" name="Picture 2" descr="IMG_256"/>
+                    <pic:cNvPr id="3" name="Picture 2" descr="IMG_256"/>
                     <pic:cNvPicPr>
-                      <a:picLocks noChangeAspect="1"/>
+                      <a:picLocks noChangeAspect="1" noChangeArrowheads="1"/>
                     </pic:cNvPicPr>
                   </pic:nvPicPr>
                   <pic:blipFill>
-                    <a:blip r:embed="rId6"/>
+                    <a:blip r:embed="rId3"/>
                     <a:stretch>
                       <a:fillRect/>
                     </a:stretch>
                   </pic:blipFill>
-                  <pic:spPr>
+                  <pic:spPr bwMode="auto">
                     <a:xfrm>
                       <a:off x="0" y="0"/>
                       <a:ext cx="144145" cy="144145"/>
@@ -413,9 +415,6 @@
                       <a:avLst/>
                     </a:prstGeom>
                     <a:noFill/>
-                    <a:ln w="9525">
-                      <a:noFill/>
-                    </a:ln>
                   </pic:spPr>
                 </pic:pic>
               </a:graphicData>
@@ -425,64 +424,47 @@
       </w:r>
       <w:r>
         <w:rPr>
-          <w:rFonts w:hint="default" w:eastAsia="SimSun" w:cs="Amiri" w:asciiTheme="minorAscii" w:hAnsiTheme="minorAscii"/>
+          <w:rFonts w:eastAsia="SimSun" w:cs="Amiri"/>
           <w:kern w:val="0"/>
           <w:sz w:val="24"/>
           <w:szCs w:val="24"/>
-          <w:lang w:val="en-US" w:eastAsia="zh-CN" w:bidi="ar"/>
-        </w:rPr>
-        <w:t>walid.khial</w:t>
+          <w:lang w:val="en-US" w:eastAsia="zh-CN" w:bidi="ar-SA"/>
+        </w:rPr>
+        <w:t>oualid.khial</w:t>
       </w:r>
       <w:bookmarkStart w:id="0" w:name="_GoBack"/>
       <w:bookmarkEnd w:id="0"/>
       <w:r>
         <w:rPr>
-          <w:rFonts w:hint="default" w:eastAsia="SimSun" w:cs="Amiri" w:asciiTheme="minorAscii" w:hAnsiTheme="minorAscii"/>
+          <w:rFonts w:eastAsia="SimSun" w:cs="Amiri"/>
           <w:kern w:val="0"/>
           <w:sz w:val="24"/>
           <w:szCs w:val="24"/>
-          <w:lang w:val="en-US" w:eastAsia="zh-CN" w:bidi="ar"/>
+          <w:lang w:val="en-US" w:eastAsia="zh-CN" w:bidi="ar-SA"/>
         </w:rPr>
         <w:t>@gmail.com</w:t>
       </w:r>
     </w:p>
     <w:p>
       <w:pPr>
-        <w:keepNext w:val="0"/>
-        <w:keepLines w:val="0"/>
+        <w:pStyle w:val="Normal"/>
+        <w:keepNext w:val="false"/>
+        <w:keepLines w:val="false"/>
         <w:widowControl/>
         <w:suppressLineNumbers w:val="0"/>
-        <w:ind w:left="400" w:leftChars="200" w:firstLine="0" w:firstLineChars="0"/>
+        <w:ind w:hanging="0" w:left="400"/>
         <w:jc w:val="left"/>
         <w:rPr>
-          <w:rFonts w:hint="default" w:eastAsia="SimSun" w:cs="Amiri" w:asciiTheme="minorAscii" w:hAnsiTheme="minorAscii"/>
+          <w:rFonts w:ascii="Calibri" w:hAnsi="Calibri" w:eastAsia="SimSun" w:cs="Amiri" w:asciiTheme="minorAscii" w:hAnsiTheme="minorAscii"/>
           <w:kern w:val="0"/>
           <w:sz w:val="24"/>
           <w:szCs w:val="24"/>
-          <w:lang w:val="en-US" w:eastAsia="zh-CN" w:bidi="ar"/>
-        </w:rPr>
-      </w:pPr>
-      <w:r>
-        <w:rPr>
-          <w:rFonts w:hint="default" w:cs="Amiri" w:asciiTheme="minorAscii" w:hAnsiTheme="minorAscii"/>
-          <w:b w:val="0"/>
-          <w:bCs w:val="0"/>
-          <w:color w:val="595959" w:themeColor="text1" w:themeTint="A6"/>
-          <w:sz w:val="20"/>
-          <w:szCs w:val="20"/>
-          <w:vertAlign w:val="baseline"/>
-          <w:lang w:val="en-US"/>
-          <w14:textFill>
-            <w14:solidFill>
-              <w14:schemeClr w14:val="tx1">
-                <w14:lumMod w14:val="65000"/>
-                <w14:lumOff w14:val="35000"/>
-              </w14:schemeClr>
-            </w14:solidFill>
-          </w14:textFill>
-        </w:rPr>
+          <w:lang w:val="en-US" w:eastAsia="zh-CN" w:bidi="ar-SA"/>
+        </w:rPr>
+      </w:pPr>
+      <w:r>
         <w:drawing>
-          <wp:anchor distT="0" distB="0" distL="114300" distR="114300" simplePos="0" relativeHeight="251670528" behindDoc="1" locked="0" layoutInCell="1" allowOverlap="1">
+          <wp:anchor behindDoc="1" distT="0" distB="0" distL="0" distR="0" simplePos="0" locked="0" layoutInCell="1" allowOverlap="1" relativeHeight="2">
             <wp:simplePos x="0" y="0"/>
             <wp:positionH relativeFrom="column">
               <wp:posOffset>-81280</wp:posOffset>
@@ -493,7 +475,7 @@
             <wp:extent cx="266700" cy="266700"/>
             <wp:effectExtent l="0" t="0" r="0" b="0"/>
             <wp:wrapNone/>
-            <wp:docPr id="2" name="Picture 2" descr="HackerRank_logo"/>
+            <wp:docPr id="4" name="Image2" descr="HackerRank_logo"/>
             <wp:cNvGraphicFramePr>
               <a:graphicFrameLocks xmlns:a="http://schemas.openxmlformats.org/drawingml/2006/main" noChangeAspect="1"/>
             </wp:cNvGraphicFramePr>
@@ -501,20 +483,20 @@
               <a:graphicData uri="http://schemas.openxmlformats.org/drawingml/2006/picture">
                 <pic:pic xmlns:pic="http://schemas.openxmlformats.org/drawingml/2006/picture">
                   <pic:nvPicPr>
-                    <pic:cNvPr id="2" name="Picture 2" descr="HackerRank_logo"/>
+                    <pic:cNvPr id="4" name="Image2" descr="HackerRank_logo"/>
                     <pic:cNvPicPr>
-                      <a:picLocks noChangeAspect="1"/>
+                      <a:picLocks noChangeAspect="1" noChangeArrowheads="1"/>
                     </pic:cNvPicPr>
                   </pic:nvPicPr>
                   <pic:blipFill>
-                    <a:blip r:embed="rId7">
+                    <a:blip r:embed="rId4">
                       <a:grayscl/>
                     </a:blip>
                     <a:stretch>
                       <a:fillRect/>
                     </a:stretch>
                   </pic:blipFill>
-                  <pic:spPr>
+                  <pic:spPr bwMode="auto">
                     <a:xfrm>
                       <a:off x="0" y="0"/>
                       <a:ext cx="266700" cy="266700"/>
@@ -522,23 +504,15 @@
                     <a:prstGeom prst="rect">
                       <a:avLst/>
                     </a:prstGeom>
+                    <a:noFill/>
                   </pic:spPr>
                 </pic:pic>
               </a:graphicData>
             </a:graphic>
           </wp:anchor>
         </w:drawing>
-      </w:r>
-      <w:r>
-        <w:rPr>
-          <w:rFonts w:hint="default" w:eastAsia="SimSun" w:cs="SimSun" w:asciiTheme="minorAscii" w:hAnsiTheme="minorAscii"/>
-          <w:kern w:val="0"/>
-          <w:sz w:val="24"/>
-          <w:szCs w:val="24"/>
-          <w:lang w:val="en-US" w:eastAsia="zh-CN" w:bidi="ar"/>
-        </w:rPr>
         <w:drawing>
-          <wp:anchor distT="0" distB="0" distL="114300" distR="114300" simplePos="0" relativeHeight="251667456" behindDoc="0" locked="0" layoutInCell="1" allowOverlap="1">
+          <wp:anchor behindDoc="0" distT="0" distB="0" distL="0" distR="0" simplePos="0" locked="0" layoutInCell="1" allowOverlap="1" relativeHeight="10">
             <wp:simplePos x="0" y="0"/>
             <wp:positionH relativeFrom="column">
               <wp:posOffset>0</wp:posOffset>
@@ -547,9 +521,9 @@
               <wp:posOffset>36830</wp:posOffset>
             </wp:positionV>
             <wp:extent cx="127635" cy="127635"/>
-            <wp:effectExtent l="0" t="0" r="5715" b="5715"/>
+            <wp:effectExtent l="0" t="0" r="0" b="0"/>
             <wp:wrapNone/>
-            <wp:docPr id="44" name="Picture 3" descr="IMG_256"/>
+            <wp:docPr id="5" name="Picture 3" descr="IMG_256"/>
             <wp:cNvGraphicFramePr>
               <a:graphicFrameLocks xmlns:a="http://schemas.openxmlformats.org/drawingml/2006/main" noChangeAspect="1"/>
             </wp:cNvGraphicFramePr>
@@ -557,18 +531,18 @@
               <a:graphicData uri="http://schemas.openxmlformats.org/drawingml/2006/picture">
                 <pic:pic xmlns:pic="http://schemas.openxmlformats.org/drawingml/2006/picture">
                   <pic:nvPicPr>
-                    <pic:cNvPr id="44" name="Picture 3" descr="IMG_256"/>
+                    <pic:cNvPr id="5" name="Picture 3" descr="IMG_256"/>
                     <pic:cNvPicPr>
-                      <a:picLocks noChangeAspect="1"/>
+                      <a:picLocks noChangeAspect="1" noChangeArrowheads="1"/>
                     </pic:cNvPicPr>
                   </pic:nvPicPr>
                   <pic:blipFill>
-                    <a:blip r:embed="rId8"/>
+                    <a:blip r:embed="rId5"/>
                     <a:stretch>
                       <a:fillRect/>
                     </a:stretch>
                   </pic:blipFill>
-                  <pic:spPr>
+                  <pic:spPr bwMode="auto">
                     <a:xfrm>
                       <a:off x="0" y="0"/>
                       <a:ext cx="127635" cy="127635"/>
@@ -577,9 +551,6 @@
                       <a:avLst/>
                     </a:prstGeom>
                     <a:noFill/>
-                    <a:ln w="9525">
-                      <a:noFill/>
-                    </a:ln>
                   </pic:spPr>
                 </pic:pic>
               </a:graphicData>
@@ -589,62 +560,79 @@
       </w:r>
       <w:r>
         <w:rPr>
-          <w:rFonts w:hint="default" w:eastAsia="SimSun" w:cs="Amiri" w:asciiTheme="minorAscii" w:hAnsiTheme="minorAscii"/>
+          <w:rFonts w:eastAsia="SimSun" w:cs="Amiri"/>
           <w:kern w:val="0"/>
           <w:sz w:val="24"/>
           <w:szCs w:val="24"/>
-          <w:lang w:val="en-US" w:eastAsia="zh-CN" w:bidi="ar"/>
+          <w:lang w:val="en-US" w:eastAsia="zh-CN" w:bidi="ar-SA"/>
         </w:rPr>
         <w:t>+213550750576</w:t>
       </w:r>
     </w:p>
     <w:p>
       <w:pPr>
-        <w:keepNext w:val="0"/>
-        <w:keepLines w:val="0"/>
+        <w:pStyle w:val="Normal"/>
+        <w:keepNext w:val="false"/>
+        <w:keepLines w:val="false"/>
         <w:widowControl/>
         <w:suppressLineNumbers w:val="0"/>
-        <w:ind w:left="400" w:leftChars="200" w:firstLine="0" w:firstLineChars="0"/>
+        <w:ind w:hanging="0" w:left="400"/>
         <w:jc w:val="left"/>
         <w:rPr>
-          <w:rFonts w:hint="default" w:eastAsia="SimSun" w:cs="Amiri" w:asciiTheme="minorAscii" w:hAnsiTheme="minorAscii"/>
+          <w:rFonts w:ascii="Calibri" w:hAnsi="Calibri" w:eastAsia="SimSun" w:cs="Amiri" w:asciiTheme="minorAscii" w:hAnsiTheme="minorAscii"/>
           <w:kern w:val="0"/>
           <w:sz w:val="24"/>
           <w:szCs w:val="24"/>
-          <w:lang w:val="en-US" w:eastAsia="zh-CN" w:bidi="ar"/>
-        </w:rPr>
-      </w:pPr>
-      <w:r>
-        <w:rPr>
-          <w:rFonts w:hint="default" w:eastAsia="SimSun" w:cs="Amiri" w:asciiTheme="minorAscii" w:hAnsiTheme="minorAscii"/>
+          <w:lang w:val="en-US" w:eastAsia="zh-CN" w:bidi="ar-SA"/>
+        </w:rPr>
+      </w:pPr>
+      <w:r>
+        <w:rPr>
+          <w:rFonts w:eastAsia="SimSun" w:cs="Amiri"/>
           <w:kern w:val="0"/>
           <w:sz w:val="24"/>
           <w:szCs w:val="24"/>
-          <w:lang w:val="en-US" w:eastAsia="zh-CN" w:bidi="ar"/>
+          <w:lang w:val="en-US" w:eastAsia="zh-CN" w:bidi="ar-SA"/>
         </w:rPr>
         <w:t>hackerrank.com/walid_khial</w:t>
       </w:r>
     </w:p>
     <w:p>
       <w:pPr>
-        <w:rPr>
-          <w:rFonts w:hint="default" w:asciiTheme="minorAscii" w:hAnsiTheme="minorAscii"/>
-        </w:rPr>
-      </w:pPr>
-    </w:p>
-    <w:p>
-      <w:pPr>
-        <w:rPr>
-          <w:rFonts w:hint="default" w:asciiTheme="minorAscii" w:hAnsiTheme="minorAscii"/>
-        </w:rPr>
-      </w:pPr>
-    </w:p>
-    <w:p>
-      <w:pPr>
-        <w:rPr>
-          <w:rFonts w:hint="default" w:asciiTheme="minorAscii" w:hAnsiTheme="minorAscii"/>
+        <w:pStyle w:val="Normal"/>
+        <w:rPr>
+          <w:rFonts w:ascii="Calibri" w:hAnsi="Calibri" w:asciiTheme="minorAscii" w:hAnsiTheme="minorAscii"/>
+        </w:rPr>
+      </w:pPr>
+      <w:r>
+        <w:rPr>
+          <w:rFonts w:asciiTheme="minorAscii" w:hAnsiTheme="minorAscii"/>
+        </w:rPr>
+      </w:r>
+    </w:p>
+    <w:p>
+      <w:pPr>
+        <w:pStyle w:val="Normal"/>
+        <w:rPr>
+          <w:rFonts w:ascii="Calibri" w:hAnsi="Calibri" w:asciiTheme="minorAscii" w:hAnsiTheme="minorAscii"/>
+        </w:rPr>
+      </w:pPr>
+      <w:r>
+        <w:rPr>
+          <w:rFonts w:asciiTheme="minorAscii" w:hAnsiTheme="minorAscii"/>
+        </w:rPr>
+      </w:r>
+    </w:p>
+    <w:p>
+      <w:pPr>
+        <w:pStyle w:val="Normal"/>
+        <w:rPr>
+          <w:rFonts w:ascii="Calibri" w:hAnsi="Calibri" w:asciiTheme="minorAscii" w:hAnsiTheme="minorAscii"/>
           <w:b/>
           <w:bCs/>
+          <w:position w:val="0"/>
+          <w:sz w:val="20"/>
+          <w:sz w:val="20"/>
           <w:u w:val="none"/>
           <w:vertAlign w:val="baseline"/>
           <w:lang w:val="en-US"/>
@@ -652,9 +640,11 @@
       </w:pPr>
       <w:r>
         <w:rPr>
-          <w:rFonts w:hint="default" w:asciiTheme="minorAscii" w:hAnsiTheme="minorAscii"/>
+          <w:rFonts w:asciiTheme="minorAscii" w:hAnsiTheme="minorAscii"/>
           <w:b/>
           <w:bCs/>
+          <w:position w:val="0"/>
+          <w:sz w:val="22"/>
           <w:sz w:val="22"/>
           <w:szCs w:val="22"/>
           <w:u w:val="none"/>
@@ -665,9 +655,12 @@
       </w:r>
       <w:r>
         <w:rPr>
-          <w:rFonts w:hint="default" w:asciiTheme="minorAscii" w:hAnsiTheme="minorAscii"/>
+          <w:rFonts w:asciiTheme="minorAscii" w:hAnsiTheme="minorAscii"/>
           <w:b/>
           <w:bCs/>
+          <w:position w:val="0"/>
+          <w:sz w:val="20"/>
+          <w:sz w:val="20"/>
           <w:u w:val="none"/>
           <w:vertAlign w:val="baseline"/>
           <w:lang w:val="en-US"/>
@@ -677,8 +670,12 @@
     </w:p>
     <w:p>
       <w:pPr>
-        <w:rPr>
-          <w:rFonts w:hint="default" w:asciiTheme="minorAscii" w:hAnsiTheme="minorAscii"/>
+        <w:pStyle w:val="Normal"/>
+        <w:rPr>
+          <w:rFonts w:ascii="Calibri" w:hAnsi="Calibri" w:asciiTheme="minorAscii" w:hAnsiTheme="minorAscii"/>
+          <w:position w:val="0"/>
+          <w:sz w:val="20"/>
+          <w:sz w:val="20"/>
           <w:u w:val="none"/>
           <w:vertAlign w:val="baseline"/>
           <w:lang w:val="en-US"/>
@@ -686,13 +683,18 @@
       </w:pPr>
       <w:r>
         <w:rPr>
-          <w:rFonts w:hint="default" w:asciiTheme="minorAscii" w:hAnsiTheme="minorAscii"/>
-          <w:sz w:val="20"/>
+          <w:rFonts w:asciiTheme="minorAscii" w:hAnsiTheme="minorAscii"/>
+          <w:position w:val="0"/>
+          <w:sz w:val="20"/>
+          <w:sz w:val="20"/>
+          <w:u w:val="none"/>
+          <w:vertAlign w:val="baseline"/>
+          <w:lang w:val="en-US"/>
         </w:rPr>
         <mc:AlternateContent>
           <mc:Choice Requires="wps">
             <w:drawing>
-              <wp:anchor distT="0" distB="0" distL="114300" distR="114300" simplePos="0" relativeHeight="251660288" behindDoc="0" locked="0" layoutInCell="1" allowOverlap="1">
+              <wp:anchor behindDoc="0" distT="10160" distB="9525" distL="635" distR="635" simplePos="0" locked="0" layoutInCell="1" allowOverlap="1" relativeHeight="6">
                 <wp:simplePos x="0" y="0"/>
                 <wp:positionH relativeFrom="column">
                   <wp:posOffset>3175</wp:posOffset>
@@ -701,22 +703,26 @@
                   <wp:posOffset>45085</wp:posOffset>
                 </wp:positionV>
                 <wp:extent cx="2009775" cy="8255"/>
-                <wp:effectExtent l="0" t="0" r="0" b="0"/>
+                <wp:effectExtent l="635" t="10160" r="635" b="9525"/>
                 <wp:wrapNone/>
-                <wp:docPr id="14" name="Straight Connector 14"/>
-                <wp:cNvGraphicFramePr/>
+                <wp:docPr id="6" name="Straight Connector 14"/>
                 <a:graphic xmlns:a="http://schemas.openxmlformats.org/drawingml/2006/main">
                   <a:graphicData uri="http://schemas.microsoft.com/office/word/2010/wordprocessingShape">
                     <wps:wsp>
-                      <wps:cNvCnPr/>
+                      <wps:cNvSpPr/>
                       <wps:spPr>
                         <a:xfrm>
                           <a:off x="0" y="0"/>
-                          <a:ext cx="2009775" cy="8255"/>
+                          <a:ext cx="2009880" cy="8280"/>
                         </a:xfrm>
                         <a:prstGeom prst="line">
                           <a:avLst/>
                         </a:prstGeom>
+                        <a:ln>
+                          <a:solidFill>
+                            <a:srgbClr val="000000"/>
+                          </a:solidFill>
+                        </a:ln>
                       </wps:spPr>
                       <wps:style>
                         <a:lnRef idx="3">
@@ -728,9 +734,7 @@
                         <a:effectRef idx="2">
                           <a:schemeClr val="dk1"/>
                         </a:effectRef>
-                        <a:fontRef idx="minor">
-                          <a:schemeClr val="tx1"/>
-                        </a:fontRef>
+                        <a:fontRef idx="minor"/>
                       </wps:style>
                       <wps:bodyPr/>
                     </wps:wsp>
@@ -741,11 +745,10 @@
           </mc:Choice>
           <mc:Fallback>
             <w:pict>
-              <v:line id="_x0000_s1026" o:spid="_x0000_s1026" o:spt="20" style="position:absolute;left:0pt;margin-left:0.25pt;margin-top:3.55pt;height:0.65pt;width:158.25pt;z-index:251660288;mso-width-relative:page;mso-height-relative:page;" filled="f" stroked="t" coordsize="21600,21600" o:gfxdata="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">
-                <v:fill on="f" focussize="0,0"/>
-                <v:stroke weight="1.5pt" color="#000000 [3200]" miterlimit="8" joinstyle="miter"/>
-                <v:imagedata o:title=""/>
-                <o:lock v:ext="edit" aspectratio="f"/>
+              <v:line id="shape_0" from="0.25pt,3.55pt" to="158.45pt,4.15pt" ID="Straight Connector 14" stroked="t" o:allowincell="f" style="position:absolute">
+                <v:stroke color="black" weight="19080" joinstyle="miter" endcap="flat"/>
+                <v:fill o:detectmouseclick="t" on="false"/>
+                <w10:wrap type="none"/>
               </v:line>
             </w:pict>
           </mc:Fallback>
@@ -754,30 +757,35 @@
     </w:p>
     <w:p>
       <w:pPr>
-        <w:widowControl w:val="0"/>
+        <w:pStyle w:val="Normal"/>
+        <w:widowControl w:val="false"/>
         <w:jc w:val="both"/>
         <w:rPr>
-          <w:rFonts w:hint="default" w:cs="Amiri" w:asciiTheme="minorAscii" w:hAnsiTheme="minorAscii"/>
-          <w:b w:val="0"/>
-          <w:bCs w:val="0"/>
-          <w:color w:val="595959" w:themeColor="text1" w:themeTint="A6"/>
+          <w:rFonts w:ascii="Calibri" w:hAnsi="Calibri" w:cs="Amiri" w:asciiTheme="minorAscii" w:hAnsiTheme="minorAscii"/>
+          <w:b w:val="false"/>
+          <w:bCs w:val="false"/>
+          <w:color w:val="595959"/>
+          <w:position w:val="0"/>
+          <w:sz w:val="20"/>
           <w:sz w:val="20"/>
           <w:szCs w:val="20"/>
           <w:vertAlign w:val="baseline"/>
           <w:lang w:val="en-US"/>
           <w14:textFill>
             <w14:solidFill>
-              <w14:schemeClr w14:val="tx1">
+              <w14:srgbClr w14:val="595959">
                 <w14:lumMod w14:val="65000"/>
                 <w14:lumOff w14:val="35000"/>
-              </w14:schemeClr>
+              </w14:srgbClr>
             </w14:solidFill>
           </w14:textFill>
         </w:rPr>
       </w:pPr>
       <w:r>
         <w:rPr>
-          <w:rFonts w:hint="default" w:cs="Amiri" w:asciiTheme="minorAscii" w:hAnsiTheme="minorAscii"/>
+          <w:rFonts w:cs="Amiri"/>
+          <w:position w:val="0"/>
+          <w:sz w:val="22"/>
           <w:sz w:val="22"/>
           <w:szCs w:val="22"/>
           <w:vertAlign w:val="baseline"/>
@@ -787,20 +795,22 @@
       </w:r>
       <w:r>
         <w:rPr>
-          <w:rFonts w:hint="default" w:cs="Amiri" w:asciiTheme="minorAscii" w:hAnsiTheme="minorAscii"/>
-          <w:b w:val="0"/>
-          <w:bCs w:val="0"/>
-          <w:color w:val="595959" w:themeColor="text1" w:themeTint="A6"/>
+          <w:rFonts w:cs="Amiri"/>
+          <w:b w:val="false"/>
+          <w:bCs w:val="false"/>
+          <w:color w:val="595959"/>
+          <w:position w:val="0"/>
+          <w:sz w:val="20"/>
           <w:sz w:val="20"/>
           <w:szCs w:val="20"/>
           <w:vertAlign w:val="baseline"/>
           <w:lang w:val="en-US"/>
           <w14:textFill>
             <w14:solidFill>
-              <w14:schemeClr w14:val="tx1">
+              <w14:srgbClr w14:val="595959">
                 <w14:lumMod w14:val="65000"/>
                 <w14:lumOff w14:val="35000"/>
-              </w14:schemeClr>
+              </w14:srgbClr>
             </w14:solidFill>
           </w14:textFill>
         </w:rPr>
@@ -809,10 +819,13 @@
     </w:p>
     <w:p>
       <w:pPr>
-        <w:widowControl w:val="0"/>
+        <w:pStyle w:val="Normal"/>
+        <w:widowControl w:val="false"/>
         <w:jc w:val="both"/>
         <w:rPr>
-          <w:rFonts w:hint="default" w:cs="Amiri" w:asciiTheme="minorAscii" w:hAnsiTheme="minorAscii"/>
+          <w:rFonts w:ascii="Calibri" w:hAnsi="Calibri" w:cs="Amiri" w:asciiTheme="minorAscii" w:hAnsiTheme="minorAscii"/>
+          <w:position w:val="0"/>
+          <w:sz w:val="22"/>
           <w:sz w:val="22"/>
           <w:szCs w:val="22"/>
           <w:vertAlign w:val="baseline"/>
@@ -821,7 +834,9 @@
       </w:pPr>
       <w:r>
         <w:rPr>
-          <w:rFonts w:hint="default" w:cs="Amiri" w:asciiTheme="minorAscii" w:hAnsiTheme="minorAscii"/>
+          <w:rFonts w:cs="Amiri"/>
+          <w:position w:val="0"/>
+          <w:sz w:val="22"/>
           <w:sz w:val="22"/>
           <w:szCs w:val="22"/>
           <w:vertAlign w:val="baseline"/>
@@ -832,30 +847,53 @@
     </w:p>
     <w:p>
       <w:pPr>
-        <w:widowControl w:val="0"/>
+        <w:pStyle w:val="Normal"/>
+        <w:widowControl w:val="false"/>
         <w:jc w:val="both"/>
         <w:rPr>
-          <w:rFonts w:hint="default" w:cs="Amiri" w:asciiTheme="minorAscii" w:hAnsiTheme="minorAscii"/>
+          <w:rFonts w:ascii="Calibri" w:hAnsi="Calibri" w:cs="Amiri" w:asciiTheme="minorAscii" w:hAnsiTheme="minorAscii"/>
+          <w:position w:val="0"/>
+          <w:sz w:val="22"/>
           <w:sz w:val="22"/>
           <w:szCs w:val="22"/>
           <w:vertAlign w:val="baseline"/>
           <w:lang w:val="en-US"/>
         </w:rPr>
       </w:pPr>
-    </w:p>
-    <w:p>
-      <w:pPr>
-        <w:rPr>
-          <w:rFonts w:hint="default" w:asciiTheme="minorAscii" w:hAnsiTheme="minorAscii"/>
-        </w:rPr>
-      </w:pPr>
-    </w:p>
-    <w:p>
-      <w:pPr>
-        <w:rPr>
-          <w:rFonts w:hint="default" w:asciiTheme="minorAscii" w:hAnsiTheme="minorAscii"/>
+      <w:r>
+        <w:rPr>
+          <w:rFonts w:cs="Amiri"/>
+          <w:position w:val="0"/>
+          <w:sz w:val="22"/>
+          <w:sz w:val="22"/>
+          <w:szCs w:val="22"/>
+          <w:vertAlign w:val="baseline"/>
+          <w:lang w:val="en-US"/>
+        </w:rPr>
+      </w:r>
+    </w:p>
+    <w:p>
+      <w:pPr>
+        <w:pStyle w:val="Normal"/>
+        <w:rPr>
+          <w:rFonts w:ascii="Calibri" w:hAnsi="Calibri" w:asciiTheme="minorAscii" w:hAnsiTheme="minorAscii"/>
+        </w:rPr>
+      </w:pPr>
+      <w:r>
+        <w:rPr>
+          <w:rFonts w:asciiTheme="minorAscii" w:hAnsiTheme="minorAscii"/>
+        </w:rPr>
+      </w:r>
+    </w:p>
+    <w:p>
+      <w:pPr>
+        <w:pStyle w:val="Normal"/>
+        <w:rPr>
+          <w:rFonts w:ascii="Calibri" w:hAnsi="Calibri" w:asciiTheme="minorAscii" w:hAnsiTheme="minorAscii"/>
           <w:b/>
           <w:bCs/>
+          <w:position w:val="0"/>
+          <w:sz w:val="22"/>
           <w:sz w:val="22"/>
           <w:szCs w:val="22"/>
           <w:u w:val="single"/>
@@ -865,9 +903,11 @@
       </w:pPr>
       <w:r>
         <w:rPr>
-          <w:rFonts w:hint="default" w:asciiTheme="minorAscii" w:hAnsiTheme="minorAscii"/>
+          <w:rFonts w:asciiTheme="minorAscii" w:hAnsiTheme="minorAscii"/>
           <w:b/>
           <w:bCs/>
+          <w:position w:val="0"/>
+          <w:sz w:val="22"/>
           <w:sz w:val="22"/>
           <w:szCs w:val="22"/>
           <w:u w:val="none"/>
@@ -879,19 +919,19 @@
     </w:p>
     <w:p>
       <w:pPr>
-        <w:rPr>
-          <w:rFonts w:hint="default" w:asciiTheme="minorAscii" w:hAnsiTheme="minorAscii"/>
-        </w:rPr>
-      </w:pPr>
-      <w:r>
-        <w:rPr>
-          <w:rFonts w:hint="default" w:asciiTheme="minorAscii" w:hAnsiTheme="minorAscii"/>
-          <w:sz w:val="20"/>
+        <w:pStyle w:val="Normal"/>
+        <w:rPr>
+          <w:rFonts w:ascii="Calibri" w:hAnsi="Calibri" w:asciiTheme="minorAscii" w:hAnsiTheme="minorAscii"/>
+        </w:rPr>
+      </w:pPr>
+      <w:r>
+        <w:rPr>
+          <w:rFonts w:asciiTheme="minorAscii" w:hAnsiTheme="minorAscii"/>
         </w:rPr>
         <mc:AlternateContent>
           <mc:Choice Requires="wps">
             <w:drawing>
-              <wp:anchor distT="0" distB="0" distL="114300" distR="114300" simplePos="0" relativeHeight="251661312" behindDoc="0" locked="0" layoutInCell="1" allowOverlap="1">
+              <wp:anchor behindDoc="0" distT="9525" distB="10160" distL="0" distR="635" simplePos="0" locked="0" layoutInCell="1" allowOverlap="1" relativeHeight="7">
                 <wp:simplePos x="0" y="0"/>
                 <wp:positionH relativeFrom="column">
                   <wp:posOffset>15875</wp:posOffset>
@@ -900,22 +940,26 @@
                   <wp:posOffset>42545</wp:posOffset>
                 </wp:positionV>
                 <wp:extent cx="2055495" cy="10795"/>
-                <wp:effectExtent l="0" t="0" r="0" b="0"/>
+                <wp:effectExtent l="0" t="9525" r="635" b="10160"/>
                 <wp:wrapNone/>
-                <wp:docPr id="15" name="Straight Connector 15"/>
-                <wp:cNvGraphicFramePr/>
+                <wp:docPr id="7" name="Straight Connector 15"/>
                 <a:graphic xmlns:a="http://schemas.openxmlformats.org/drawingml/2006/main">
                   <a:graphicData uri="http://schemas.microsoft.com/office/word/2010/wordprocessingShape">
                     <wps:wsp>
-                      <wps:cNvCnPr/>
+                      <wps:cNvSpPr/>
                       <wps:spPr>
                         <a:xfrm>
                           <a:off x="0" y="0"/>
-                          <a:ext cx="2055495" cy="10795"/>
+                          <a:ext cx="2055600" cy="10800"/>
                         </a:xfrm>
                         <a:prstGeom prst="line">
                           <a:avLst/>
                         </a:prstGeom>
+                        <a:ln>
+                          <a:solidFill>
+                            <a:srgbClr val="000000"/>
+                          </a:solidFill>
+                        </a:ln>
                       </wps:spPr>
                       <wps:style>
                         <a:lnRef idx="3">
@@ -927,9 +971,7 @@
                         <a:effectRef idx="2">
                           <a:schemeClr val="dk1"/>
                         </a:effectRef>
-                        <a:fontRef idx="minor">
-                          <a:schemeClr val="tx1"/>
-                        </a:fontRef>
+                        <a:fontRef idx="minor"/>
                       </wps:style>
                       <wps:bodyPr/>
                     </wps:wsp>
@@ -940,11 +982,10 @@
           </mc:Choice>
           <mc:Fallback>
             <w:pict>
-              <v:line id="_x0000_s1026" o:spid="_x0000_s1026" o:spt="20" style="position:absolute;left:0pt;margin-left:1.25pt;margin-top:3.35pt;height:0.85pt;width:161.85pt;z-index:251661312;mso-width-relative:page;mso-height-relative:page;" filled="f" stroked="t" coordsize="21600,21600" o:gfxdata="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">
-                <v:fill on="f" focussize="0,0"/>
-                <v:stroke weight="1.5pt" color="#000000 [3200]" miterlimit="8" joinstyle="miter"/>
-                <v:imagedata o:title=""/>
-                <o:lock v:ext="edit" aspectratio="f"/>
+              <v:line id="shape_0" from="1.25pt,3.35pt" to="163.05pt,4.15pt" ID="Straight Connector 15" stroked="t" o:allowincell="f" style="position:absolute">
+                <v:stroke color="black" weight="19080" joinstyle="miter" endcap="flat"/>
+                <v:fill o:detectmouseclick="t" on="false"/>
+                <w10:wrap type="none"/>
               </v:line>
             </w:pict>
           </mc:Fallback>
@@ -953,54 +994,49 @@
     </w:p>
     <w:p>
       <w:pPr>
-        <w:keepNext w:val="0"/>
-        <w:keepLines w:val="0"/>
-        <w:pageBreakBefore w:val="0"/>
+        <w:pStyle w:val="Normal"/>
+        <w:keepNext w:val="false"/>
+        <w:keepLines w:val="false"/>
+        <w:pageBreakBefore w:val="false"/>
         <w:widowControl/>
-        <w:kinsoku/>
-        <w:wordWrap/>
-        <w:overflowPunct/>
-        <w:topLinePunct w:val="0"/>
-        <w:autoSpaceDE/>
-        <w:autoSpaceDN/>
+        <w:overflowPunct w:val="false"/>
         <w:bidi w:val="0"/>
-        <w:adjustRightInd/>
-        <w:snapToGrid/>
-        <w:spacing w:line="10" w:lineRule="atLeast"/>
+        <w:snapToGrid w:val="true"/>
+        <w:spacing w:lineRule="atLeast" w:line="10"/>
         <w:jc w:val="both"/>
         <w:textAlignment w:val="auto"/>
         <w:rPr>
-          <w:rFonts w:hint="default" w:asciiTheme="minorAscii" w:hAnsiTheme="minorAscii"/>
-        </w:rPr>
-      </w:pPr>
-    </w:p>
-    <w:p>
-      <w:pPr>
-        <w:keepNext w:val="0"/>
-        <w:keepLines w:val="0"/>
-        <w:pageBreakBefore w:val="0"/>
+          <w:rFonts w:ascii="Calibri" w:hAnsi="Calibri" w:asciiTheme="minorAscii" w:hAnsiTheme="minorAscii"/>
+        </w:rPr>
+      </w:pPr>
+      <w:r>
+        <w:rPr>
+          <w:rFonts w:asciiTheme="minorAscii" w:hAnsiTheme="minorAscii"/>
+        </w:rPr>
+      </w:r>
+    </w:p>
+    <w:p>
+      <w:pPr>
+        <w:pStyle w:val="Normal"/>
+        <w:keepNext w:val="false"/>
+        <w:keepLines w:val="false"/>
+        <w:pageBreakBefore w:val="false"/>
         <w:widowControl/>
-        <w:kinsoku/>
-        <w:wordWrap/>
-        <w:overflowPunct/>
-        <w:topLinePunct w:val="0"/>
-        <w:autoSpaceDE/>
-        <w:autoSpaceDN/>
+        <w:overflowPunct w:val="false"/>
         <w:bidi w:val="0"/>
-        <w:adjustRightInd/>
-        <w:snapToGrid/>
-        <w:spacing w:line="4" w:lineRule="atLeast"/>
+        <w:snapToGrid w:val="true"/>
+        <w:spacing w:lineRule="atLeast" w:line="4"/>
         <w:jc w:val="both"/>
         <w:textAlignment w:val="auto"/>
         <w:rPr>
-          <w:rFonts w:hint="default" w:cs="Amiri" w:asciiTheme="minorAscii" w:hAnsiTheme="minorAscii"/>
-          <w:sz w:val="20"/>
-          <w:lang w:val="en-US"/>
-        </w:rPr>
-      </w:pPr>
-      <w:r>
-        <w:rPr>
-          <w:rFonts w:hint="default" w:cs="Amiri" w:asciiTheme="minorAscii" w:hAnsiTheme="minorAscii"/>
+          <w:rFonts w:ascii="Calibri" w:hAnsi="Calibri" w:cs="Amiri" w:asciiTheme="minorAscii" w:hAnsiTheme="minorAscii"/>
+          <w:sz w:val="20"/>
+          <w:lang w:val="en-US"/>
+        </w:rPr>
+      </w:pPr>
+      <w:r>
+        <w:rPr>
+          <w:rFonts w:cs="Amiri"/>
           <w:sz w:val="20"/>
           <w:lang w:val="en-US"/>
         </w:rPr>
@@ -1009,72 +1045,84 @@
     </w:p>
     <w:p>
       <w:pPr>
-        <w:keepNext w:val="0"/>
-        <w:keepLines w:val="0"/>
-        <w:pageBreakBefore w:val="0"/>
+        <w:pStyle w:val="Normal"/>
+        <w:keepNext w:val="false"/>
+        <w:keepLines w:val="false"/>
+        <w:pageBreakBefore w:val="false"/>
         <w:widowControl/>
-        <w:kinsoku/>
-        <w:wordWrap/>
-        <w:overflowPunct/>
-        <w:topLinePunct w:val="0"/>
-        <w:autoSpaceDE/>
-        <w:autoSpaceDN/>
+        <w:overflowPunct w:val="false"/>
         <w:bidi w:val="0"/>
-        <w:adjustRightInd/>
-        <w:snapToGrid/>
-        <w:spacing w:line="4" w:lineRule="atLeast"/>
+        <w:snapToGrid w:val="true"/>
+        <w:spacing w:lineRule="atLeast" w:line="4"/>
         <w:jc w:val="both"/>
         <w:textAlignment w:val="auto"/>
         <w:rPr>
-          <w:rFonts w:hint="default" w:asciiTheme="minorAscii" w:hAnsiTheme="minorAscii"/>
-          <w:sz w:val="20"/>
-          <w:lang w:val="en-US"/>
-        </w:rPr>
-      </w:pPr>
-      <w:r>
-        <w:rPr>
-          <w:rFonts w:hint="default" w:cs="Amiri" w:asciiTheme="minorAscii" w:hAnsiTheme="minorAscii"/>
+          <w:rFonts w:ascii="Calibri" w:hAnsi="Calibri" w:asciiTheme="minorAscii" w:hAnsiTheme="minorAscii"/>
+          <w:sz w:val="20"/>
+          <w:lang w:val="en-US"/>
+        </w:rPr>
+      </w:pPr>
+      <w:r>
+        <w:rPr>
+          <w:rFonts w:cs="Amiri"/>
           <w:sz w:val="20"/>
           <w:lang w:val="en-US"/>
         </w:rPr>
         <w:t>{/skills}</w:t>
       </w:r>
-      <w:r>
-        <w:rPr>
-          <w:rFonts w:hint="default" w:asciiTheme="minorAscii" w:hAnsiTheme="minorAscii"/>
-          <w:sz w:val="20"/>
-          <w:lang w:val="en-US"/>
-        </w:rPr>
-        <w:br w:type="column"/>
-      </w:r>
-    </w:p>
-    <w:p>
-      <w:pPr>
-        <w:keepNext w:val="0"/>
-        <w:keepLines w:val="0"/>
-        <w:pageBreakBefore w:val="0"/>
+    </w:p>
+    <w:p>
+      <w:pPr>
+        <w:pStyle w:val="Normal"/>
+        <w:keepNext w:val="false"/>
+        <w:keepLines w:val="false"/>
         <w:widowControl/>
-        <w:kinsoku/>
-        <w:wordWrap/>
-        <w:overflowPunct/>
-        <w:topLinePunct w:val="0"/>
-        <w:autoSpaceDE/>
-        <w:autoSpaceDN/>
+        <w:overflowPunct w:val="false"/>
         <w:bidi w:val="0"/>
-        <w:adjustRightInd/>
-        <w:snapToGrid/>
-        <w:spacing w:line="4" w:lineRule="atLeast"/>
+        <w:snapToGrid w:val="true"/>
+        <w:spacing w:lineRule="atLeast" w:line="4" w:before="0" w:after="0"/>
+        <w:ind w:hanging="0"/>
         <w:jc w:val="both"/>
         <w:textAlignment w:val="auto"/>
         <w:rPr>
-          <w:rFonts w:hint="default" w:asciiTheme="minorAscii" w:hAnsiTheme="minorAscii"/>
-          <w:sz w:val="20"/>
-          <w:lang w:val="en-US"/>
-        </w:rPr>
-      </w:pPr>
-      <w:r>
-        <w:rPr>
-          <w:rFonts w:hint="default" w:asciiTheme="minorAscii" w:hAnsiTheme="minorAscii"/>
+          <w:rFonts w:ascii="Calibri" w:hAnsi="Calibri" w:asciiTheme="minorAscii" w:hAnsiTheme="minorAscii"/>
+          <w:sz w:val="20"/>
+          <w:lang w:val="en-US"/>
+        </w:rPr>
+      </w:pPr>
+      <w:r>
+        <w:br w:type="column"/>
+      </w:r>
+      <w:r>
+        <w:rPr>
+          <w:rFonts w:asciiTheme="minorAscii" w:hAnsiTheme="minorAscii"/>
+          <w:sz w:val="20"/>
+          <w:lang w:val="en-US"/>
+        </w:rPr>
+      </w:r>
+    </w:p>
+    <w:p>
+      <w:pPr>
+        <w:pStyle w:val="Normal"/>
+        <w:keepNext w:val="false"/>
+        <w:keepLines w:val="false"/>
+        <w:pageBreakBefore w:val="false"/>
+        <w:widowControl/>
+        <w:overflowPunct w:val="false"/>
+        <w:bidi w:val="0"/>
+        <w:snapToGrid w:val="true"/>
+        <w:spacing w:lineRule="atLeast" w:line="4"/>
+        <w:jc w:val="both"/>
+        <w:textAlignment w:val="auto"/>
+        <w:rPr>
+          <w:rFonts w:ascii="Calibri" w:hAnsi="Calibri" w:asciiTheme="minorAscii" w:hAnsiTheme="minorAscii"/>
+          <w:sz w:val="20"/>
+          <w:lang w:val="en-US"/>
+        </w:rPr>
+      </w:pPr>
+      <w:r>
+        <w:rPr>
+          <w:rFonts w:asciiTheme="minorAscii" w:hAnsiTheme="minorAscii"/>
           <w:b/>
           <w:bCs/>
           <w:sz w:val="20"/>
@@ -1085,37 +1133,33 @@
     </w:p>
     <w:p>
       <w:pPr>
-        <w:keepNext w:val="0"/>
-        <w:keepLines w:val="0"/>
-        <w:pageBreakBefore w:val="0"/>
+        <w:pStyle w:val="Normal"/>
+        <w:keepNext w:val="false"/>
+        <w:keepLines w:val="false"/>
+        <w:pageBreakBefore w:val="false"/>
         <w:widowControl/>
-        <w:kinsoku/>
-        <w:wordWrap/>
-        <w:overflowPunct/>
-        <w:topLinePunct w:val="0"/>
-        <w:autoSpaceDE/>
-        <w:autoSpaceDN/>
+        <w:overflowPunct w:val="false"/>
         <w:bidi w:val="0"/>
-        <w:adjustRightInd/>
-        <w:snapToGrid/>
-        <w:spacing w:line="4" w:lineRule="atLeast"/>
+        <w:snapToGrid w:val="true"/>
+        <w:spacing w:lineRule="atLeast" w:line="4"/>
         <w:jc w:val="left"/>
         <w:textAlignment w:val="auto"/>
         <w:rPr>
-          <w:rFonts w:hint="default" w:asciiTheme="minorAscii" w:hAnsiTheme="minorAscii"/>
-          <w:sz w:val="20"/>
-          <w:lang w:val="en-US"/>
-        </w:rPr>
-      </w:pPr>
-      <w:r>
-        <w:rPr>
-          <w:rFonts w:hint="default" w:asciiTheme="minorAscii" w:hAnsiTheme="minorAscii"/>
-          <w:sz w:val="20"/>
+          <w:rFonts w:ascii="Calibri" w:hAnsi="Calibri" w:asciiTheme="minorAscii" w:hAnsiTheme="minorAscii"/>
+          <w:sz w:val="20"/>
+          <w:lang w:val="en-US"/>
+        </w:rPr>
+      </w:pPr>
+      <w:r>
+        <w:rPr>
+          <w:rFonts w:asciiTheme="minorAscii" w:hAnsiTheme="minorAscii"/>
+          <w:sz w:val="20"/>
+          <w:lang w:val="en-US"/>
         </w:rPr>
         <mc:AlternateContent>
           <mc:Choice Requires="wps">
             <w:drawing>
-              <wp:anchor distT="0" distB="0" distL="114300" distR="114300" simplePos="0" relativeHeight="251662336" behindDoc="0" locked="0" layoutInCell="1" allowOverlap="1">
+              <wp:anchor behindDoc="0" distT="10160" distB="10160" distL="635" distR="0" simplePos="0" locked="0" layoutInCell="1" allowOverlap="1" relativeHeight="8">
                 <wp:simplePos x="0" y="0"/>
                 <wp:positionH relativeFrom="column">
                   <wp:posOffset>-8255</wp:posOffset>
@@ -1124,22 +1168,26 @@
                   <wp:posOffset>62230</wp:posOffset>
                 </wp:positionV>
                 <wp:extent cx="4384040" cy="8890"/>
-                <wp:effectExtent l="0" t="0" r="0" b="0"/>
+                <wp:effectExtent l="635" t="10160" r="0" b="10160"/>
                 <wp:wrapNone/>
-                <wp:docPr id="16" name="Straight Connector 16"/>
-                <wp:cNvGraphicFramePr/>
+                <wp:docPr id="8" name="Straight Connector 16"/>
                 <a:graphic xmlns:a="http://schemas.openxmlformats.org/drawingml/2006/main">
                   <a:graphicData uri="http://schemas.microsoft.com/office/word/2010/wordprocessingShape">
                     <wps:wsp>
-                      <wps:cNvCnPr/>
+                      <wps:cNvSpPr/>
                       <wps:spPr>
                         <a:xfrm>
                           <a:off x="0" y="0"/>
-                          <a:ext cx="4384040" cy="8890"/>
+                          <a:ext cx="4384080" cy="9000"/>
                         </a:xfrm>
                         <a:prstGeom prst="line">
                           <a:avLst/>
                         </a:prstGeom>
+                        <a:ln>
+                          <a:solidFill>
+                            <a:srgbClr val="000000"/>
+                          </a:solidFill>
+                        </a:ln>
                       </wps:spPr>
                       <wps:style>
                         <a:lnRef idx="3">
@@ -1151,9 +1199,7 @@
                         <a:effectRef idx="2">
                           <a:schemeClr val="dk1"/>
                         </a:effectRef>
-                        <a:fontRef idx="minor">
-                          <a:schemeClr val="tx1"/>
-                        </a:fontRef>
+                        <a:fontRef idx="minor"/>
                       </wps:style>
                       <wps:bodyPr/>
                     </wps:wsp>
@@ -1164,11 +1210,10 @@
           </mc:Choice>
           <mc:Fallback>
             <w:pict>
-              <v:line id="_x0000_s1026" o:spid="_x0000_s1026" o:spt="20" style="position:absolute;left:0pt;margin-left:-0.65pt;margin-top:4.9pt;height:0.7pt;width:345.2pt;z-index:251662336;mso-width-relative:page;mso-height-relative:page;" filled="f" stroked="t" coordsize="21600,21600" o:gfxdata="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">
-                <v:fill on="f" focussize="0,0"/>
-                <v:stroke weight="1.5pt" color="#000000 [3200]" miterlimit="8" joinstyle="miter"/>
-                <v:imagedata o:title=""/>
-                <o:lock v:ext="edit" aspectratio="f"/>
+              <v:line id="shape_0" from="-0.65pt,4.9pt" to="344.5pt,5.55pt" ID="Straight Connector 16" stroked="t" o:allowincell="f" style="position:absolute">
+                <v:stroke color="black" weight="19080" joinstyle="miter" endcap="flat"/>
+                <v:fill o:detectmouseclick="t" on="false"/>
+                <w10:wrap type="none"/>
               </v:line>
             </w:pict>
           </mc:Fallback>
@@ -1177,32 +1222,27 @@
     </w:p>
     <w:p>
       <w:pPr>
-        <w:keepNext w:val="0"/>
-        <w:keepLines w:val="0"/>
-        <w:pageBreakBefore w:val="0"/>
+        <w:pStyle w:val="Normal"/>
+        <w:keepNext w:val="false"/>
+        <w:keepLines w:val="false"/>
+        <w:pageBreakBefore w:val="false"/>
         <w:widowControl/>
-        <w:kinsoku/>
-        <w:wordWrap/>
-        <w:overflowPunct/>
-        <w:topLinePunct w:val="0"/>
-        <w:autoSpaceDE/>
-        <w:autoSpaceDN/>
+        <w:overflowPunct w:val="false"/>
         <w:bidi w:val="0"/>
-        <w:adjustRightInd/>
-        <w:snapToGrid/>
-        <w:spacing w:line="4" w:lineRule="atLeast"/>
-        <w:ind w:left="0" w:leftChars="0" w:firstLine="200" w:firstLineChars="100"/>
+        <w:snapToGrid w:val="true"/>
+        <w:spacing w:lineRule="atLeast" w:line="4"/>
+        <w:ind w:firstLine="200" w:left="0"/>
         <w:jc w:val="both"/>
         <w:textAlignment w:val="auto"/>
         <w:rPr>
-          <w:rFonts w:hint="default" w:cs="Amiri" w:asciiTheme="minorAscii" w:hAnsiTheme="minorAscii"/>
-          <w:sz w:val="20"/>
-          <w:lang w:val="en-US"/>
-        </w:rPr>
-      </w:pPr>
-      <w:r>
-        <w:rPr>
-          <w:rFonts w:hint="default" w:asciiTheme="minorAscii" w:hAnsiTheme="minorAscii"/>
+          <w:rFonts w:ascii="Calibri" w:hAnsi="Calibri" w:cs="Amiri" w:asciiTheme="minorAscii" w:hAnsiTheme="minorAscii"/>
+          <w:sz w:val="20"/>
+          <w:lang w:val="en-US"/>
+        </w:rPr>
+      </w:pPr>
+      <w:r>
+        <w:rPr>
+          <w:rFonts w:asciiTheme="minorAscii" w:hAnsiTheme="minorAscii"/>
           <w:sz w:val="20"/>
           <w:lang w:val="en-US"/>
         </w:rPr>
@@ -1210,7 +1250,7 @@
       </w:r>
       <w:r>
         <w:rPr>
-          <w:rFonts w:hint="default" w:cs="Amiri" w:asciiTheme="minorAscii" w:hAnsiTheme="minorAscii"/>
+          <w:rFonts w:cs="Amiri"/>
           <w:sz w:val="20"/>
           <w:lang w:val="en-US"/>
         </w:rPr>
@@ -1219,74 +1259,73 @@
     </w:p>
     <w:p>
       <w:pPr>
-        <w:keepNext w:val="0"/>
-        <w:keepLines w:val="0"/>
-        <w:pageBreakBefore w:val="0"/>
+        <w:pStyle w:val="Normal"/>
+        <w:keepNext w:val="false"/>
+        <w:keepLines w:val="false"/>
+        <w:pageBreakBefore w:val="false"/>
         <w:widowControl/>
-        <w:kinsoku/>
-        <w:wordWrap/>
-        <w:overflowPunct/>
-        <w:topLinePunct w:val="0"/>
-        <w:autoSpaceDE/>
-        <w:autoSpaceDN/>
+        <w:overflowPunct w:val="false"/>
         <w:bidi w:val="0"/>
-        <w:adjustRightInd/>
-        <w:snapToGrid/>
-        <w:spacing w:line="4" w:lineRule="atLeast"/>
+        <w:snapToGrid w:val="true"/>
+        <w:spacing w:lineRule="atLeast" w:line="4"/>
         <w:jc w:val="both"/>
         <w:textAlignment w:val="auto"/>
         <w:rPr>
-          <w:rFonts w:hint="default" w:cs="Amiri" w:asciiTheme="minorAscii" w:hAnsiTheme="minorAscii"/>
-          <w:sz w:val="20"/>
-          <w:lang w:val="en-US"/>
-        </w:rPr>
-      </w:pPr>
-    </w:p>
-    <w:p>
-      <w:pPr>
-        <w:keepNext w:val="0"/>
-        <w:keepLines w:val="0"/>
-        <w:pageBreakBefore w:val="0"/>
+          <w:rFonts w:ascii="Calibri" w:hAnsi="Calibri" w:cs="Amiri" w:asciiTheme="minorAscii" w:hAnsiTheme="minorAscii"/>
+          <w:sz w:val="20"/>
+          <w:lang w:val="en-US"/>
+        </w:rPr>
+      </w:pPr>
+      <w:r>
+        <w:rPr>
+          <w:rFonts w:cs="Amiri"/>
+          <w:sz w:val="20"/>
+          <w:lang w:val="en-US"/>
+        </w:rPr>
+      </w:r>
+    </w:p>
+    <w:p>
+      <w:pPr>
+        <w:pStyle w:val="Normal"/>
+        <w:keepNext w:val="false"/>
+        <w:keepLines w:val="false"/>
+        <w:pageBreakBefore w:val="false"/>
         <w:widowControl/>
-        <w:kinsoku/>
-        <w:wordWrap/>
-        <w:overflowPunct/>
-        <w:topLinePunct w:val="0"/>
-        <w:autoSpaceDE/>
-        <w:autoSpaceDN/>
+        <w:overflowPunct w:val="false"/>
         <w:bidi w:val="0"/>
-        <w:adjustRightInd/>
-        <w:snapToGrid/>
-        <w:spacing w:line="4" w:lineRule="atLeast"/>
+        <w:snapToGrid w:val="true"/>
+        <w:spacing w:lineRule="atLeast" w:line="4"/>
         <w:jc w:val="both"/>
         <w:textAlignment w:val="auto"/>
         <w:rPr>
-          <w:rFonts w:hint="default" w:cs="Amiri" w:asciiTheme="minorAscii" w:hAnsiTheme="minorAscii"/>
-          <w:sz w:val="20"/>
-          <w:lang w:val="en-US"/>
-        </w:rPr>
-      </w:pPr>
-    </w:p>
-    <w:p>
-      <w:pPr>
-        <w:keepNext w:val="0"/>
-        <w:keepLines w:val="0"/>
-        <w:pageBreakBefore w:val="0"/>
+          <w:rFonts w:ascii="Calibri" w:hAnsi="Calibri" w:cs="Amiri" w:asciiTheme="minorAscii" w:hAnsiTheme="minorAscii"/>
+          <w:sz w:val="20"/>
+          <w:lang w:val="en-US"/>
+        </w:rPr>
+      </w:pPr>
+      <w:r>
+        <w:rPr>
+          <w:rFonts w:cs="Amiri"/>
+          <w:sz w:val="20"/>
+          <w:lang w:val="en-US"/>
+        </w:rPr>
+      </w:r>
+    </w:p>
+    <w:p>
+      <w:pPr>
+        <w:pStyle w:val="Normal"/>
+        <w:keepNext w:val="false"/>
+        <w:keepLines w:val="false"/>
+        <w:pageBreakBefore w:val="false"/>
         <w:widowControl/>
-        <w:kinsoku/>
-        <w:wordWrap/>
-        <w:overflowPunct/>
-        <w:topLinePunct w:val="0"/>
-        <w:autoSpaceDE/>
-        <w:autoSpaceDN/>
+        <w:overflowPunct w:val="false"/>
         <w:bidi w:val="0"/>
-        <w:adjustRightInd/>
-        <w:snapToGrid/>
-        <w:spacing w:line="4" w:lineRule="atLeast"/>
+        <w:snapToGrid w:val="true"/>
+        <w:spacing w:lineRule="atLeast" w:line="4"/>
         <w:jc w:val="left"/>
         <w:textAlignment w:val="auto"/>
         <w:rPr>
-          <w:rFonts w:hint="default" w:asciiTheme="minorAscii" w:hAnsiTheme="minorAscii"/>
+          <w:rFonts w:ascii="Calibri" w:hAnsi="Calibri" w:asciiTheme="minorAscii" w:hAnsiTheme="minorAscii"/>
           <w:b/>
           <w:bCs/>
           <w:sz w:val="20"/>
@@ -1295,7 +1334,7 @@
       </w:pPr>
       <w:r>
         <w:rPr>
-          <w:rFonts w:hint="default" w:asciiTheme="minorAscii" w:hAnsiTheme="minorAscii"/>
+          <w:rFonts w:asciiTheme="minorAscii" w:hAnsiTheme="minorAscii"/>
           <w:b/>
           <w:bCs/>
           <w:sz w:val="20"/>
@@ -1306,25 +1345,20 @@
     </w:p>
     <w:p>
       <w:pPr>
-        <w:keepNext w:val="0"/>
-        <w:keepLines w:val="0"/>
-        <w:pageBreakBefore w:val="0"/>
+        <w:pStyle w:val="Normal"/>
+        <w:keepNext w:val="false"/>
+        <w:keepLines w:val="false"/>
+        <w:pageBreakBefore w:val="false"/>
         <w:widowControl/>
-        <w:kinsoku/>
-        <w:wordWrap/>
-        <w:overflowPunct/>
-        <w:topLinePunct w:val="0"/>
-        <w:autoSpaceDE/>
-        <w:autoSpaceDN/>
+        <w:overflowPunct w:val="false"/>
         <w:bidi w:val="0"/>
-        <w:adjustRightInd/>
-        <w:snapToGrid/>
-        <w:spacing w:line="4" w:lineRule="atLeast"/>
+        <w:snapToGrid w:val="true"/>
+        <w:spacing w:lineRule="atLeast" w:line="4"/>
         <w:jc w:val="left"/>
         <w:textAlignment w:val="auto"/>
         <w:rPr>
-          <w:rFonts w:hint="default" w:asciiTheme="minorAscii" w:hAnsiTheme="minorAscii"/>
-          <w:color w:val="767171" w:themeColor="background2" w:themeShade="80"/>
+          <w:rFonts w:ascii="Calibri" w:hAnsi="Calibri" w:asciiTheme="minorAscii" w:hAnsiTheme="minorAscii"/>
+          <w:color w:themeColor="background2" w:themeShade="80" w:val="767171"/>
           <w:sz w:val="16"/>
           <w:szCs w:val="16"/>
           <w:lang w:val="en-US"/>
@@ -1332,8 +1366,8 @@
       </w:pPr>
       <w:r>
         <w:rPr>
-          <w:rFonts w:hint="default" w:asciiTheme="minorAscii" w:hAnsiTheme="minorAscii"/>
-          <w:color w:val="767171" w:themeColor="background2" w:themeShade="80"/>
+          <w:rFonts w:asciiTheme="minorAscii" w:hAnsiTheme="minorAscii"/>
+          <w:color w:themeColor="background2" w:themeShade="80" w:val="767171"/>
           <w:sz w:val="16"/>
           <w:szCs w:val="16"/>
           <w:lang w:val="en-US"/>
@@ -1343,37 +1377,33 @@
     </w:p>
     <w:p>
       <w:pPr>
-        <w:keepNext w:val="0"/>
-        <w:keepLines w:val="0"/>
-        <w:pageBreakBefore w:val="0"/>
+        <w:pStyle w:val="Normal"/>
+        <w:keepNext w:val="false"/>
+        <w:keepLines w:val="false"/>
+        <w:pageBreakBefore w:val="false"/>
         <w:widowControl/>
-        <w:kinsoku/>
-        <w:wordWrap/>
-        <w:overflowPunct/>
-        <w:topLinePunct w:val="0"/>
-        <w:autoSpaceDE/>
-        <w:autoSpaceDN/>
+        <w:overflowPunct w:val="false"/>
         <w:bidi w:val="0"/>
-        <w:adjustRightInd/>
-        <w:snapToGrid/>
-        <w:spacing w:line="4" w:lineRule="atLeast"/>
+        <w:snapToGrid w:val="true"/>
+        <w:spacing w:lineRule="atLeast" w:line="4"/>
         <w:jc w:val="left"/>
         <w:textAlignment w:val="auto"/>
         <w:rPr>
-          <w:rFonts w:hint="default" w:asciiTheme="minorAscii" w:hAnsiTheme="minorAscii"/>
-          <w:sz w:val="20"/>
-          <w:lang w:val="en-US"/>
-        </w:rPr>
-      </w:pPr>
-      <w:r>
-        <w:rPr>
-          <w:rFonts w:hint="default" w:asciiTheme="minorAscii" w:hAnsiTheme="minorAscii"/>
-          <w:sz w:val="20"/>
+          <w:rFonts w:ascii="Calibri" w:hAnsi="Calibri" w:asciiTheme="minorAscii" w:hAnsiTheme="minorAscii"/>
+          <w:sz w:val="20"/>
+          <w:lang w:val="en-US"/>
+        </w:rPr>
+      </w:pPr>
+      <w:r>
+        <w:rPr>
+          <w:rFonts w:asciiTheme="minorAscii" w:hAnsiTheme="minorAscii"/>
+          <w:sz w:val="20"/>
+          <w:lang w:val="en-US"/>
         </w:rPr>
         <mc:AlternateContent>
           <mc:Choice Requires="wps">
             <w:drawing>
-              <wp:anchor distT="0" distB="0" distL="114300" distR="114300" simplePos="0" relativeHeight="251664384" behindDoc="0" locked="0" layoutInCell="1" allowOverlap="1">
+              <wp:anchor behindDoc="0" distT="9525" distB="10160" distL="0" distR="635" simplePos="0" locked="0" layoutInCell="1" allowOverlap="1" relativeHeight="11">
                 <wp:simplePos x="0" y="0"/>
                 <wp:positionH relativeFrom="column">
                   <wp:posOffset>5080</wp:posOffset>
@@ -1382,22 +1412,26 @@
                   <wp:posOffset>69215</wp:posOffset>
                 </wp:positionV>
                 <wp:extent cx="4384040" cy="8890"/>
-                <wp:effectExtent l="0" t="0" r="0" b="0"/>
+                <wp:effectExtent l="0" t="9525" r="635" b="10160"/>
                 <wp:wrapNone/>
-                <wp:docPr id="19" name="Straight Connector 19"/>
-                <wp:cNvGraphicFramePr/>
+                <wp:docPr id="9" name="Straight Connector 19"/>
                 <a:graphic xmlns:a="http://schemas.openxmlformats.org/drawingml/2006/main">
                   <a:graphicData uri="http://schemas.microsoft.com/office/word/2010/wordprocessingShape">
                     <wps:wsp>
-                      <wps:cNvCnPr/>
+                      <wps:cNvSpPr/>
                       <wps:spPr>
                         <a:xfrm>
                           <a:off x="0" y="0"/>
-                          <a:ext cx="4384040" cy="8890"/>
+                          <a:ext cx="4384080" cy="9000"/>
                         </a:xfrm>
                         <a:prstGeom prst="line">
                           <a:avLst/>
                         </a:prstGeom>
+                        <a:ln>
+                          <a:solidFill>
+                            <a:srgbClr val="000000"/>
+                          </a:solidFill>
+                        </a:ln>
                       </wps:spPr>
                       <wps:style>
                         <a:lnRef idx="3">
@@ -1409,9 +1443,7 @@
                         <a:effectRef idx="2">
                           <a:schemeClr val="dk1"/>
                         </a:effectRef>
-                        <a:fontRef idx="minor">
-                          <a:schemeClr val="tx1"/>
-                        </a:fontRef>
+                        <a:fontRef idx="minor"/>
                       </wps:style>
                       <wps:bodyPr/>
                     </wps:wsp>
@@ -1422,11 +1454,10 @@
           </mc:Choice>
           <mc:Fallback>
             <w:pict>
-              <v:line id="_x0000_s1026" o:spid="_x0000_s1026" o:spt="20" style="position:absolute;left:0pt;margin-left:0.4pt;margin-top:5.45pt;height:0.7pt;width:345.2pt;z-index:251664384;mso-width-relative:page;mso-height-relative:page;" filled="f" stroked="t" coordsize="21600,21600" o:gfxdata="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">
-                <v:fill on="f" focussize="0,0"/>
-                <v:stroke weight="1.5pt" color="#000000 [3200]" miterlimit="8" joinstyle="miter"/>
-                <v:imagedata o:title=""/>
-                <o:lock v:ext="edit" aspectratio="f"/>
+              <v:line id="shape_0" from="0.4pt,5.45pt" to="345.55pt,6.1pt" ID="Straight Connector 19" stroked="t" o:allowincell="f" style="position:absolute">
+                <v:stroke color="black" weight="19080" joinstyle="miter" endcap="flat"/>
+                <v:fill o:detectmouseclick="t" on="false"/>
+                <w10:wrap type="none"/>
               </v:line>
             </w:pict>
           </mc:Fallback>
@@ -1435,37 +1466,33 @@
     </w:p>
     <w:p>
       <w:pPr>
-        <w:keepNext w:val="0"/>
-        <w:keepLines w:val="0"/>
-        <w:pageBreakBefore w:val="0"/>
+        <w:pStyle w:val="Normal"/>
+        <w:keepNext w:val="false"/>
+        <w:keepLines w:val="false"/>
+        <w:pageBreakBefore w:val="false"/>
         <w:widowControl/>
-        <w:kinsoku/>
-        <w:wordWrap/>
-        <w:overflowPunct/>
-        <w:topLinePunct w:val="0"/>
-        <w:autoSpaceDE/>
-        <w:autoSpaceDN/>
+        <w:overflowPunct w:val="false"/>
         <w:bidi w:val="0"/>
-        <w:adjustRightInd/>
-        <w:snapToGrid/>
-        <w:spacing w:line="4" w:lineRule="atLeast"/>
+        <w:snapToGrid w:val="true"/>
+        <w:spacing w:lineRule="atLeast" w:line="4"/>
         <w:jc w:val="left"/>
         <w:textAlignment w:val="auto"/>
         <w:rPr>
-          <w:rFonts w:hint="default" w:asciiTheme="minorAscii" w:hAnsiTheme="minorAscii"/>
-          <w:sz w:val="20"/>
-          <w:lang w:val="en-US"/>
-        </w:rPr>
-      </w:pPr>
-      <w:r>
-        <w:rPr>
-          <w:rFonts w:hint="default" w:asciiTheme="minorAscii" w:hAnsiTheme="minorAscii"/>
-          <w:sz w:val="20"/>
+          <w:rFonts w:ascii="Calibri" w:hAnsi="Calibri" w:asciiTheme="minorAscii" w:hAnsiTheme="minorAscii"/>
+          <w:sz w:val="20"/>
+          <w:lang w:val="en-US"/>
+        </w:rPr>
+      </w:pPr>
+      <w:r>
+        <w:rPr>
+          <w:rFonts w:asciiTheme="minorAscii" w:hAnsiTheme="minorAscii"/>
+          <w:sz w:val="20"/>
+          <w:lang w:val="en-US"/>
         </w:rPr>
         <mc:AlternateContent>
           <mc:Choice Requires="wps">
             <w:drawing>
-              <wp:anchor distT="0" distB="0" distL="114300" distR="114300" simplePos="0" relativeHeight="251665408" behindDoc="0" locked="0" layoutInCell="1" allowOverlap="1">
+              <wp:anchor behindDoc="0" distT="0" distB="0" distL="114300" distR="114300" simplePos="0" locked="0" layoutInCell="0" allowOverlap="1" relativeHeight="12">
                 <wp:simplePos x="0" y="0"/>
                 <wp:positionH relativeFrom="column">
                   <wp:posOffset>-2540</wp:posOffset>
@@ -1473,19 +1500,18 @@
                 <wp:positionV relativeFrom="paragraph">
                   <wp:posOffset>123190</wp:posOffset>
                 </wp:positionV>
-                <wp:extent cx="2133600" cy="209550"/>
+                <wp:extent cx="2133600" cy="831215"/>
                 <wp:effectExtent l="0" t="0" r="0" b="0"/>
                 <wp:wrapTopAndBottom/>
-                <wp:docPr id="40" name="Text Box 40"/>
-                <wp:cNvGraphicFramePr/>
+                <wp:docPr id="10" name="Text Box 40"/>
                 <a:graphic xmlns:a="http://schemas.openxmlformats.org/drawingml/2006/main">
                   <a:graphicData uri="http://schemas.microsoft.com/office/word/2010/wordprocessingShape">
                     <wps:wsp>
-                      <wps:cNvSpPr txBox="1"/>
+                      <wps:cNvSpPr/>
                       <wps:spPr>
                         <a:xfrm>
                           <a:off x="0" y="0"/>
-                          <a:ext cx="2133600" cy="209550"/>
+                          <a:ext cx="2133720" cy="831240"/>
                         </a:xfrm>
                         <a:prstGeom prst="rect">
                           <a:avLst/>
@@ -1507,39 +1533,33 @@
                         <a:effectRef idx="0">
                           <a:schemeClr val="accent1"/>
                         </a:effectRef>
-                        <a:fontRef idx="minor">
-                          <a:schemeClr val="dk1"/>
-                        </a:fontRef>
+                        <a:fontRef idx="minor"/>
                       </wps:style>
                       <wps:txbx>
                         <w:txbxContent>
                           <w:p>
                             <w:pPr>
-                              <w:keepNext w:val="0"/>
-                              <w:keepLines w:val="0"/>
-                              <w:pageBreakBefore w:val="0"/>
+                              <w:pStyle w:val="FrameContents"/>
+                              <w:keepNext w:val="false"/>
+                              <w:keepLines w:val="false"/>
+                              <w:pageBreakBefore w:val="false"/>
                               <w:widowControl/>
-                              <w:kinsoku/>
-                              <w:wordWrap/>
-                              <w:overflowPunct/>
-                              <w:topLinePunct w:val="0"/>
-                              <w:autoSpaceDE/>
-                              <w:autoSpaceDN/>
+                              <w:overflowPunct w:val="false"/>
                               <w:bidi w:val="0"/>
-                              <w:adjustRightInd/>
-                              <w:snapToGrid/>
-                              <w:spacing w:line="4" w:lineRule="atLeast"/>
+                              <w:snapToGrid w:val="true"/>
+                              <w:spacing w:lineRule="atLeast" w:line="4"/>
                               <w:jc w:val="both"/>
                               <w:textAlignment w:val="auto"/>
                               <w:rPr>
-                                <w:rFonts w:hint="default" w:cs="Amiri" w:asciiTheme="minorAscii" w:hAnsiTheme="minorAscii"/>
+                                <w:rFonts w:ascii="Calibri" w:hAnsi="Calibri" w:cs="Amiri" w:asciiTheme="minorAscii" w:hAnsiTheme="minorAscii"/>
                                 <w:sz w:val="20"/>
                                 <w:lang w:val="en-US"/>
                               </w:rPr>
                             </w:pPr>
                             <w:r>
                               <w:rPr>
-                                <w:rFonts w:hint="default" w:cs="Amiri" w:asciiTheme="minorAscii" w:hAnsiTheme="minorAscii"/>
+                                <w:rFonts w:cs="Amiri"/>
+                                <w:color w:val="000000"/>
                                 <w:sz w:val="20"/>
                                 <w:lang w:val="en-US"/>
                               </w:rPr>
@@ -1548,25 +1568,20 @@
                           </w:p>
                           <w:p>
                             <w:pPr>
-                              <w:keepNext w:val="0"/>
-                              <w:keepLines w:val="0"/>
-                              <w:pageBreakBefore w:val="0"/>
+                              <w:pStyle w:val="FrameContents"/>
+                              <w:keepNext w:val="false"/>
+                              <w:keepLines w:val="false"/>
+                              <w:pageBreakBefore w:val="false"/>
                               <w:widowControl/>
-                              <w:kinsoku/>
-                              <w:wordWrap/>
-                              <w:overflowPunct/>
-                              <w:topLinePunct w:val="0"/>
-                              <w:autoSpaceDE/>
-                              <w:autoSpaceDN/>
+                              <w:overflowPunct w:val="false"/>
                               <w:bidi w:val="0"/>
-                              <w:adjustRightInd/>
-                              <w:snapToGrid/>
-                              <w:spacing w:line="4" w:lineRule="atLeast"/>
-                              <w:ind w:left="200" w:leftChars="100" w:firstLine="0" w:firstLineChars="0"/>
+                              <w:snapToGrid w:val="true"/>
+                              <w:spacing w:lineRule="atLeast" w:line="4"/>
+                              <w:ind w:hanging="0" w:left="200"/>
                               <w:jc w:val="both"/>
                               <w:textAlignment w:val="auto"/>
                               <w:rPr>
-                                <w:rFonts w:hint="default" w:cs="Amiri" w:asciiTheme="minorAscii" w:hAnsiTheme="minorAscii"/>
+                                <w:rFonts w:ascii="Calibri" w:hAnsi="Calibri" w:cs="Amiri" w:asciiTheme="minorAscii" w:hAnsiTheme="minorAscii"/>
                                 <w:b/>
                                 <w:bCs/>
                                 <w:sz w:val="20"/>
@@ -1575,9 +1590,10 @@
                             </w:pPr>
                             <w:r>
                               <w:rPr>
-                                <w:rFonts w:hint="default" w:cs="Amiri" w:asciiTheme="minorAscii" w:hAnsiTheme="minorAscii"/>
+                                <w:rFonts w:cs="Amiri"/>
                                 <w:b/>
                                 <w:bCs/>
+                                <w:color w:val="000000"/>
                                 <w:sz w:val="20"/>
                                 <w:lang w:val="en-US"/>
                               </w:rPr>
@@ -1586,32 +1602,28 @@
                           </w:p>
                           <w:p>
                             <w:pPr>
-                              <w:keepNext w:val="0"/>
-                              <w:keepLines w:val="0"/>
-                              <w:pageBreakBefore w:val="0"/>
+                              <w:pStyle w:val="FrameContents"/>
+                              <w:keepNext w:val="false"/>
+                              <w:keepLines w:val="false"/>
+                              <w:pageBreakBefore w:val="false"/>
                               <w:widowControl/>
-                              <w:kinsoku/>
-                              <w:wordWrap/>
-                              <w:overflowPunct/>
-                              <w:topLinePunct w:val="0"/>
-                              <w:autoSpaceDE/>
-                              <w:autoSpaceDN/>
+                              <w:overflowPunct w:val="false"/>
                               <w:bidi w:val="0"/>
-                              <w:adjustRightInd/>
-                              <w:snapToGrid/>
-                              <w:spacing w:line="4" w:lineRule="atLeast"/>
-                              <w:ind w:left="200" w:leftChars="100" w:firstLine="0" w:firstLineChars="0"/>
+                              <w:snapToGrid w:val="true"/>
+                              <w:spacing w:lineRule="atLeast" w:line="4"/>
+                              <w:ind w:hanging="0" w:left="200"/>
                               <w:jc w:val="both"/>
                               <w:textAlignment w:val="auto"/>
                               <w:rPr>
-                                <w:rFonts w:hint="default" w:cs="Amiri" w:asciiTheme="minorAscii" w:hAnsiTheme="minorAscii"/>
+                                <w:rFonts w:ascii="Calibri" w:hAnsi="Calibri" w:cs="Amiri" w:asciiTheme="minorAscii" w:hAnsiTheme="minorAscii"/>
                                 <w:sz w:val="20"/>
                                 <w:lang w:val="en-US"/>
                               </w:rPr>
                             </w:pPr>
                             <w:r>
                               <w:rPr>
-                                <w:rFonts w:hint="default" w:cs="Amiri" w:asciiTheme="minorAscii" w:hAnsiTheme="minorAscii"/>
+                                <w:rFonts w:cs="Amiri"/>
+                                <w:color w:val="000000"/>
                                 <w:sz w:val="20"/>
                                 <w:lang w:val="en-US"/>
                               </w:rPr>
@@ -1619,7 +1631,8 @@
                             </w:r>
                             <w:r>
                               <w:rPr>
-                                <w:rFonts w:hint="default" w:cs="Amiri" w:asciiTheme="minorAscii" w:hAnsiTheme="minorAscii"/>
+                                <w:rFonts w:cs="Amiri"/>
+                                <w:color w:val="000000"/>
                                 <w:sz w:val="20"/>
                                 <w:lang w:val="en-US" w:eastAsia="zh-CN"/>
                               </w:rPr>
@@ -1627,7 +1640,8 @@
                             </w:r>
                             <w:r>
                               <w:rPr>
-                                <w:rFonts w:hint="default" w:cs="Amiri" w:asciiTheme="minorAscii" w:hAnsiTheme="minorAscii"/>
+                                <w:rFonts w:cs="Amiri"/>
+                                <w:color w:val="000000"/>
                                 <w:sz w:val="20"/>
                                 <w:lang w:val="en-US"/>
                               </w:rPr>
@@ -1636,39 +1650,44 @@
                           </w:p>
                           <w:p>
                             <w:pPr>
-                              <w:keepNext w:val="0"/>
-                              <w:keepLines w:val="0"/>
-                              <w:pageBreakBefore w:val="0"/>
+                              <w:pStyle w:val="FrameContents"/>
+                              <w:keepNext w:val="false"/>
+                              <w:keepLines w:val="false"/>
+                              <w:pageBreakBefore w:val="false"/>
                               <w:widowControl/>
-                              <w:kinsoku/>
-                              <w:wordWrap/>
-                              <w:overflowPunct/>
-                              <w:topLinePunct w:val="0"/>
-                              <w:autoSpaceDE/>
-                              <w:autoSpaceDN/>
+                              <w:overflowPunct w:val="false"/>
                               <w:bidi w:val="0"/>
-                              <w:adjustRightInd/>
-                              <w:snapToGrid/>
-                              <w:spacing w:line="4" w:lineRule="atLeast"/>
-                              <w:ind w:left="200" w:leftChars="100" w:firstLine="0" w:firstLineChars="0"/>
+                              <w:snapToGrid w:val="true"/>
+                              <w:spacing w:lineRule="atLeast" w:line="4"/>
+                              <w:ind w:hanging="0" w:left="200"/>
                               <w:jc w:val="both"/>
                               <w:textAlignment w:val="auto"/>
                               <w:rPr>
-                                <w:rFonts w:hint="default" w:cs="Amiri" w:asciiTheme="minorAscii" w:hAnsiTheme="minorAscii"/>
+                                <w:rFonts w:ascii="Calibri" w:hAnsi="Calibri" w:cs="Amiri" w:asciiTheme="minorAscii" w:hAnsiTheme="minorAscii"/>
                                 <w:sz w:val="20"/>
                                 <w:lang w:val="en-US"/>
                               </w:rPr>
                             </w:pPr>
+                            <w:r>
+                              <w:rPr>
+                                <w:rFonts w:cs="Amiri"/>
+                                <w:color w:val="000000"/>
+                                <w:sz w:val="20"/>
+                                <w:lang w:val="en-US"/>
+                              </w:rPr>
+                            </w:r>
                           </w:p>
                           <w:p>
                             <w:pPr>
+                              <w:pStyle w:val="FrameContents"/>
                               <w:rPr>
-                                <w:rFonts w:hint="default" w:asciiTheme="minorAscii" w:hAnsiTheme="minorAscii"/>
+                                <w:rFonts w:ascii="Calibri" w:hAnsi="Calibri" w:asciiTheme="minorAscii" w:hAnsiTheme="minorAscii"/>
                               </w:rPr>
                             </w:pPr>
                             <w:r>
                               <w:rPr>
-                                <w:rFonts w:hint="default" w:cs="Amiri" w:asciiTheme="minorAscii" w:hAnsiTheme="minorAscii"/>
+                                <w:rFonts w:cs="Amiri"/>
+                                <w:color w:val="000000"/>
                                 <w:sz w:val="20"/>
                                 <w:lang w:val="en-US"/>
                               </w:rPr>
@@ -1677,7 +1696,7 @@
                           </w:p>
                         </w:txbxContent>
                       </wps:txbx>
-                      <wps:bodyPr rot="0" spcFirstLastPara="0" vertOverflow="overflow" horzOverflow="overflow" vert="horz" wrap="square" lIns="91440" tIns="45720" rIns="91440" bIns="45720" numCol="1" spcCol="0" rtlCol="0" fromWordArt="0" anchor="t" anchorCtr="0" forceAA="0" upright="0" compatLnSpc="1">
+                      <wps:bodyPr anchor="t">
                         <a:spAutoFit/>
                       </wps:bodyPr>
                     </wps:wsp>
@@ -1688,40 +1707,34 @@
           </mc:Choice>
           <mc:Fallback>
             <w:pict>
-              <v:shape id="_x0000_s1026" o:spid="_x0000_s1026" o:spt="202" type="#_x0000_t202" style="position:absolute;left:0pt;margin-left:-0.2pt;margin-top:9.7pt;height:16.5pt;width:168pt;mso-wrap-distance-bottom:0pt;mso-wrap-distance-top:0pt;z-index:251665408;mso-width-relative:page;mso-height-relative:page;" fillcolor="#FFFFFF [3201]" filled="t" stroked="f" coordsize="21600,21600" o:gfxdata="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">
-                <v:fill on="t" focussize="0,0"/>
-                <v:stroke on="f" weight="0.5pt"/>
-                <v:imagedata o:title=""/>
-                <o:lock v:ext="edit" aspectratio="f"/>
-                <v:textbox style="mso-fit-shape-to-text:t;">
+              <v:rect id="shape_0" ID="Text Box 40" path="m0,0l-2147483645,0l-2147483645,-2147483646l0,-2147483646xe" fillcolor="white" stroked="f" o:allowincell="f" style="position:absolute;margin-left:-0.2pt;margin-top:9.7pt;width:167.95pt;height:65.4pt;mso-wrap-style:square;v-text-anchor:top">
+                <v:fill o:detectmouseclick="t" type="solid" color2="black"/>
+                <v:stroke color="#3465a4" weight="6480" joinstyle="round" endcap="flat"/>
+                <v:textbox>
                   <w:txbxContent>
                     <w:p>
                       <w:pPr>
-                        <w:keepNext w:val="0"/>
-                        <w:keepLines w:val="0"/>
-                        <w:pageBreakBefore w:val="0"/>
+                        <w:pStyle w:val="FrameContents"/>
+                        <w:keepNext w:val="false"/>
+                        <w:keepLines w:val="false"/>
+                        <w:pageBreakBefore w:val="false"/>
                         <w:widowControl/>
-                        <w:kinsoku/>
-                        <w:wordWrap/>
-                        <w:overflowPunct/>
-                        <w:topLinePunct w:val="0"/>
-                        <w:autoSpaceDE/>
-                        <w:autoSpaceDN/>
+                        <w:overflowPunct w:val="false"/>
                         <w:bidi w:val="0"/>
-                        <w:adjustRightInd/>
-                        <w:snapToGrid/>
-                        <w:spacing w:line="4" w:lineRule="atLeast"/>
+                        <w:snapToGrid w:val="true"/>
+                        <w:spacing w:lineRule="atLeast" w:line="4"/>
                         <w:jc w:val="both"/>
                         <w:textAlignment w:val="auto"/>
                         <w:rPr>
-                          <w:rFonts w:hint="default" w:cs="Amiri" w:asciiTheme="minorAscii" w:hAnsiTheme="minorAscii"/>
+                          <w:rFonts w:ascii="Calibri" w:hAnsi="Calibri" w:cs="Amiri" w:asciiTheme="minorAscii" w:hAnsiTheme="minorAscii"/>
                           <w:sz w:val="20"/>
                           <w:lang w:val="en-US"/>
                         </w:rPr>
                       </w:pPr>
                       <w:r>
                         <w:rPr>
-                          <w:rFonts w:hint="default" w:cs="Amiri" w:asciiTheme="minorAscii" w:hAnsiTheme="minorAscii"/>
+                          <w:rFonts w:cs="Amiri"/>
+                          <w:color w:val="000000"/>
                           <w:sz w:val="20"/>
                           <w:lang w:val="en-US"/>
                         </w:rPr>
@@ -1730,25 +1743,20 @@
                     </w:p>
                     <w:p>
                       <w:pPr>
-                        <w:keepNext w:val="0"/>
-                        <w:keepLines w:val="0"/>
-                        <w:pageBreakBefore w:val="0"/>
+                        <w:pStyle w:val="FrameContents"/>
+                        <w:keepNext w:val="false"/>
+                        <w:keepLines w:val="false"/>
+                        <w:pageBreakBefore w:val="false"/>
                         <w:widowControl/>
-                        <w:kinsoku/>
-                        <w:wordWrap/>
-                        <w:overflowPunct/>
-                        <w:topLinePunct w:val="0"/>
-                        <w:autoSpaceDE/>
-                        <w:autoSpaceDN/>
+                        <w:overflowPunct w:val="false"/>
                         <w:bidi w:val="0"/>
-                        <w:adjustRightInd/>
-                        <w:snapToGrid/>
-                        <w:spacing w:line="4" w:lineRule="atLeast"/>
-                        <w:ind w:left="200" w:leftChars="100" w:firstLine="0" w:firstLineChars="0"/>
+                        <w:snapToGrid w:val="true"/>
+                        <w:spacing w:lineRule="atLeast" w:line="4"/>
+                        <w:ind w:hanging="0" w:left="200"/>
                         <w:jc w:val="both"/>
                         <w:textAlignment w:val="auto"/>
                         <w:rPr>
-                          <w:rFonts w:hint="default" w:cs="Amiri" w:asciiTheme="minorAscii" w:hAnsiTheme="minorAscii"/>
+                          <w:rFonts w:ascii="Calibri" w:hAnsi="Calibri" w:cs="Amiri" w:asciiTheme="minorAscii" w:hAnsiTheme="minorAscii"/>
                           <w:b/>
                           <w:bCs/>
                           <w:sz w:val="20"/>
@@ -1757,9 +1765,10 @@
                       </w:pPr>
                       <w:r>
                         <w:rPr>
-                          <w:rFonts w:hint="default" w:cs="Amiri" w:asciiTheme="minorAscii" w:hAnsiTheme="minorAscii"/>
+                          <w:rFonts w:cs="Amiri"/>
                           <w:b/>
                           <w:bCs/>
+                          <w:color w:val="000000"/>
                           <w:sz w:val="20"/>
                           <w:lang w:val="en-US"/>
                         </w:rPr>
@@ -1768,32 +1777,28 @@
                     </w:p>
                     <w:p>
                       <w:pPr>
-                        <w:keepNext w:val="0"/>
-                        <w:keepLines w:val="0"/>
-                        <w:pageBreakBefore w:val="0"/>
+                        <w:pStyle w:val="FrameContents"/>
+                        <w:keepNext w:val="false"/>
+                        <w:keepLines w:val="false"/>
+                        <w:pageBreakBefore w:val="false"/>
                         <w:widowControl/>
-                        <w:kinsoku/>
-                        <w:wordWrap/>
-                        <w:overflowPunct/>
-                        <w:topLinePunct w:val="0"/>
-                        <w:autoSpaceDE/>
-                        <w:autoSpaceDN/>
+                        <w:overflowPunct w:val="false"/>
                         <w:bidi w:val="0"/>
-                        <w:adjustRightInd/>
-                        <w:snapToGrid/>
-                        <w:spacing w:line="4" w:lineRule="atLeast"/>
-                        <w:ind w:left="200" w:leftChars="100" w:firstLine="0" w:firstLineChars="0"/>
+                        <w:snapToGrid w:val="true"/>
+                        <w:spacing w:lineRule="atLeast" w:line="4"/>
+                        <w:ind w:hanging="0" w:left="200"/>
                         <w:jc w:val="both"/>
                         <w:textAlignment w:val="auto"/>
                         <w:rPr>
-                          <w:rFonts w:hint="default" w:cs="Amiri" w:asciiTheme="minorAscii" w:hAnsiTheme="minorAscii"/>
+                          <w:rFonts w:ascii="Calibri" w:hAnsi="Calibri" w:cs="Amiri" w:asciiTheme="minorAscii" w:hAnsiTheme="minorAscii"/>
                           <w:sz w:val="20"/>
                           <w:lang w:val="en-US"/>
                         </w:rPr>
                       </w:pPr>
                       <w:r>
                         <w:rPr>
-                          <w:rFonts w:hint="default" w:cs="Amiri" w:asciiTheme="minorAscii" w:hAnsiTheme="minorAscii"/>
+                          <w:rFonts w:cs="Amiri"/>
+                          <w:color w:val="000000"/>
                           <w:sz w:val="20"/>
                           <w:lang w:val="en-US"/>
                         </w:rPr>
@@ -1801,7 +1806,8 @@
                       </w:r>
                       <w:r>
                         <w:rPr>
-                          <w:rFonts w:hint="default" w:cs="Amiri" w:asciiTheme="minorAscii" w:hAnsiTheme="minorAscii"/>
+                          <w:rFonts w:cs="Amiri"/>
+                          <w:color w:val="000000"/>
                           <w:sz w:val="20"/>
                           <w:lang w:val="en-US" w:eastAsia="zh-CN"/>
                         </w:rPr>
@@ -1809,7 +1815,8 @@
                       </w:r>
                       <w:r>
                         <w:rPr>
-                          <w:rFonts w:hint="default" w:cs="Amiri" w:asciiTheme="minorAscii" w:hAnsiTheme="minorAscii"/>
+                          <w:rFonts w:cs="Amiri"/>
+                          <w:color w:val="000000"/>
                           <w:sz w:val="20"/>
                           <w:lang w:val="en-US"/>
                         </w:rPr>
@@ -1818,39 +1825,44 @@
                     </w:p>
                     <w:p>
                       <w:pPr>
-                        <w:keepNext w:val="0"/>
-                        <w:keepLines w:val="0"/>
-                        <w:pageBreakBefore w:val="0"/>
+                        <w:pStyle w:val="FrameContents"/>
+                        <w:keepNext w:val="false"/>
+                        <w:keepLines w:val="false"/>
+                        <w:pageBreakBefore w:val="false"/>
                         <w:widowControl/>
-                        <w:kinsoku/>
-                        <w:wordWrap/>
-                        <w:overflowPunct/>
-                        <w:topLinePunct w:val="0"/>
-                        <w:autoSpaceDE/>
-                        <w:autoSpaceDN/>
+                        <w:overflowPunct w:val="false"/>
                         <w:bidi w:val="0"/>
-                        <w:adjustRightInd/>
-                        <w:snapToGrid/>
-                        <w:spacing w:line="4" w:lineRule="atLeast"/>
-                        <w:ind w:left="200" w:leftChars="100" w:firstLine="0" w:firstLineChars="0"/>
+                        <w:snapToGrid w:val="true"/>
+                        <w:spacing w:lineRule="atLeast" w:line="4"/>
+                        <w:ind w:hanging="0" w:left="200"/>
                         <w:jc w:val="both"/>
                         <w:textAlignment w:val="auto"/>
                         <w:rPr>
-                          <w:rFonts w:hint="default" w:cs="Amiri" w:asciiTheme="minorAscii" w:hAnsiTheme="minorAscii"/>
+                          <w:rFonts w:ascii="Calibri" w:hAnsi="Calibri" w:cs="Amiri" w:asciiTheme="minorAscii" w:hAnsiTheme="minorAscii"/>
                           <w:sz w:val="20"/>
                           <w:lang w:val="en-US"/>
                         </w:rPr>
                       </w:pPr>
+                      <w:r>
+                        <w:rPr>
+                          <w:rFonts w:cs="Amiri"/>
+                          <w:color w:val="000000"/>
+                          <w:sz w:val="20"/>
+                          <w:lang w:val="en-US"/>
+                        </w:rPr>
+                      </w:r>
                     </w:p>
                     <w:p>
                       <w:pPr>
+                        <w:pStyle w:val="FrameContents"/>
                         <w:rPr>
-                          <w:rFonts w:hint="default" w:asciiTheme="minorAscii" w:hAnsiTheme="minorAscii"/>
+                          <w:rFonts w:ascii="Calibri" w:hAnsi="Calibri" w:asciiTheme="minorAscii" w:hAnsiTheme="minorAscii"/>
                         </w:rPr>
                       </w:pPr>
                       <w:r>
                         <w:rPr>
-                          <w:rFonts w:hint="default" w:cs="Amiri" w:asciiTheme="minorAscii" w:hAnsiTheme="minorAscii"/>
+                          <w:rFonts w:cs="Amiri"/>
+                          <w:color w:val="000000"/>
                           <w:sz w:val="20"/>
                           <w:lang w:val="en-US"/>
                         </w:rPr>
@@ -1860,20 +1872,14 @@
                   </w:txbxContent>
                 </v:textbox>
                 <w10:wrap type="topAndBottom"/>
-              </v:shape>
+              </v:rect>
             </w:pict>
           </mc:Fallback>
         </mc:AlternateContent>
-      </w:r>
-      <w:r>
-        <w:rPr>
-          <w:rFonts w:hint="default" w:asciiTheme="minorAscii" w:hAnsiTheme="minorAscii"/>
-          <w:sz w:val="20"/>
-        </w:rPr>
         <mc:AlternateContent>
           <mc:Choice Requires="wps">
             <w:drawing>
-              <wp:anchor distT="0" distB="0" distL="114300" distR="114300" simplePos="0" relativeHeight="251666432" behindDoc="0" locked="0" layoutInCell="1" allowOverlap="1">
+              <wp:anchor behindDoc="0" distT="0" distB="0" distL="113665" distR="128905" simplePos="0" locked="0" layoutInCell="0" allowOverlap="1" relativeHeight="14">
                 <wp:simplePos x="0" y="0"/>
                 <wp:positionH relativeFrom="column">
                   <wp:posOffset>2230120</wp:posOffset>
@@ -1881,19 +1887,18 @@
                 <wp:positionV relativeFrom="paragraph">
                   <wp:posOffset>120650</wp:posOffset>
                 </wp:positionV>
-                <wp:extent cx="2214245" cy="209550"/>
-                <wp:effectExtent l="0" t="0" r="14605" b="0"/>
+                <wp:extent cx="2214245" cy="831215"/>
+                <wp:effectExtent l="635" t="635" r="0" b="0"/>
                 <wp:wrapTopAndBottom/>
-                <wp:docPr id="41" name="Text Box 41"/>
-                <wp:cNvGraphicFramePr/>
+                <wp:docPr id="11" name="Text Box 41"/>
                 <a:graphic xmlns:a="http://schemas.openxmlformats.org/drawingml/2006/main">
                   <a:graphicData uri="http://schemas.microsoft.com/office/word/2010/wordprocessingShape">
                     <wps:wsp>
-                      <wps:cNvSpPr txBox="1"/>
+                      <wps:cNvSpPr/>
                       <wps:spPr>
                         <a:xfrm>
                           <a:off x="0" y="0"/>
-                          <a:ext cx="2214245" cy="209550"/>
+                          <a:ext cx="2214360" cy="831240"/>
                         </a:xfrm>
                         <a:prstGeom prst="rect">
                           <a:avLst/>
@@ -1915,39 +1920,33 @@
                         <a:effectRef idx="0">
                           <a:schemeClr val="accent1"/>
                         </a:effectRef>
-                        <a:fontRef idx="minor">
-                          <a:schemeClr val="dk1"/>
-                        </a:fontRef>
+                        <a:fontRef idx="minor"/>
                       </wps:style>
                       <wps:txbx>
                         <w:txbxContent>
                           <w:p>
                             <w:pPr>
-                              <w:keepNext w:val="0"/>
-                              <w:keepLines w:val="0"/>
-                              <w:pageBreakBefore w:val="0"/>
+                              <w:pStyle w:val="FrameContents"/>
+                              <w:keepNext w:val="false"/>
+                              <w:keepLines w:val="false"/>
+                              <w:pageBreakBefore w:val="false"/>
                               <w:widowControl/>
-                              <w:kinsoku/>
-                              <w:wordWrap/>
-                              <w:overflowPunct/>
-                              <w:topLinePunct w:val="0"/>
-                              <w:autoSpaceDE/>
-                              <w:autoSpaceDN/>
+                              <w:overflowPunct w:val="false"/>
                               <w:bidi w:val="0"/>
-                              <w:adjustRightInd/>
-                              <w:snapToGrid/>
-                              <w:spacing w:line="4" w:lineRule="atLeast"/>
+                              <w:snapToGrid w:val="true"/>
+                              <w:spacing w:lineRule="atLeast" w:line="4"/>
                               <w:jc w:val="both"/>
                               <w:textAlignment w:val="auto"/>
                               <w:rPr>
-                                <w:rFonts w:hint="default" w:cs="Amiri" w:asciiTheme="minorAscii" w:hAnsiTheme="minorAscii"/>
+                                <w:rFonts w:ascii="Calibri" w:hAnsi="Calibri" w:cs="Amiri" w:asciiTheme="minorAscii" w:hAnsiTheme="minorAscii"/>
                                 <w:sz w:val="20"/>
                                 <w:lang w:val="en-US"/>
                               </w:rPr>
                             </w:pPr>
                             <w:r>
                               <w:rPr>
-                                <w:rFonts w:hint="default" w:cs="Amiri" w:asciiTheme="minorAscii" w:hAnsiTheme="minorAscii"/>
+                                <w:rFonts w:cs="Amiri"/>
+                                <w:color w:val="000000"/>
                                 <w:sz w:val="20"/>
                                 <w:lang w:val="en-US"/>
                               </w:rPr>
@@ -1956,25 +1955,20 @@
                           </w:p>
                           <w:p>
                             <w:pPr>
-                              <w:keepNext w:val="0"/>
-                              <w:keepLines w:val="0"/>
-                              <w:pageBreakBefore w:val="0"/>
+                              <w:pStyle w:val="FrameContents"/>
+                              <w:keepNext w:val="false"/>
+                              <w:keepLines w:val="false"/>
+                              <w:pageBreakBefore w:val="false"/>
                               <w:widowControl/>
-                              <w:kinsoku/>
-                              <w:wordWrap/>
-                              <w:overflowPunct/>
-                              <w:topLinePunct w:val="0"/>
-                              <w:autoSpaceDE/>
-                              <w:autoSpaceDN/>
+                              <w:overflowPunct w:val="false"/>
                               <w:bidi w:val="0"/>
-                              <w:adjustRightInd/>
-                              <w:snapToGrid/>
-                              <w:spacing w:line="4" w:lineRule="atLeast"/>
-                              <w:ind w:left="200" w:leftChars="100" w:firstLine="0" w:firstLineChars="0"/>
+                              <w:snapToGrid w:val="true"/>
+                              <w:spacing w:lineRule="atLeast" w:line="4"/>
+                              <w:ind w:hanging="0" w:left="200"/>
                               <w:jc w:val="both"/>
                               <w:textAlignment w:val="auto"/>
                               <w:rPr>
-                                <w:rFonts w:hint="default" w:cs="Amiri" w:asciiTheme="minorAscii" w:hAnsiTheme="minorAscii"/>
+                                <w:rFonts w:ascii="Calibri" w:hAnsi="Calibri" w:cs="Amiri" w:asciiTheme="minorAscii" w:hAnsiTheme="minorAscii"/>
                                 <w:b/>
                                 <w:bCs/>
                                 <w:sz w:val="20"/>
@@ -1983,9 +1977,10 @@
                             </w:pPr>
                             <w:r>
                               <w:rPr>
-                                <w:rFonts w:hint="default" w:cs="Amiri" w:asciiTheme="minorAscii" w:hAnsiTheme="minorAscii"/>
+                                <w:rFonts w:cs="Amiri"/>
                                 <w:b/>
                                 <w:bCs/>
+                                <w:color w:val="000000"/>
                                 <w:sz w:val="20"/>
                                 <w:lang w:val="en-US"/>
                               </w:rPr>
@@ -1994,32 +1989,28 @@
                           </w:p>
                           <w:p>
                             <w:pPr>
-                              <w:keepNext w:val="0"/>
-                              <w:keepLines w:val="0"/>
-                              <w:pageBreakBefore w:val="0"/>
+                              <w:pStyle w:val="FrameContents"/>
+                              <w:keepNext w:val="false"/>
+                              <w:keepLines w:val="false"/>
+                              <w:pageBreakBefore w:val="false"/>
                               <w:widowControl/>
-                              <w:kinsoku/>
-                              <w:wordWrap/>
-                              <w:overflowPunct/>
-                              <w:topLinePunct w:val="0"/>
-                              <w:autoSpaceDE/>
-                              <w:autoSpaceDN/>
+                              <w:overflowPunct w:val="false"/>
                               <w:bidi w:val="0"/>
-                              <w:adjustRightInd/>
-                              <w:snapToGrid/>
-                              <w:spacing w:line="4" w:lineRule="atLeast"/>
-                              <w:ind w:left="200" w:leftChars="100" w:firstLine="0" w:firstLineChars="0"/>
+                              <w:snapToGrid w:val="true"/>
+                              <w:spacing w:lineRule="atLeast" w:line="4"/>
+                              <w:ind w:hanging="0" w:left="200"/>
                               <w:jc w:val="both"/>
                               <w:textAlignment w:val="auto"/>
                               <w:rPr>
-                                <w:rFonts w:hint="default" w:cs="Amiri" w:asciiTheme="minorAscii" w:hAnsiTheme="minorAscii"/>
+                                <w:rFonts w:ascii="Calibri" w:hAnsi="Calibri" w:cs="Amiri" w:asciiTheme="minorAscii" w:hAnsiTheme="minorAscii"/>
                                 <w:sz w:val="20"/>
                                 <w:lang w:val="en-US"/>
                               </w:rPr>
                             </w:pPr>
                             <w:r>
                               <w:rPr>
-                                <w:rFonts w:hint="default" w:cs="Amiri" w:asciiTheme="minorAscii" w:hAnsiTheme="minorAscii"/>
+                                <w:rFonts w:cs="Amiri"/>
+                                <w:color w:val="000000"/>
                                 <w:sz w:val="20"/>
                                 <w:lang w:val="en-US"/>
                               </w:rPr>
@@ -2027,7 +2018,8 @@
                             </w:r>
                             <w:r>
                               <w:rPr>
-                                <w:rFonts w:hint="default" w:cs="Amiri" w:asciiTheme="minorAscii" w:hAnsiTheme="minorAscii"/>
+                                <w:rFonts w:cs="Amiri"/>
+                                <w:color w:val="000000"/>
                                 <w:sz w:val="20"/>
                                 <w:lang w:val="en-US" w:eastAsia="zh-CN"/>
                               </w:rPr>
@@ -2035,7 +2027,8 @@
                             </w:r>
                             <w:r>
                               <w:rPr>
-                                <w:rFonts w:hint="default" w:cs="Amiri" w:asciiTheme="minorAscii" w:hAnsiTheme="minorAscii"/>
+                                <w:rFonts w:cs="Amiri"/>
+                                <w:color w:val="000000"/>
                                 <w:sz w:val="20"/>
                                 <w:lang w:val="en-US"/>
                               </w:rPr>
@@ -2044,39 +2037,44 @@
                           </w:p>
                           <w:p>
                             <w:pPr>
-                              <w:keepNext w:val="0"/>
-                              <w:keepLines w:val="0"/>
-                              <w:pageBreakBefore w:val="0"/>
+                              <w:pStyle w:val="FrameContents"/>
+                              <w:keepNext w:val="false"/>
+                              <w:keepLines w:val="false"/>
+                              <w:pageBreakBefore w:val="false"/>
                               <w:widowControl/>
-                              <w:kinsoku/>
-                              <w:wordWrap/>
-                              <w:overflowPunct/>
-                              <w:topLinePunct w:val="0"/>
-                              <w:autoSpaceDE/>
-                              <w:autoSpaceDN/>
+                              <w:overflowPunct w:val="false"/>
                               <w:bidi w:val="0"/>
-                              <w:adjustRightInd/>
-                              <w:snapToGrid/>
-                              <w:spacing w:line="4" w:lineRule="atLeast"/>
-                              <w:ind w:left="200" w:leftChars="100" w:firstLine="0" w:firstLineChars="0"/>
+                              <w:snapToGrid w:val="true"/>
+                              <w:spacing w:lineRule="atLeast" w:line="4"/>
+                              <w:ind w:hanging="0" w:left="200"/>
                               <w:jc w:val="both"/>
                               <w:textAlignment w:val="auto"/>
                               <w:rPr>
-                                <w:rFonts w:hint="default" w:cs="Amiri" w:asciiTheme="minorAscii" w:hAnsiTheme="minorAscii"/>
+                                <w:rFonts w:ascii="Calibri" w:hAnsi="Calibri" w:cs="Amiri" w:asciiTheme="minorAscii" w:hAnsiTheme="minorAscii"/>
                                 <w:sz w:val="20"/>
                                 <w:lang w:val="en-US"/>
                               </w:rPr>
                             </w:pPr>
+                            <w:r>
+                              <w:rPr>
+                                <w:rFonts w:cs="Amiri"/>
+                                <w:color w:val="000000"/>
+                                <w:sz w:val="20"/>
+                                <w:lang w:val="en-US"/>
+                              </w:rPr>
+                            </w:r>
                           </w:p>
                           <w:p>
                             <w:pPr>
+                              <w:pStyle w:val="FrameContents"/>
                               <w:rPr>
-                                <w:rFonts w:hint="default" w:asciiTheme="minorAscii" w:hAnsiTheme="minorAscii"/>
+                                <w:rFonts w:ascii="Calibri" w:hAnsi="Calibri" w:asciiTheme="minorAscii" w:hAnsiTheme="minorAscii"/>
                               </w:rPr>
                             </w:pPr>
                             <w:r>
                               <w:rPr>
-                                <w:rFonts w:hint="default" w:cs="Amiri" w:asciiTheme="minorAscii" w:hAnsiTheme="minorAscii"/>
+                                <w:rFonts w:cs="Amiri"/>
+                                <w:color w:val="000000"/>
                                 <w:sz w:val="20"/>
                                 <w:lang w:val="en-US"/>
                               </w:rPr>
@@ -2085,7 +2083,7 @@
                           </w:p>
                         </w:txbxContent>
                       </wps:txbx>
-                      <wps:bodyPr rot="0" spcFirstLastPara="0" vertOverflow="overflow" horzOverflow="overflow" vert="horz" wrap="square" lIns="91440" tIns="45720" rIns="91440" bIns="45720" numCol="1" spcCol="0" rtlCol="0" fromWordArt="0" anchor="t" anchorCtr="0" forceAA="0" upright="0" compatLnSpc="1">
+                      <wps:bodyPr anchor="t">
                         <a:spAutoFit/>
                       </wps:bodyPr>
                     </wps:wsp>
@@ -2096,40 +2094,34 @@
           </mc:Choice>
           <mc:Fallback>
             <w:pict>
-              <v:shape id="_x0000_s1026" o:spid="_x0000_s1026" o:spt="202" type="#_x0000_t202" style="position:absolute;left:0pt;margin-left:175.6pt;margin-top:9.5pt;height:16.5pt;width:174.35pt;mso-wrap-distance-bottom:0pt;mso-wrap-distance-top:0pt;z-index:251666432;mso-width-relative:page;mso-height-relative:page;" fillcolor="#FFFFFF [3201]" filled="t" stroked="f" coordsize="21600,21600" o:gfxdata="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">
-                <v:fill on="t" focussize="0,0"/>
-                <v:stroke on="f" weight="0.5pt"/>
-                <v:imagedata o:title=""/>
-                <o:lock v:ext="edit" aspectratio="f"/>
-                <v:textbox style="mso-fit-shape-to-text:t;">
+              <v:rect id="shape_0" ID="Text Box 41" path="m0,0l-2147483645,0l-2147483645,-2147483646l0,-2147483646xe" fillcolor="white" stroked="f" o:allowincell="f" style="position:absolute;margin-left:175.6pt;margin-top:9.5pt;width:174.3pt;height:65.4pt;mso-wrap-style:square;v-text-anchor:top">
+                <v:fill o:detectmouseclick="t" type="solid" color2="black"/>
+                <v:stroke color="#3465a4" weight="6480" joinstyle="round" endcap="flat"/>
+                <v:textbox>
                   <w:txbxContent>
                     <w:p>
                       <w:pPr>
-                        <w:keepNext w:val="0"/>
-                        <w:keepLines w:val="0"/>
-                        <w:pageBreakBefore w:val="0"/>
+                        <w:pStyle w:val="FrameContents"/>
+                        <w:keepNext w:val="false"/>
+                        <w:keepLines w:val="false"/>
+                        <w:pageBreakBefore w:val="false"/>
                         <w:widowControl/>
-                        <w:kinsoku/>
-                        <w:wordWrap/>
-                        <w:overflowPunct/>
-                        <w:topLinePunct w:val="0"/>
-                        <w:autoSpaceDE/>
-                        <w:autoSpaceDN/>
+                        <w:overflowPunct w:val="false"/>
                         <w:bidi w:val="0"/>
-                        <w:adjustRightInd/>
-                        <w:snapToGrid/>
-                        <w:spacing w:line="4" w:lineRule="atLeast"/>
+                        <w:snapToGrid w:val="true"/>
+                        <w:spacing w:lineRule="atLeast" w:line="4"/>
                         <w:jc w:val="both"/>
                         <w:textAlignment w:val="auto"/>
                         <w:rPr>
-                          <w:rFonts w:hint="default" w:cs="Amiri" w:asciiTheme="minorAscii" w:hAnsiTheme="minorAscii"/>
+                          <w:rFonts w:ascii="Calibri" w:hAnsi="Calibri" w:cs="Amiri" w:asciiTheme="minorAscii" w:hAnsiTheme="minorAscii"/>
                           <w:sz w:val="20"/>
                           <w:lang w:val="en-US"/>
                         </w:rPr>
                       </w:pPr>
                       <w:r>
                         <w:rPr>
-                          <w:rFonts w:hint="default" w:cs="Amiri" w:asciiTheme="minorAscii" w:hAnsiTheme="minorAscii"/>
+                          <w:rFonts w:cs="Amiri"/>
+                          <w:color w:val="000000"/>
                           <w:sz w:val="20"/>
                           <w:lang w:val="en-US"/>
                         </w:rPr>
@@ -2138,25 +2130,20 @@
                     </w:p>
                     <w:p>
                       <w:pPr>
-                        <w:keepNext w:val="0"/>
-                        <w:keepLines w:val="0"/>
-                        <w:pageBreakBefore w:val="0"/>
+                        <w:pStyle w:val="FrameContents"/>
+                        <w:keepNext w:val="false"/>
+                        <w:keepLines w:val="false"/>
+                        <w:pageBreakBefore w:val="false"/>
                         <w:widowControl/>
-                        <w:kinsoku/>
-                        <w:wordWrap/>
-                        <w:overflowPunct/>
-                        <w:topLinePunct w:val="0"/>
-                        <w:autoSpaceDE/>
-                        <w:autoSpaceDN/>
+                        <w:overflowPunct w:val="false"/>
                         <w:bidi w:val="0"/>
-                        <w:adjustRightInd/>
-                        <w:snapToGrid/>
-                        <w:spacing w:line="4" w:lineRule="atLeast"/>
-                        <w:ind w:left="200" w:leftChars="100" w:firstLine="0" w:firstLineChars="0"/>
+                        <w:snapToGrid w:val="true"/>
+                        <w:spacing w:lineRule="atLeast" w:line="4"/>
+                        <w:ind w:hanging="0" w:left="200"/>
                         <w:jc w:val="both"/>
                         <w:textAlignment w:val="auto"/>
                         <w:rPr>
-                          <w:rFonts w:hint="default" w:cs="Amiri" w:asciiTheme="minorAscii" w:hAnsiTheme="minorAscii"/>
+                          <w:rFonts w:ascii="Calibri" w:hAnsi="Calibri" w:cs="Amiri" w:asciiTheme="minorAscii" w:hAnsiTheme="minorAscii"/>
                           <w:b/>
                           <w:bCs/>
                           <w:sz w:val="20"/>
@@ -2165,9 +2152,10 @@
                       </w:pPr>
                       <w:r>
                         <w:rPr>
-                          <w:rFonts w:hint="default" w:cs="Amiri" w:asciiTheme="minorAscii" w:hAnsiTheme="minorAscii"/>
+                          <w:rFonts w:cs="Amiri"/>
                           <w:b/>
                           <w:bCs/>
+                          <w:color w:val="000000"/>
                           <w:sz w:val="20"/>
                           <w:lang w:val="en-US"/>
                         </w:rPr>
@@ -2176,32 +2164,28 @@
                     </w:p>
                     <w:p>
                       <w:pPr>
-                        <w:keepNext w:val="0"/>
-                        <w:keepLines w:val="0"/>
-                        <w:pageBreakBefore w:val="0"/>
+                        <w:pStyle w:val="FrameContents"/>
+                        <w:keepNext w:val="false"/>
+                        <w:keepLines w:val="false"/>
+                        <w:pageBreakBefore w:val="false"/>
                         <w:widowControl/>
-                        <w:kinsoku/>
-                        <w:wordWrap/>
-                        <w:overflowPunct/>
-                        <w:topLinePunct w:val="0"/>
-                        <w:autoSpaceDE/>
-                        <w:autoSpaceDN/>
+                        <w:overflowPunct w:val="false"/>
                         <w:bidi w:val="0"/>
-                        <w:adjustRightInd/>
-                        <w:snapToGrid/>
-                        <w:spacing w:line="4" w:lineRule="atLeast"/>
-                        <w:ind w:left="200" w:leftChars="100" w:firstLine="0" w:firstLineChars="0"/>
+                        <w:snapToGrid w:val="true"/>
+                        <w:spacing w:lineRule="atLeast" w:line="4"/>
+                        <w:ind w:hanging="0" w:left="200"/>
                         <w:jc w:val="both"/>
                         <w:textAlignment w:val="auto"/>
                         <w:rPr>
-                          <w:rFonts w:hint="default" w:cs="Amiri" w:asciiTheme="minorAscii" w:hAnsiTheme="minorAscii"/>
+                          <w:rFonts w:ascii="Calibri" w:hAnsi="Calibri" w:cs="Amiri" w:asciiTheme="minorAscii" w:hAnsiTheme="minorAscii"/>
                           <w:sz w:val="20"/>
                           <w:lang w:val="en-US"/>
                         </w:rPr>
                       </w:pPr>
                       <w:r>
                         <w:rPr>
-                          <w:rFonts w:hint="default" w:cs="Amiri" w:asciiTheme="minorAscii" w:hAnsiTheme="minorAscii"/>
+                          <w:rFonts w:cs="Amiri"/>
+                          <w:color w:val="000000"/>
                           <w:sz w:val="20"/>
                           <w:lang w:val="en-US"/>
                         </w:rPr>
@@ -2209,7 +2193,8 @@
                       </w:r>
                       <w:r>
                         <w:rPr>
-                          <w:rFonts w:hint="default" w:cs="Amiri" w:asciiTheme="minorAscii" w:hAnsiTheme="minorAscii"/>
+                          <w:rFonts w:cs="Amiri"/>
+                          <w:color w:val="000000"/>
                           <w:sz w:val="20"/>
                           <w:lang w:val="en-US" w:eastAsia="zh-CN"/>
                         </w:rPr>
@@ -2217,7 +2202,8 @@
                       </w:r>
                       <w:r>
                         <w:rPr>
-                          <w:rFonts w:hint="default" w:cs="Amiri" w:asciiTheme="minorAscii" w:hAnsiTheme="minorAscii"/>
+                          <w:rFonts w:cs="Amiri"/>
+                          <w:color w:val="000000"/>
                           <w:sz w:val="20"/>
                           <w:lang w:val="en-US"/>
                         </w:rPr>
@@ -2226,39 +2212,44 @@
                     </w:p>
                     <w:p>
                       <w:pPr>
-                        <w:keepNext w:val="0"/>
-                        <w:keepLines w:val="0"/>
-                        <w:pageBreakBefore w:val="0"/>
+                        <w:pStyle w:val="FrameContents"/>
+                        <w:keepNext w:val="false"/>
+                        <w:keepLines w:val="false"/>
+                        <w:pageBreakBefore w:val="false"/>
                         <w:widowControl/>
-                        <w:kinsoku/>
-                        <w:wordWrap/>
-                        <w:overflowPunct/>
-                        <w:topLinePunct w:val="0"/>
-                        <w:autoSpaceDE/>
-                        <w:autoSpaceDN/>
+                        <w:overflowPunct w:val="false"/>
                         <w:bidi w:val="0"/>
-                        <w:adjustRightInd/>
-                        <w:snapToGrid/>
-                        <w:spacing w:line="4" w:lineRule="atLeast"/>
-                        <w:ind w:left="200" w:leftChars="100" w:firstLine="0" w:firstLineChars="0"/>
+                        <w:snapToGrid w:val="true"/>
+                        <w:spacing w:lineRule="atLeast" w:line="4"/>
+                        <w:ind w:hanging="0" w:left="200"/>
                         <w:jc w:val="both"/>
                         <w:textAlignment w:val="auto"/>
                         <w:rPr>
-                          <w:rFonts w:hint="default" w:cs="Amiri" w:asciiTheme="minorAscii" w:hAnsiTheme="minorAscii"/>
+                          <w:rFonts w:ascii="Calibri" w:hAnsi="Calibri" w:cs="Amiri" w:asciiTheme="minorAscii" w:hAnsiTheme="minorAscii"/>
                           <w:sz w:val="20"/>
                           <w:lang w:val="en-US"/>
                         </w:rPr>
                       </w:pPr>
+                      <w:r>
+                        <w:rPr>
+                          <w:rFonts w:cs="Amiri"/>
+                          <w:color w:val="000000"/>
+                          <w:sz w:val="20"/>
+                          <w:lang w:val="en-US"/>
+                        </w:rPr>
+                      </w:r>
                     </w:p>
                     <w:p>
                       <w:pPr>
+                        <w:pStyle w:val="FrameContents"/>
                         <w:rPr>
-                          <w:rFonts w:hint="default" w:asciiTheme="minorAscii" w:hAnsiTheme="minorAscii"/>
+                          <w:rFonts w:ascii="Calibri" w:hAnsi="Calibri" w:asciiTheme="minorAscii" w:hAnsiTheme="minorAscii"/>
                         </w:rPr>
                       </w:pPr>
                       <w:r>
                         <w:rPr>
-                          <w:rFonts w:hint="default" w:cs="Amiri" w:asciiTheme="minorAscii" w:hAnsiTheme="minorAscii"/>
+                          <w:rFonts w:cs="Amiri"/>
+                          <w:color w:val="000000"/>
                           <w:sz w:val="20"/>
                           <w:lang w:val="en-US"/>
                         </w:rPr>
@@ -2268,7 +2259,7 @@
                   </w:txbxContent>
                 </v:textbox>
                 <w10:wrap type="topAndBottom"/>
-              </v:shape>
+              </v:rect>
             </w:pict>
           </mc:Fallback>
         </mc:AlternateContent>
@@ -2276,24 +2267,19 @@
     </w:p>
     <w:p>
       <w:pPr>
-        <w:keepNext w:val="0"/>
-        <w:keepLines w:val="0"/>
-        <w:pageBreakBefore w:val="0"/>
+        <w:pStyle w:val="Normal"/>
+        <w:keepNext w:val="false"/>
+        <w:keepLines w:val="false"/>
+        <w:pageBreakBefore w:val="false"/>
         <w:widowControl/>
-        <w:kinsoku/>
-        <w:wordWrap/>
-        <w:overflowPunct/>
-        <w:topLinePunct w:val="0"/>
-        <w:autoSpaceDE/>
-        <w:autoSpaceDN/>
+        <w:overflowPunct w:val="false"/>
         <w:bidi w:val="0"/>
-        <w:adjustRightInd/>
-        <w:snapToGrid/>
-        <w:spacing w:line="4" w:lineRule="atLeast"/>
+        <w:snapToGrid w:val="true"/>
+        <w:spacing w:lineRule="atLeast" w:line="4"/>
         <w:jc w:val="left"/>
         <w:textAlignment w:val="auto"/>
         <w:rPr>
-          <w:rFonts w:hint="default" w:asciiTheme="minorAscii" w:hAnsiTheme="minorAscii"/>
+          <w:rFonts w:ascii="Calibri" w:hAnsi="Calibri" w:asciiTheme="minorAscii" w:hAnsiTheme="minorAscii"/>
           <w:b/>
           <w:bCs/>
           <w:sz w:val="20"/>
@@ -2302,7 +2288,7 @@
       </w:pPr>
       <w:r>
         <w:rPr>
-          <w:rFonts w:hint="default" w:asciiTheme="minorAscii" w:hAnsiTheme="minorAscii"/>
+          <w:rFonts w:asciiTheme="minorAscii" w:hAnsiTheme="minorAscii"/>
           <w:b/>
           <w:bCs/>
           <w:sz w:val="20"/>
@@ -2313,37 +2299,33 @@
     </w:p>
     <w:p>
       <w:pPr>
-        <w:keepNext w:val="0"/>
-        <w:keepLines w:val="0"/>
-        <w:pageBreakBefore w:val="0"/>
+        <w:pStyle w:val="Normal"/>
+        <w:keepNext w:val="false"/>
+        <w:keepLines w:val="false"/>
+        <w:pageBreakBefore w:val="false"/>
         <w:widowControl/>
-        <w:kinsoku/>
-        <w:wordWrap/>
-        <w:overflowPunct/>
-        <w:topLinePunct w:val="0"/>
-        <w:autoSpaceDE/>
-        <w:autoSpaceDN/>
+        <w:overflowPunct w:val="false"/>
         <w:bidi w:val="0"/>
-        <w:adjustRightInd/>
-        <w:snapToGrid/>
-        <w:spacing w:line="4" w:lineRule="atLeast"/>
+        <w:snapToGrid w:val="true"/>
+        <w:spacing w:lineRule="atLeast" w:line="4"/>
         <w:jc w:val="left"/>
         <w:textAlignment w:val="auto"/>
         <w:rPr>
-          <w:rFonts w:hint="default" w:asciiTheme="minorAscii" w:hAnsiTheme="minorAscii"/>
-          <w:sz w:val="20"/>
-          <w:lang w:val="en-US"/>
-        </w:rPr>
-      </w:pPr>
-      <w:r>
-        <w:rPr>
-          <w:rFonts w:hint="default" w:asciiTheme="minorAscii" w:hAnsiTheme="minorAscii"/>
-          <w:sz w:val="20"/>
+          <w:rFonts w:ascii="Calibri" w:hAnsi="Calibri" w:asciiTheme="minorAscii" w:hAnsiTheme="minorAscii"/>
+          <w:sz w:val="20"/>
+          <w:lang w:val="en-US"/>
+        </w:rPr>
+      </w:pPr>
+      <w:r>
+        <w:rPr>
+          <w:rFonts w:asciiTheme="minorAscii" w:hAnsiTheme="minorAscii"/>
+          <w:sz w:val="20"/>
+          <w:lang w:val="en-US"/>
         </w:rPr>
         <mc:AlternateContent>
           <mc:Choice Requires="wps">
             <w:drawing>
-              <wp:anchor distT="0" distB="0" distL="114300" distR="114300" simplePos="0" relativeHeight="251663360" behindDoc="0" locked="0" layoutInCell="1" allowOverlap="1">
+              <wp:anchor behindDoc="0" distT="9525" distB="10160" distL="0" distR="635" simplePos="0" locked="0" layoutInCell="1" allowOverlap="1" relativeHeight="9">
                 <wp:simplePos x="0" y="0"/>
                 <wp:positionH relativeFrom="column">
                   <wp:posOffset>4445</wp:posOffset>
@@ -2352,22 +2334,26 @@
                   <wp:posOffset>45720</wp:posOffset>
                 </wp:positionV>
                 <wp:extent cx="4408170" cy="11430"/>
-                <wp:effectExtent l="0" t="0" r="0" b="0"/>
+                <wp:effectExtent l="0" t="9525" r="635" b="10160"/>
                 <wp:wrapNone/>
-                <wp:docPr id="18" name="Straight Connector 18"/>
-                <wp:cNvGraphicFramePr/>
+                <wp:docPr id="12" name="Straight Connector 18"/>
                 <a:graphic xmlns:a="http://schemas.openxmlformats.org/drawingml/2006/main">
                   <a:graphicData uri="http://schemas.microsoft.com/office/word/2010/wordprocessingShape">
                     <wps:wsp>
-                      <wps:cNvCnPr/>
+                      <wps:cNvSpPr/>
                       <wps:spPr>
                         <a:xfrm>
                           <a:off x="0" y="0"/>
-                          <a:ext cx="4408170" cy="11430"/>
+                          <a:ext cx="4408200" cy="11520"/>
                         </a:xfrm>
                         <a:prstGeom prst="line">
                           <a:avLst/>
                         </a:prstGeom>
+                        <a:ln>
+                          <a:solidFill>
+                            <a:srgbClr val="000000"/>
+                          </a:solidFill>
+                        </a:ln>
                       </wps:spPr>
                       <wps:style>
                         <a:lnRef idx="3">
@@ -2379,9 +2365,7 @@
                         <a:effectRef idx="2">
                           <a:schemeClr val="dk1"/>
                         </a:effectRef>
-                        <a:fontRef idx="minor">
-                          <a:schemeClr val="tx1"/>
-                        </a:fontRef>
+                        <a:fontRef idx="minor"/>
                       </wps:style>
                       <wps:bodyPr/>
                     </wps:wsp>
@@ -2392,11 +2376,10 @@
           </mc:Choice>
           <mc:Fallback>
             <w:pict>
-              <v:line id="_x0000_s1026" o:spid="_x0000_s1026" o:spt="20" style="position:absolute;left:0pt;margin-left:0.35pt;margin-top:3.6pt;height:0.9pt;width:347.1pt;z-index:251663360;mso-width-relative:page;mso-height-relative:page;" filled="f" stroked="t" coordsize="21600,21600" o:gfxdata="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">
-                <v:fill on="f" focussize="0,0"/>
-                <v:stroke weight="1.5pt" color="#000000 [3200]" miterlimit="8" joinstyle="miter"/>
-                <v:imagedata o:title=""/>
-                <o:lock v:ext="edit" aspectratio="f"/>
+              <v:line id="shape_0" from="0.35pt,3.6pt" to="347.4pt,4.45pt" ID="Straight Connector 18" stroked="t" o:allowincell="f" style="position:absolute">
+                <v:stroke color="black" weight="19080" joinstyle="miter" endcap="flat"/>
+                <v:fill o:detectmouseclick="t" on="false"/>
+                <w10:wrap type="none"/>
               </v:line>
             </w:pict>
           </mc:Fallback>
@@ -2405,31 +2388,26 @@
     </w:p>
     <w:p>
       <w:pPr>
-        <w:keepNext w:val="0"/>
-        <w:keepLines w:val="0"/>
-        <w:pageBreakBefore w:val="0"/>
+        <w:pStyle w:val="Normal"/>
+        <w:keepNext w:val="false"/>
+        <w:keepLines w:val="false"/>
+        <w:pageBreakBefore w:val="false"/>
         <w:widowControl/>
-        <w:kinsoku/>
-        <w:wordWrap/>
-        <w:overflowPunct/>
-        <w:topLinePunct w:val="0"/>
-        <w:autoSpaceDE/>
-        <w:autoSpaceDN/>
+        <w:overflowPunct w:val="false"/>
         <w:bidi w:val="0"/>
-        <w:adjustRightInd/>
-        <w:snapToGrid/>
-        <w:spacing w:line="4" w:lineRule="atLeast"/>
+        <w:snapToGrid w:val="true"/>
+        <w:spacing w:lineRule="atLeast" w:line="4"/>
         <w:jc w:val="both"/>
         <w:textAlignment w:val="auto"/>
         <w:rPr>
-          <w:rFonts w:hint="default" w:asciiTheme="minorAscii" w:hAnsiTheme="minorAscii"/>
-          <w:sz w:val="20"/>
-          <w:lang w:val="en-US"/>
-        </w:rPr>
-      </w:pPr>
-      <w:r>
-        <w:rPr>
-          <w:rFonts w:hint="default" w:asciiTheme="minorAscii" w:hAnsiTheme="minorAscii"/>
+          <w:rFonts w:ascii="Calibri" w:hAnsi="Calibri" w:asciiTheme="minorAscii" w:hAnsiTheme="minorAscii"/>
+          <w:sz w:val="20"/>
+          <w:lang w:val="en-US"/>
+        </w:rPr>
+      </w:pPr>
+      <w:r>
+        <w:rPr>
+          <w:rFonts w:asciiTheme="minorAscii" w:hAnsiTheme="minorAscii"/>
           <w:sz w:val="20"/>
           <w:lang w:val="en-US"/>
         </w:rPr>
@@ -2438,24 +2416,19 @@
     </w:p>
     <w:p>
       <w:pPr>
-        <w:keepNext w:val="0"/>
-        <w:keepLines w:val="0"/>
-        <w:pageBreakBefore w:val="0"/>
+        <w:pStyle w:val="Normal"/>
+        <w:keepNext w:val="false"/>
+        <w:keepLines w:val="false"/>
+        <w:pageBreakBefore w:val="false"/>
         <w:widowControl/>
-        <w:kinsoku/>
-        <w:wordWrap/>
-        <w:overflowPunct/>
-        <w:topLinePunct w:val="0"/>
-        <w:autoSpaceDE/>
-        <w:autoSpaceDN/>
+        <w:overflowPunct w:val="false"/>
         <w:bidi w:val="0"/>
-        <w:adjustRightInd/>
-        <w:snapToGrid/>
-        <w:spacing w:line="4" w:lineRule="atLeast"/>
+        <w:snapToGrid w:val="true"/>
+        <w:spacing w:lineRule="atLeast" w:line="4"/>
         <w:jc w:val="both"/>
         <w:textAlignment w:val="auto"/>
         <w:rPr>
-          <w:rFonts w:hint="default" w:cs="Berenis ADF Pro" w:asciiTheme="minorAscii" w:hAnsiTheme="minorAscii"/>
+          <w:rFonts w:ascii="Calibri" w:hAnsi="Calibri" w:cs="Berenis ADF Pro" w:asciiTheme="minorAscii" w:hAnsiTheme="minorAscii"/>
           <w:b/>
           <w:bCs/>
           <w:sz w:val="20"/>
@@ -2464,7 +2437,7 @@
       </w:pPr>
       <w:r>
         <w:rPr>
-          <w:rFonts w:hint="default" w:cs="Berenis ADF Pro" w:asciiTheme="minorAscii" w:hAnsiTheme="minorAscii"/>
+          <w:rFonts w:cs="Berenis ADF Pro"/>
           <w:b/>
           <w:bCs/>
           <w:sz w:val="20"/>
@@ -2475,24 +2448,19 @@
     </w:p>
     <w:p>
       <w:pPr>
-        <w:keepNext w:val="0"/>
-        <w:keepLines w:val="0"/>
-        <w:pageBreakBefore w:val="0"/>
+        <w:pStyle w:val="Normal"/>
+        <w:keepNext w:val="false"/>
+        <w:keepLines w:val="false"/>
+        <w:pageBreakBefore w:val="false"/>
         <w:widowControl/>
-        <w:kinsoku/>
-        <w:wordWrap/>
-        <w:overflowPunct/>
-        <w:topLinePunct w:val="0"/>
-        <w:autoSpaceDE/>
-        <w:autoSpaceDN/>
+        <w:overflowPunct w:val="false"/>
         <w:bidi w:val="0"/>
-        <w:adjustRightInd/>
-        <w:snapToGrid/>
-        <w:spacing w:line="4" w:lineRule="atLeast"/>
+        <w:snapToGrid w:val="true"/>
+        <w:spacing w:lineRule="atLeast" w:line="4"/>
         <w:jc w:val="both"/>
         <w:textAlignment w:val="auto"/>
         <w:rPr>
-          <w:rFonts w:hint="default" w:cs="EB Garamond SC 12" w:asciiTheme="minorAscii" w:hAnsiTheme="minorAscii"/>
+          <w:rFonts w:ascii="Calibri" w:hAnsi="Calibri" w:cs="EB Garamond SC 12" w:asciiTheme="minorAscii" w:hAnsiTheme="minorAscii"/>
           <w:b/>
           <w:bCs/>
           <w:sz w:val="20"/>
@@ -2501,7 +2469,7 @@
       </w:pPr>
       <w:r>
         <w:rPr>
-          <w:rFonts w:hint="default" w:cs="EB Garamond SC 12" w:asciiTheme="minorAscii" w:hAnsiTheme="minorAscii"/>
+          <w:rFonts w:cs="EB Garamond SC 12"/>
           <w:b/>
           <w:bCs/>
           <w:sz w:val="20"/>
@@ -2512,35 +2480,30 @@
     </w:p>
     <w:p>
       <w:pPr>
-        <w:keepNext w:val="0"/>
-        <w:keepLines w:val="0"/>
-        <w:pageBreakBefore w:val="0"/>
+        <w:pStyle w:val="Normal"/>
+        <w:keepNext w:val="false"/>
+        <w:keepLines w:val="false"/>
+        <w:pageBreakBefore w:val="false"/>
         <w:widowControl/>
-        <w:kinsoku/>
-        <w:wordWrap/>
-        <w:overflowPunct/>
-        <w:topLinePunct w:val="0"/>
-        <w:autoSpaceDE/>
-        <w:autoSpaceDN/>
+        <w:overflowPunct w:val="false"/>
         <w:bidi w:val="0"/>
-        <w:adjustRightInd/>
-        <w:snapToGrid/>
-        <w:spacing w:line="4" w:lineRule="atLeast"/>
+        <w:snapToGrid w:val="true"/>
+        <w:spacing w:lineRule="atLeast" w:line="4"/>
         <w:jc w:val="both"/>
         <w:textAlignment w:val="auto"/>
         <w:rPr>
-          <w:rFonts w:hint="default" w:cs="EB Garamond SC 12" w:asciiTheme="minorAscii" w:hAnsiTheme="minorAscii"/>
-          <w:b w:val="0"/>
-          <w:bCs w:val="0"/>
-          <w:sz w:val="20"/>
-          <w:lang w:val="en-US"/>
-        </w:rPr>
-      </w:pPr>
-      <w:r>
-        <w:rPr>
-          <w:rFonts w:hint="default" w:cs="EB Garamond SC 12" w:asciiTheme="minorAscii" w:hAnsiTheme="minorAscii"/>
-          <w:b w:val="0"/>
-          <w:bCs w:val="0"/>
+          <w:rFonts w:ascii="Calibri" w:hAnsi="Calibri" w:cs="EB Garamond SC 12" w:asciiTheme="minorAscii" w:hAnsiTheme="minorAscii"/>
+          <w:b w:val="false"/>
+          <w:bCs w:val="false"/>
+          <w:sz w:val="20"/>
+          <w:lang w:val="en-US"/>
+        </w:rPr>
+      </w:pPr>
+      <w:r>
+        <w:rPr>
+          <w:rFonts w:cs="EB Garamond SC 12"/>
+          <w:b w:val="false"/>
+          <w:bCs w:val="false"/>
           <w:sz w:val="20"/>
           <w:lang w:val="en-US"/>
         </w:rPr>
@@ -2549,35 +2512,30 @@
     </w:p>
     <w:p>
       <w:pPr>
-        <w:keepNext w:val="0"/>
-        <w:keepLines w:val="0"/>
-        <w:pageBreakBefore w:val="0"/>
+        <w:pStyle w:val="Normal"/>
+        <w:keepNext w:val="false"/>
+        <w:keepLines w:val="false"/>
+        <w:pageBreakBefore w:val="false"/>
         <w:widowControl/>
-        <w:kinsoku/>
-        <w:wordWrap/>
-        <w:overflowPunct/>
-        <w:topLinePunct w:val="0"/>
-        <w:autoSpaceDE/>
-        <w:autoSpaceDN/>
+        <w:overflowPunct w:val="false"/>
         <w:bidi w:val="0"/>
-        <w:adjustRightInd/>
-        <w:snapToGrid/>
-        <w:spacing w:line="4" w:lineRule="atLeast"/>
+        <w:snapToGrid w:val="true"/>
+        <w:spacing w:lineRule="atLeast" w:line="4"/>
         <w:jc w:val="both"/>
         <w:textAlignment w:val="auto"/>
         <w:rPr>
-          <w:rFonts w:hint="default" w:cs="EB Garamond SC 12" w:asciiTheme="minorAscii" w:hAnsiTheme="minorAscii"/>
-          <w:b w:val="0"/>
-          <w:bCs w:val="0"/>
-          <w:sz w:val="20"/>
-          <w:lang w:val="en-US"/>
-        </w:rPr>
-      </w:pPr>
-      <w:r>
-        <w:rPr>
-          <w:rFonts w:hint="default" w:cs="EB Garamond SC 12" w:asciiTheme="minorAscii" w:hAnsiTheme="minorAscii"/>
-          <w:b w:val="0"/>
-          <w:bCs w:val="0"/>
+          <w:rFonts w:ascii="Calibri" w:hAnsi="Calibri" w:cs="EB Garamond SC 12" w:asciiTheme="minorAscii" w:hAnsiTheme="minorAscii"/>
+          <w:b w:val="false"/>
+          <w:bCs w:val="false"/>
+          <w:sz w:val="20"/>
+          <w:lang w:val="en-US"/>
+        </w:rPr>
+      </w:pPr>
+      <w:r>
+        <w:rPr>
+          <w:rFonts w:cs="EB Garamond SC 12"/>
+          <w:b w:val="false"/>
+          <w:bCs w:val="false"/>
           <w:sz w:val="20"/>
           <w:lang w:val="en-US"/>
         </w:rPr>
@@ -2586,31 +2544,26 @@
     </w:p>
     <w:p>
       <w:pPr>
-        <w:keepNext w:val="0"/>
-        <w:keepLines w:val="0"/>
-        <w:pageBreakBefore w:val="0"/>
+        <w:pStyle w:val="Normal"/>
+        <w:keepNext w:val="false"/>
+        <w:keepLines w:val="false"/>
+        <w:pageBreakBefore w:val="false"/>
         <w:widowControl/>
-        <w:kinsoku/>
-        <w:wordWrap/>
-        <w:overflowPunct/>
-        <w:topLinePunct w:val="0"/>
-        <w:autoSpaceDE/>
-        <w:autoSpaceDN/>
+        <w:overflowPunct w:val="false"/>
         <w:bidi w:val="0"/>
-        <w:adjustRightInd/>
-        <w:snapToGrid/>
-        <w:spacing w:line="4" w:lineRule="atLeast"/>
+        <w:snapToGrid w:val="true"/>
+        <w:spacing w:lineRule="atLeast" w:line="4"/>
         <w:jc w:val="both"/>
         <w:textAlignment w:val="auto"/>
         <w:rPr>
-          <w:rFonts w:hint="default" w:asciiTheme="minorAscii" w:hAnsiTheme="minorAscii"/>
-          <w:sz w:val="20"/>
-          <w:lang w:val="en-US"/>
-        </w:rPr>
-      </w:pPr>
-      <w:r>
-        <w:rPr>
-          <w:rFonts w:hint="default" w:asciiTheme="minorAscii" w:hAnsiTheme="minorAscii"/>
+          <w:rFonts w:ascii="Calibri" w:hAnsi="Calibri" w:asciiTheme="minorAscii" w:hAnsiTheme="minorAscii"/>
+          <w:sz w:val="20"/>
+          <w:lang w:val="en-US"/>
+        </w:rPr>
+      </w:pPr>
+      <w:r>
+        <w:rPr>
+          <w:rFonts w:asciiTheme="minorAscii" w:hAnsiTheme="minorAscii"/>
           <w:sz w:val="20"/>
           <w:lang w:val="en-US"/>
         </w:rPr>
@@ -2619,124 +2572,104 @@
     </w:p>
     <w:p>
       <w:pPr>
-        <w:rPr>
-          <w:rFonts w:hint="default" w:asciiTheme="minorAscii" w:hAnsiTheme="minorAscii"/>
-          <w:sz w:val="20"/>
-          <w:lang w:val="en-US"/>
-        </w:rPr>
-      </w:pPr>
-      <w:r>
-        <w:rPr>
-          <w:rFonts w:hint="default" w:asciiTheme="minorAscii" w:hAnsiTheme="minorAscii"/>
-          <w:sz w:val="20"/>
-          <w:lang w:val="en-US"/>
-        </w:rPr>
-        <w:br w:type="page"/>
-      </w:r>
-    </w:p>
-    <w:p>
-      <w:pPr>
-        <w:rPr>
-          <w:rFonts w:hint="default" w:asciiTheme="minorAscii" w:hAnsiTheme="minorAscii"/>
-          <w:sz w:val="20"/>
-          <w:lang w:val="en-US"/>
-        </w:rPr>
-      </w:pPr>
-      <w:r>
-        <w:rPr>
-          <w:rFonts w:hint="default" w:asciiTheme="minorAscii" w:hAnsiTheme="minorAscii"/>
-          <w:sz w:val="20"/>
-          <w:lang w:val="en-US"/>
-        </w:rPr>
-        <w:br w:type="page"/>
-      </w:r>
-    </w:p>
-    <w:p>
-      <w:pPr>
-        <w:keepNext w:val="0"/>
-        <w:keepLines w:val="0"/>
-        <w:pageBreakBefore w:val="0"/>
+        <w:sectPr>
+          <w:type w:val="continuous"/>
+          <w:pgSz w:w="11906" w:h="16838"/>
+          <w:pgMar w:left="400" w:right="706" w:gutter="0" w:header="0" w:top="640" w:footer="0" w:bottom="398"/>
+          <w:cols w:num="2" w:equalWidth="false" w:sep="false">
+            <w:col w:w="3191" w:space="412"/>
+            <w:col w:w="7196"/>
+          </w:cols>
+          <w:formProt w:val="false"/>
+          <w:textDirection w:val="lrTb"/>
+          <w:docGrid w:type="default" w:linePitch="100" w:charSpace="0"/>
+        </w:sectPr>
+      </w:pPr>
+    </w:p>
+    <w:p>
+      <w:pPr>
+        <w:pStyle w:val="Normal"/>
+        <w:spacing w:before="0" w:after="0"/>
+        <w:rPr>
+          <w:rFonts w:ascii="Calibri" w:hAnsi="Calibri" w:asciiTheme="minorAscii" w:hAnsiTheme="minorAscii"/>
+          <w:sz w:val="20"/>
+          <w:lang w:val="en-US"/>
+        </w:rPr>
+      </w:pPr>
+      <w:r>
+        <w:rPr>
+          <w:rFonts w:asciiTheme="minorAscii" w:hAnsiTheme="minorAscii"/>
+          <w:sz w:val="20"/>
+          <w:lang w:val="en-US"/>
+        </w:rPr>
+      </w:r>
+    </w:p>
+    <w:p>
+      <w:pPr>
+        <w:sectPr>
+          <w:type w:val="nextPage"/>
+          <w:pgSz w:w="11906" w:h="16838"/>
+          <w:pgMar w:left="400" w:right="706" w:gutter="0" w:header="0" w:top="640" w:footer="0" w:bottom="398"/>
+          <w:pgNumType w:fmt="decimal"/>
+          <w:cols w:num="2" w:equalWidth="false" w:sep="false">
+            <w:col w:w="3191" w:space="412"/>
+            <w:col w:w="7196"/>
+          </w:cols>
+          <w:formProt w:val="false"/>
+          <w:textDirection w:val="lrTb"/>
+          <w:docGrid w:type="default" w:linePitch="360" w:charSpace="8192"/>
+        </w:sectPr>
+      </w:pPr>
+    </w:p>
+    <w:p>
+      <w:pPr>
+        <w:pStyle w:val="Normal"/>
+        <w:keepNext w:val="false"/>
+        <w:keepLines w:val="false"/>
+        <w:pageBreakBefore w:val="false"/>
         <w:widowControl/>
-        <w:kinsoku/>
-        <w:wordWrap/>
-        <w:overflowPunct/>
-        <w:topLinePunct w:val="0"/>
-        <w:autoSpaceDE/>
-        <w:autoSpaceDN/>
+        <w:overflowPunct w:val="false"/>
         <w:bidi w:val="0"/>
-        <w:adjustRightInd/>
-        <w:snapToGrid/>
-        <w:spacing w:line="4" w:lineRule="atLeast"/>
+        <w:snapToGrid w:val="true"/>
+        <w:spacing w:lineRule="atLeast" w:line="4"/>
         <w:jc w:val="both"/>
         <w:textAlignment w:val="auto"/>
         <w:rPr>
-          <w:rFonts w:hint="default" w:asciiTheme="minorAscii" w:hAnsiTheme="minorAscii"/>
-          <w:sz w:val="20"/>
-          <w:lang w:val="en-US"/>
-        </w:rPr>
-        <w:sectPr>
-          <w:pgSz w:w="11906" w:h="16838"/>
-          <w:pgMar w:top="640" w:right="706" w:bottom="398" w:left="400" w:header="720" w:footer="720" w:gutter="0"/>
-          <w:cols w:equalWidth="0" w:num="2">
-            <w:col w:w="3194" w:space="412"/>
-            <w:col w:w="7193"/>
-          </w:cols>
-          <w:docGrid w:linePitch="360" w:charSpace="0"/>
-        </w:sectPr>
-      </w:pPr>
-    </w:p>
-    <w:p>
-      <w:pPr>
-        <w:keepNext w:val="0"/>
-        <w:keepLines w:val="0"/>
-        <w:pageBreakBefore w:val="0"/>
+          <w:rFonts w:ascii="Calibri" w:hAnsi="Calibri" w:asciiTheme="minorAscii" w:hAnsiTheme="minorAscii"/>
+          <w:sz w:val="20"/>
+          <w:lang w:val="en-US"/>
+        </w:rPr>
+      </w:pPr>
+      <w:r>
+        <w:rPr>
+          <w:rFonts w:asciiTheme="minorAscii" w:hAnsiTheme="minorAscii"/>
+          <w:sz w:val="20"/>
+          <w:lang w:val="en-US"/>
+        </w:rPr>
+      </w:r>
+    </w:p>
+    <w:p>
+      <w:pPr>
+        <w:pStyle w:val="Normal"/>
+        <w:keepNext w:val="false"/>
+        <w:keepLines w:val="false"/>
+        <w:pageBreakBefore w:val="false"/>
         <w:widowControl/>
-        <w:kinsoku/>
-        <w:wordWrap/>
-        <w:overflowPunct/>
-        <w:topLinePunct w:val="0"/>
-        <w:autoSpaceDE/>
-        <w:autoSpaceDN/>
+        <w:overflowPunct w:val="false"/>
         <w:bidi w:val="0"/>
-        <w:adjustRightInd/>
-        <w:snapToGrid/>
-        <w:spacing w:line="4" w:lineRule="atLeast"/>
-        <w:jc w:val="both"/>
-        <w:textAlignment w:val="auto"/>
-        <w:rPr>
-          <w:rFonts w:hint="default" w:asciiTheme="minorAscii" w:hAnsiTheme="minorAscii"/>
-          <w:sz w:val="20"/>
-          <w:lang w:val="en-US"/>
-        </w:rPr>
-      </w:pPr>
-    </w:p>
-    <w:p>
-      <w:pPr>
-        <w:keepNext w:val="0"/>
-        <w:keepLines w:val="0"/>
-        <w:pageBreakBefore w:val="0"/>
-        <w:widowControl/>
-        <w:kinsoku/>
-        <w:wordWrap/>
-        <w:overflowPunct/>
-        <w:topLinePunct w:val="0"/>
-        <w:autoSpaceDE/>
-        <w:autoSpaceDN/>
-        <w:bidi w:val="0"/>
-        <w:adjustRightInd/>
-        <w:snapToGrid/>
-        <w:spacing w:line="4" w:lineRule="atLeast"/>
+        <w:snapToGrid w:val="true"/>
+        <w:spacing w:lineRule="atLeast" w:line="4"/>
         <w:jc w:val="left"/>
         <w:textAlignment w:val="auto"/>
         <w:rPr>
-          <w:rFonts w:hint="default" w:asciiTheme="minorAscii" w:hAnsiTheme="minorAscii"/>
-          <w:sz w:val="20"/>
-          <w:lang w:val="en-US"/>
-        </w:rPr>
-      </w:pPr>
-      <w:r>
-        <w:rPr>
-          <w:rFonts w:hint="default" w:asciiTheme="minorAscii" w:hAnsiTheme="minorAscii"/>
+          <w:rFonts w:ascii="Calibri" w:hAnsi="Calibri" w:asciiTheme="minorAscii" w:hAnsiTheme="minorAscii"/>
+          <w:sz w:val="20"/>
+          <w:lang w:val="en-US"/>
+        </w:rPr>
+      </w:pPr>
+      <w:r>
+        <w:rPr>
+          <w:rFonts w:asciiTheme="minorAscii" w:hAnsiTheme="minorAscii"/>
           <w:b/>
           <w:bCs/>
           <w:sz w:val="20"/>
@@ -2746,7 +2679,7 @@
       </w:r>
       <w:r>
         <w:rPr>
-          <w:rFonts w:hint="default" w:asciiTheme="minorAscii" w:hAnsiTheme="minorAscii"/>
+          <w:rFonts w:asciiTheme="minorAscii" w:hAnsiTheme="minorAscii"/>
           <w:sz w:val="20"/>
           <w:lang w:val="en-US"/>
         </w:rPr>
@@ -2755,37 +2688,33 @@
     </w:p>
     <w:p>
       <w:pPr>
-        <w:keepNext w:val="0"/>
-        <w:keepLines w:val="0"/>
-        <w:pageBreakBefore w:val="0"/>
+        <w:pStyle w:val="Normal"/>
+        <w:keepNext w:val="false"/>
+        <w:keepLines w:val="false"/>
+        <w:pageBreakBefore w:val="false"/>
         <w:widowControl/>
-        <w:kinsoku/>
-        <w:wordWrap/>
-        <w:overflowPunct/>
-        <w:topLinePunct w:val="0"/>
-        <w:autoSpaceDE/>
-        <w:autoSpaceDN/>
+        <w:overflowPunct w:val="false"/>
         <w:bidi w:val="0"/>
-        <w:adjustRightInd/>
-        <w:snapToGrid/>
-        <w:spacing w:line="4" w:lineRule="atLeast"/>
+        <w:snapToGrid w:val="true"/>
+        <w:spacing w:lineRule="atLeast" w:line="4"/>
         <w:jc w:val="left"/>
         <w:textAlignment w:val="auto"/>
         <w:rPr>
-          <w:rFonts w:hint="default" w:asciiTheme="minorAscii" w:hAnsiTheme="minorAscii"/>
-          <w:sz w:val="20"/>
-          <w:lang w:val="en-US"/>
-        </w:rPr>
-      </w:pPr>
-      <w:r>
-        <w:rPr>
-          <w:rFonts w:hint="default" w:asciiTheme="minorAscii" w:hAnsiTheme="minorAscii"/>
-          <w:sz w:val="20"/>
+          <w:rFonts w:ascii="Calibri" w:hAnsi="Calibri" w:asciiTheme="minorAscii" w:hAnsiTheme="minorAscii"/>
+          <w:sz w:val="20"/>
+          <w:lang w:val="en-US"/>
+        </w:rPr>
+      </w:pPr>
+      <w:r>
+        <w:rPr>
+          <w:rFonts w:asciiTheme="minorAscii" w:hAnsiTheme="minorAscii"/>
+          <w:sz w:val="20"/>
+          <w:lang w:val="en-US"/>
         </w:rPr>
         <mc:AlternateContent>
           <mc:Choice Requires="wps">
             <w:drawing>
-              <wp:anchor distT="0" distB="0" distL="114300" distR="114300" simplePos="0" relativeHeight="251669504" behindDoc="0" locked="0" layoutInCell="1" allowOverlap="1">
+              <wp:anchor behindDoc="0" distT="9525" distB="10160" distL="635" distR="0" simplePos="0" locked="0" layoutInCell="1" allowOverlap="1" relativeHeight="16">
                 <wp:simplePos x="0" y="0"/>
                 <wp:positionH relativeFrom="column">
                   <wp:posOffset>0</wp:posOffset>
@@ -2794,22 +2723,26 @@
                   <wp:posOffset>47625</wp:posOffset>
                 </wp:positionV>
                 <wp:extent cx="6614795" cy="5080"/>
-                <wp:effectExtent l="0" t="0" r="0" b="0"/>
+                <wp:effectExtent l="635" t="9525" r="0" b="10160"/>
                 <wp:wrapNone/>
-                <wp:docPr id="1" name="Straight Connector 1"/>
-                <wp:cNvGraphicFramePr/>
+                <wp:docPr id="13" name="Straight Connector 1"/>
                 <a:graphic xmlns:a="http://schemas.openxmlformats.org/drawingml/2006/main">
                   <a:graphicData uri="http://schemas.microsoft.com/office/word/2010/wordprocessingShape">
                     <wps:wsp>
-                      <wps:cNvCnPr/>
+                      <wps:cNvSpPr/>
                       <wps:spPr>
                         <a:xfrm>
                           <a:off x="0" y="0"/>
-                          <a:ext cx="6614795" cy="5080"/>
+                          <a:ext cx="6614640" cy="5040"/>
                         </a:xfrm>
                         <a:prstGeom prst="line">
                           <a:avLst/>
                         </a:prstGeom>
+                        <a:ln>
+                          <a:solidFill>
+                            <a:srgbClr val="000000"/>
+                          </a:solidFill>
+                        </a:ln>
                       </wps:spPr>
                       <wps:style>
                         <a:lnRef idx="3">
@@ -2821,9 +2754,7 @@
                         <a:effectRef idx="2">
                           <a:schemeClr val="dk1"/>
                         </a:effectRef>
-                        <a:fontRef idx="minor">
-                          <a:schemeClr val="tx1"/>
-                        </a:fontRef>
+                        <a:fontRef idx="minor"/>
                       </wps:style>
                       <wps:bodyPr/>
                     </wps:wsp>
@@ -2834,11 +2765,10 @@
           </mc:Choice>
           <mc:Fallback>
             <w:pict>
-              <v:line id="_x0000_s1026" o:spid="_x0000_s1026" o:spt="20" style="position:absolute;left:0pt;margin-left:0pt;margin-top:3.75pt;height:0.4pt;width:520.85pt;z-index:251669504;mso-width-relative:page;mso-height-relative:page;" filled="f" stroked="t" coordsize="21600,21600" o:gfxdata="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">
-                <v:fill on="f" focussize="0,0"/>
-                <v:stroke weight="1.5pt" color="#000000 [3200]" miterlimit="8" joinstyle="miter"/>
-                <v:imagedata o:title=""/>
-                <o:lock v:ext="edit" aspectratio="f"/>
+              <v:line id="shape_0" from="0pt,3.75pt" to="520.8pt,4.1pt" ID="Straight Connector 1" stroked="t" o:allowincell="f" style="position:absolute">
+                <v:stroke color="black" weight="19080" joinstyle="miter" endcap="flat"/>
+                <v:fill o:detectmouseclick="t" on="false"/>
+                <w10:wrap type="none"/>
               </v:line>
             </w:pict>
           </mc:Fallback>
@@ -2847,56 +2777,53 @@
     </w:p>
     <w:p>
       <w:pPr>
-        <w:keepNext w:val="0"/>
-        <w:keepLines w:val="0"/>
-        <w:pageBreakBefore w:val="0"/>
+        <w:pStyle w:val="Normal"/>
+        <w:keepNext w:val="false"/>
+        <w:keepLines w:val="false"/>
+        <w:pageBreakBefore w:val="false"/>
         <w:widowControl/>
-        <w:kinsoku/>
-        <w:wordWrap/>
-        <w:overflowPunct/>
-        <w:topLinePunct w:val="0"/>
-        <w:autoSpaceDE/>
-        <w:autoSpaceDN/>
+        <w:overflowPunct w:val="false"/>
         <w:bidi w:val="0"/>
-        <w:adjustRightInd/>
-        <w:snapToGrid/>
-        <w:spacing w:line="4" w:lineRule="atLeast"/>
+        <w:snapToGrid w:val="true"/>
+        <w:spacing w:lineRule="atLeast" w:line="4"/>
         <w:jc w:val="left"/>
         <w:textAlignment w:val="auto"/>
         <w:rPr>
-          <w:rFonts w:hint="default" w:asciiTheme="minorAscii" w:hAnsiTheme="minorAscii"/>
-          <w:sz w:val="20"/>
-          <w:lang w:val="en-US"/>
-        </w:rPr>
-      </w:pPr>
-    </w:p>
-    <w:p>
-      <w:pPr>
-        <w:keepNext w:val="0"/>
-        <w:keepLines w:val="0"/>
-        <w:pageBreakBefore w:val="0"/>
+          <w:rFonts w:ascii="Calibri" w:hAnsi="Calibri" w:asciiTheme="minorAscii" w:hAnsiTheme="minorAscii"/>
+          <w:sz w:val="20"/>
+          <w:lang w:val="en-US"/>
+        </w:rPr>
+      </w:pPr>
+      <w:r>
+        <w:rPr>
+          <w:rFonts w:asciiTheme="minorAscii" w:hAnsiTheme="minorAscii"/>
+          <w:sz w:val="20"/>
+          <w:lang w:val="en-US"/>
+        </w:rPr>
+      </w:r>
+    </w:p>
+    <w:p>
+      <w:pPr>
+        <w:pStyle w:val="Normal"/>
+        <w:keepNext w:val="false"/>
+        <w:keepLines w:val="false"/>
+        <w:pageBreakBefore w:val="false"/>
         <w:widowControl/>
-        <w:kinsoku/>
-        <w:wordWrap/>
-        <w:overflowPunct/>
-        <w:topLinePunct w:val="0"/>
-        <w:autoSpaceDE/>
-        <w:autoSpaceDN/>
+        <w:overflowPunct w:val="false"/>
         <w:bidi w:val="0"/>
-        <w:adjustRightInd/>
-        <w:snapToGrid/>
-        <w:spacing w:line="4" w:lineRule="atLeast"/>
+        <w:snapToGrid w:val="true"/>
+        <w:spacing w:lineRule="atLeast" w:line="4"/>
         <w:jc w:val="both"/>
         <w:textAlignment w:val="auto"/>
         <w:rPr>
-          <w:rFonts w:hint="default" w:cs="Amiri" w:asciiTheme="minorAscii" w:hAnsiTheme="minorAscii"/>
-          <w:sz w:val="20"/>
-          <w:lang w:val="en-US"/>
-        </w:rPr>
-      </w:pPr>
-      <w:r>
-        <w:rPr>
-          <w:rFonts w:hint="default" w:cs="Amiri" w:asciiTheme="minorAscii" w:hAnsiTheme="minorAscii"/>
+          <w:rFonts w:ascii="Calibri" w:hAnsi="Calibri" w:cs="Amiri" w:asciiTheme="minorAscii" w:hAnsiTheme="minorAscii"/>
+          <w:sz w:val="20"/>
+          <w:lang w:val="en-US"/>
+        </w:rPr>
+      </w:pPr>
+      <w:r>
+        <w:rPr>
+          <w:rFonts w:cs="Amiri"/>
           <w:sz w:val="20"/>
           <w:lang w:val="en-US"/>
         </w:rPr>
@@ -2905,25 +2832,20 @@
     </w:p>
     <w:p>
       <w:pPr>
-        <w:keepNext w:val="0"/>
-        <w:keepLines w:val="0"/>
-        <w:pageBreakBefore w:val="0"/>
+        <w:pStyle w:val="Normal"/>
+        <w:keepNext w:val="false"/>
+        <w:keepLines w:val="false"/>
+        <w:pageBreakBefore w:val="false"/>
         <w:widowControl/>
-        <w:kinsoku/>
-        <w:wordWrap/>
-        <w:overflowPunct/>
-        <w:topLinePunct w:val="0"/>
-        <w:autoSpaceDE/>
-        <w:autoSpaceDN/>
+        <w:overflowPunct w:val="false"/>
         <w:bidi w:val="0"/>
-        <w:adjustRightInd/>
-        <w:snapToGrid/>
-        <w:spacing w:line="4" w:lineRule="atLeast"/>
-        <w:ind w:left="200" w:leftChars="100" w:firstLine="0" w:firstLineChars="0"/>
+        <w:snapToGrid w:val="true"/>
+        <w:spacing w:lineRule="atLeast" w:line="4"/>
+        <w:ind w:hanging="0" w:left="200"/>
         <w:jc w:val="both"/>
         <w:textAlignment w:val="auto"/>
         <w:rPr>
-          <w:rFonts w:hint="default" w:cs="Amiri" w:asciiTheme="minorAscii" w:hAnsiTheme="minorAscii"/>
+          <w:rFonts w:ascii="Calibri" w:hAnsi="Calibri" w:cs="Amiri" w:asciiTheme="minorAscii" w:hAnsiTheme="minorAscii"/>
           <w:b/>
           <w:bCs/>
           <w:sz w:val="20"/>
@@ -2932,7 +2854,7 @@
       </w:pPr>
       <w:r>
         <w:rPr>
-          <w:rFonts w:hint="default" w:cs="Amiri" w:asciiTheme="minorAscii" w:hAnsiTheme="minorAscii"/>
+          <w:rFonts w:cs="Amiri"/>
           <w:b/>
           <w:bCs/>
           <w:sz w:val="20"/>
@@ -2943,25 +2865,20 @@
     </w:p>
     <w:p>
       <w:pPr>
-        <w:keepNext w:val="0"/>
-        <w:keepLines w:val="0"/>
-        <w:pageBreakBefore w:val="0"/>
+        <w:pStyle w:val="Normal"/>
+        <w:keepNext w:val="false"/>
+        <w:keepLines w:val="false"/>
+        <w:pageBreakBefore w:val="false"/>
         <w:widowControl/>
-        <w:kinsoku/>
-        <w:wordWrap/>
-        <w:overflowPunct/>
-        <w:topLinePunct w:val="0"/>
-        <w:autoSpaceDE/>
-        <w:autoSpaceDN/>
+        <w:overflowPunct w:val="false"/>
         <w:bidi w:val="0"/>
-        <w:adjustRightInd/>
-        <w:snapToGrid/>
-        <w:spacing w:line="4" w:lineRule="atLeast"/>
-        <w:ind w:left="200" w:leftChars="100" w:firstLine="0" w:firstLineChars="0"/>
+        <w:snapToGrid w:val="true"/>
+        <w:spacing w:lineRule="atLeast" w:line="4"/>
+        <w:ind w:hanging="0" w:left="200"/>
         <w:jc w:val="both"/>
         <w:textAlignment w:val="auto"/>
         <w:rPr>
-          <w:rFonts w:hint="default" w:cs="Amiri" w:asciiTheme="minorAscii" w:hAnsiTheme="minorAscii"/>
+          <w:rFonts w:ascii="Calibri" w:hAnsi="Calibri" w:cs="Amiri" w:asciiTheme="minorAscii" w:hAnsiTheme="minorAscii"/>
           <w:b/>
           <w:bCs/>
           <w:sz w:val="20"/>
@@ -2970,7 +2887,7 @@
       </w:pPr>
       <w:r>
         <w:rPr>
-          <w:rFonts w:hint="default" w:cs="Amiri" w:asciiTheme="minorAscii" w:hAnsiTheme="minorAscii"/>
+          <w:rFonts w:cs="Amiri"/>
           <w:b/>
           <w:bCs/>
           <w:sz w:val="20"/>
@@ -2980,7 +2897,7 @@
       </w:r>
       <w:r>
         <w:rPr>
-          <w:rFonts w:hint="default" w:cs="Amiri" w:asciiTheme="minorAscii" w:hAnsiTheme="minorAscii"/>
+          <w:rFonts w:cs="Amiri"/>
           <w:b/>
           <w:bCs/>
           <w:sz w:val="20"/>
@@ -2990,7 +2907,7 @@
       </w:r>
       <w:r>
         <w:rPr>
-          <w:rFonts w:hint="default" w:cs="Amiri" w:asciiTheme="minorAscii" w:hAnsiTheme="minorAscii"/>
+          <w:rFonts w:cs="Amiri"/>
           <w:b/>
           <w:bCs/>
           <w:sz w:val="20"/>
@@ -3001,32 +2918,27 @@
     </w:p>
     <w:p>
       <w:pPr>
-        <w:keepNext w:val="0"/>
-        <w:keepLines w:val="0"/>
-        <w:pageBreakBefore w:val="0"/>
+        <w:pStyle w:val="Normal"/>
+        <w:keepNext w:val="false"/>
+        <w:keepLines w:val="false"/>
+        <w:pageBreakBefore w:val="false"/>
         <w:widowControl/>
-        <w:kinsoku/>
-        <w:wordWrap/>
-        <w:overflowPunct/>
-        <w:topLinePunct w:val="0"/>
-        <w:autoSpaceDE/>
-        <w:autoSpaceDN/>
+        <w:overflowPunct w:val="false"/>
         <w:bidi w:val="0"/>
-        <w:adjustRightInd/>
-        <w:snapToGrid/>
-        <w:spacing w:line="4" w:lineRule="atLeast"/>
-        <w:ind w:left="200" w:leftChars="100" w:firstLine="0" w:firstLineChars="0"/>
+        <w:snapToGrid w:val="true"/>
+        <w:spacing w:lineRule="atLeast" w:line="4"/>
+        <w:ind w:hanging="0" w:left="200"/>
         <w:jc w:val="both"/>
         <w:textAlignment w:val="auto"/>
         <w:rPr>
-          <w:rFonts w:hint="default" w:cs="Amiri" w:asciiTheme="minorAscii" w:hAnsiTheme="minorAscii"/>
-          <w:sz w:val="20"/>
-          <w:lang w:val="en-US"/>
-        </w:rPr>
-      </w:pPr>
-      <w:r>
-        <w:rPr>
-          <w:rFonts w:hint="default" w:cs="Amiri" w:asciiTheme="minorAscii" w:hAnsiTheme="minorAscii"/>
+          <w:rFonts w:ascii="Calibri" w:hAnsi="Calibri" w:cs="Amiri" w:asciiTheme="minorAscii" w:hAnsiTheme="minorAscii"/>
+          <w:sz w:val="20"/>
+          <w:lang w:val="en-US"/>
+        </w:rPr>
+      </w:pPr>
+      <w:r>
+        <w:rPr>
+          <w:rFonts w:cs="Amiri"/>
           <w:sz w:val="20"/>
           <w:lang w:val="en-US"/>
         </w:rPr>
@@ -3035,58 +2947,55 @@
     </w:p>
     <w:p>
       <w:pPr>
-        <w:keepNext w:val="0"/>
-        <w:keepLines w:val="0"/>
-        <w:pageBreakBefore w:val="0"/>
+        <w:pStyle w:val="Normal"/>
+        <w:keepNext w:val="false"/>
+        <w:keepLines w:val="false"/>
+        <w:pageBreakBefore w:val="false"/>
         <w:widowControl/>
-        <w:kinsoku/>
-        <w:wordWrap/>
-        <w:overflowPunct/>
-        <w:topLinePunct w:val="0"/>
-        <w:autoSpaceDE/>
-        <w:autoSpaceDN/>
+        <w:overflowPunct w:val="false"/>
         <w:bidi w:val="0"/>
-        <w:adjustRightInd/>
-        <w:snapToGrid/>
-        <w:spacing w:line="4" w:lineRule="atLeast"/>
-        <w:ind w:left="200" w:leftChars="100" w:firstLine="0" w:firstLineChars="0"/>
+        <w:snapToGrid w:val="true"/>
+        <w:spacing w:lineRule="atLeast" w:line="4"/>
+        <w:ind w:hanging="0" w:left="200"/>
         <w:jc w:val="both"/>
         <w:textAlignment w:val="auto"/>
         <w:rPr>
-          <w:rFonts w:hint="default" w:cs="Amiri" w:asciiTheme="minorAscii" w:hAnsiTheme="minorAscii"/>
-          <w:sz w:val="20"/>
-          <w:lang w:val="en-US"/>
-        </w:rPr>
-      </w:pPr>
-    </w:p>
-    <w:p>
-      <w:pPr>
-        <w:keepNext w:val="0"/>
-        <w:keepLines w:val="0"/>
-        <w:pageBreakBefore w:val="0"/>
+          <w:rFonts w:ascii="Calibri" w:hAnsi="Calibri" w:cs="Amiri" w:asciiTheme="minorAscii" w:hAnsiTheme="minorAscii"/>
+          <w:sz w:val="20"/>
+          <w:lang w:val="en-US"/>
+        </w:rPr>
+      </w:pPr>
+      <w:r>
+        <w:rPr>
+          <w:rFonts w:cs="Amiri"/>
+          <w:sz w:val="20"/>
+          <w:lang w:val="en-US"/>
+        </w:rPr>
+      </w:r>
+    </w:p>
+    <w:p>
+      <w:pPr>
+        <w:pStyle w:val="Normal"/>
+        <w:keepNext w:val="false"/>
+        <w:keepLines w:val="false"/>
+        <w:pageBreakBefore w:val="false"/>
         <w:widowControl/>
-        <w:kinsoku/>
-        <w:wordWrap/>
-        <w:overflowPunct/>
-        <w:topLinePunct w:val="0"/>
-        <w:autoSpaceDE/>
-        <w:autoSpaceDN/>
+        <w:overflowPunct w:val="false"/>
         <w:bidi w:val="0"/>
-        <w:adjustRightInd/>
-        <w:snapToGrid/>
-        <w:spacing w:line="4" w:lineRule="atLeast"/>
-        <w:ind w:left="200" w:leftChars="100" w:firstLine="0" w:firstLineChars="0"/>
+        <w:snapToGrid w:val="true"/>
+        <w:spacing w:lineRule="atLeast" w:line="4"/>
+        <w:ind w:hanging="0" w:left="200"/>
         <w:jc w:val="both"/>
         <w:textAlignment w:val="auto"/>
         <w:rPr>
-          <w:rFonts w:hint="default" w:cs="Amiri" w:asciiTheme="minorAscii" w:hAnsiTheme="minorAscii"/>
-          <w:sz w:val="20"/>
-          <w:lang w:val="en-US"/>
-        </w:rPr>
-      </w:pPr>
-      <w:r>
-        <w:rPr>
-          <w:rFonts w:hint="default" w:cs="Amiri" w:asciiTheme="minorAscii" w:hAnsiTheme="minorAscii"/>
+          <w:rFonts w:ascii="Calibri" w:hAnsi="Calibri" w:cs="Amiri" w:asciiTheme="minorAscii" w:hAnsiTheme="minorAscii"/>
+          <w:sz w:val="20"/>
+          <w:lang w:val="en-US"/>
+        </w:rPr>
+      </w:pPr>
+      <w:r>
+        <w:rPr>
+          <w:rFonts w:cs="Amiri"/>
           <w:sz w:val="20"/>
           <w:lang w:val="en-US"/>
         </w:rPr>
@@ -3094,7 +3003,7 @@
       </w:r>
       <w:r>
         <w:rPr>
-          <w:rFonts w:hint="default" w:cs="Amiri" w:asciiTheme="minorAscii" w:hAnsiTheme="minorAscii"/>
+          <w:rFonts w:cs="Amiri"/>
           <w:b/>
           <w:bCs/>
           <w:sz w:val="20"/>
@@ -3104,7 +3013,7 @@
       </w:r>
       <w:r>
         <w:rPr>
-          <w:rFonts w:hint="default" w:cs="Amiri" w:asciiTheme="minorAscii" w:hAnsiTheme="minorAscii"/>
+          <w:rFonts w:cs="Amiri"/>
           <w:sz w:val="20"/>
           <w:lang w:val="en-US"/>
         </w:rPr>
@@ -3113,39 +3022,42 @@
     </w:p>
     <w:p>
       <w:pPr>
-        <w:keepNext w:val="0"/>
-        <w:keepLines w:val="0"/>
-        <w:pageBreakBefore w:val="0"/>
+        <w:pStyle w:val="Normal"/>
+        <w:keepNext w:val="false"/>
+        <w:keepLines w:val="false"/>
+        <w:pageBreakBefore w:val="false"/>
         <w:widowControl/>
-        <w:kinsoku/>
-        <w:wordWrap/>
-        <w:overflowPunct/>
-        <w:topLinePunct w:val="0"/>
-        <w:autoSpaceDE/>
-        <w:autoSpaceDN/>
+        <w:overflowPunct w:val="false"/>
         <w:bidi w:val="0"/>
-        <w:adjustRightInd/>
-        <w:snapToGrid/>
-        <w:spacing w:line="4" w:lineRule="atLeast"/>
-        <w:ind w:left="200" w:leftChars="100" w:firstLine="0" w:firstLineChars="0"/>
+        <w:snapToGrid w:val="true"/>
+        <w:spacing w:lineRule="atLeast" w:line="4"/>
+        <w:ind w:hanging="0" w:left="200"/>
         <w:jc w:val="both"/>
         <w:textAlignment w:val="auto"/>
         <w:rPr>
-          <w:rFonts w:hint="default" w:cs="Amiri" w:asciiTheme="minorAscii" w:hAnsiTheme="minorAscii"/>
-          <w:sz w:val="20"/>
-          <w:lang w:val="en-US"/>
-        </w:rPr>
-      </w:pPr>
-    </w:p>
-    <w:p>
-      <w:pPr>
-        <w:rPr>
-          <w:rFonts w:hint="default" w:asciiTheme="minorAscii" w:hAnsiTheme="minorAscii"/>
-        </w:rPr>
-      </w:pPr>
-      <w:r>
-        <w:rPr>
-          <w:rFonts w:hint="default" w:cs="Amiri" w:asciiTheme="minorAscii" w:hAnsiTheme="minorAscii"/>
+          <w:rFonts w:ascii="Calibri" w:hAnsi="Calibri" w:cs="Amiri" w:asciiTheme="minorAscii" w:hAnsiTheme="minorAscii"/>
+          <w:sz w:val="20"/>
+          <w:lang w:val="en-US"/>
+        </w:rPr>
+      </w:pPr>
+      <w:r>
+        <w:rPr>
+          <w:rFonts w:cs="Amiri"/>
+          <w:sz w:val="20"/>
+          <w:lang w:val="en-US"/>
+        </w:rPr>
+      </w:r>
+    </w:p>
+    <w:p>
+      <w:pPr>
+        <w:pStyle w:val="Normal"/>
+        <w:rPr>
+          <w:rFonts w:ascii="Calibri" w:hAnsi="Calibri" w:asciiTheme="minorAscii" w:hAnsiTheme="minorAscii"/>
+        </w:rPr>
+      </w:pPr>
+      <w:r>
+        <w:rPr>
+          <w:rFonts w:cs="Amiri"/>
           <w:sz w:val="20"/>
           <w:lang w:val="en-US"/>
         </w:rPr>
@@ -3154,320 +3066,500 @@
     </w:p>
     <w:p>
       <w:pPr>
-        <w:keepNext w:val="0"/>
-        <w:keepLines w:val="0"/>
-        <w:pageBreakBefore w:val="0"/>
+        <w:pStyle w:val="Normal"/>
+        <w:keepNext w:val="false"/>
+        <w:keepLines w:val="false"/>
+        <w:pageBreakBefore w:val="false"/>
         <w:widowControl/>
-        <w:kinsoku/>
-        <w:wordWrap/>
-        <w:overflowPunct/>
-        <w:topLinePunct w:val="0"/>
-        <w:autoSpaceDE/>
-        <w:autoSpaceDN/>
+        <w:overflowPunct w:val="false"/>
         <w:bidi w:val="0"/>
-        <w:adjustRightInd/>
-        <w:snapToGrid/>
-        <w:spacing w:line="4" w:lineRule="atLeast"/>
+        <w:snapToGrid w:val="true"/>
+        <w:spacing w:lineRule="atLeast" w:line="4"/>
         <w:jc w:val="left"/>
         <w:textAlignment w:val="auto"/>
         <w:rPr>
-          <w:rFonts w:hint="default" w:asciiTheme="minorAscii" w:hAnsiTheme="minorAscii"/>
-          <w:sz w:val="20"/>
-          <w:lang w:val="en-US"/>
-        </w:rPr>
-      </w:pPr>
+          <w:rFonts w:ascii="Calibri" w:hAnsi="Calibri" w:asciiTheme="minorAscii" w:hAnsiTheme="minorAscii"/>
+          <w:sz w:val="20"/>
+          <w:lang w:val="en-US"/>
+        </w:rPr>
+      </w:pPr>
+      <w:r>
+        <w:rPr>
+          <w:rFonts w:asciiTheme="minorAscii" w:hAnsiTheme="minorAscii"/>
+          <w:sz w:val="20"/>
+          <w:lang w:val="en-US"/>
+        </w:rPr>
+      </w:r>
     </w:p>
     <w:sectPr>
       <w:type w:val="continuous"/>
       <w:pgSz w:w="11906" w:h="16838"/>
-      <w:pgMar w:top="640" w:right="706" w:bottom="398" w:left="400" w:header="720" w:footer="720" w:gutter="0"/>
-      <w:cols w:space="425" w:num="1"/>
-      <w:docGrid w:linePitch="360" w:charSpace="0"/>
+      <w:pgMar w:left="400" w:right="706" w:gutter="0" w:header="0" w:top="640" w:footer="0" w:bottom="398"/>
+      <w:formProt w:val="false"/>
+      <w:textDirection w:val="lrTb"/>
+      <w:docGrid w:type="default" w:linePitch="360" w:charSpace="8192"/>
     </w:sectPr>
   </w:body>
 </w:document>
 </file>
 
 <file path=word/styles.xml><?xml version="1.0" encoding="utf-8"?>
-<w:styles xmlns:mc="http://schemas.openxmlformats.org/markup-compatibility/2006" xmlns:o="urn:schemas-microsoft-com:office:office" xmlns:r="http://schemas.openxmlformats.org/officeDocument/2006/relationships" xmlns:m="http://schemas.openxmlformats.org/officeDocument/2006/math" xmlns:v="urn:schemas-microsoft-com:vml" xmlns:w="http://schemas.openxmlformats.org/wordprocessingml/2006/main" xmlns:w14="http://schemas.microsoft.com/office/word/2010/wordml" xmlns:w10="urn:schemas-microsoft-com:office:word" xmlns:sl="http://schemas.openxmlformats.org/schemaLibrary/2006/main" xmlns:wpsCustomData="http://www.wps.cn/officeDocument/2013/wpsCustomData" mc:Ignorable="w14">
+<w:styles xmlns:w="http://schemas.openxmlformats.org/wordprocessingml/2006/main" xmlns:w14="http://schemas.microsoft.com/office/word/2010/wordml" xmlns:mc="http://schemas.openxmlformats.org/markup-compatibility/2006" mc:Ignorable="w14">
   <w:docDefaults>
     <w:rPrDefault>
       <w:rPr>
         <w:rFonts w:ascii="Times New Roman" w:hAnsi="Times New Roman" w:eastAsia="SimSun" w:cs="Times New Roman"/>
+        <w:lang w:val="en-US" w:eastAsia="zh-CN" w:bidi="hi-IN"/>
       </w:rPr>
     </w:rPrDefault>
-    <w:pPrDefault/>
+    <w:pPrDefault>
+      <w:pPr>
+        <w:suppressAutoHyphens w:val="true"/>
+      </w:pPr>
+    </w:pPrDefault>
   </w:docDefaults>
-  <w:latentStyles w:count="260" w:defQFormat="0" w:defUnhideWhenUsed="1" w:defSemiHidden="1" w:defUIPriority="99" w:defLockedState="0">
-    <w:lsdException w:qFormat="1" w:unhideWhenUsed="0" w:uiPriority="0" w:semiHidden="0" w:name="Normal"/>
-    <w:lsdException w:qFormat="1" w:unhideWhenUsed="0" w:uiPriority="0" w:semiHidden="0" w:name="heading 1"/>
-    <w:lsdException w:qFormat="1" w:uiPriority="0" w:name="heading 2"/>
-    <w:lsdException w:qFormat="1" w:uiPriority="0" w:name="heading 3"/>
-    <w:lsdException w:qFormat="1" w:uiPriority="0" w:name="heading 4"/>
-    <w:lsdException w:qFormat="1" w:uiPriority="0" w:name="heading 5"/>
-    <w:lsdException w:qFormat="1" w:uiPriority="0" w:name="heading 6"/>
-    <w:lsdException w:qFormat="1" w:uiPriority="0" w:name="heading 7"/>
-    <w:lsdException w:qFormat="1" w:uiPriority="0" w:name="heading 8"/>
-    <w:lsdException w:qFormat="1" w:uiPriority="0" w:name="heading 9"/>
-    <w:lsdException w:unhideWhenUsed="0" w:uiPriority="0" w:semiHidden="0" w:name="index 1"/>
-    <w:lsdException w:unhideWhenUsed="0" w:uiPriority="0" w:semiHidden="0" w:name="index 2"/>
-    <w:lsdException w:unhideWhenUsed="0" w:uiPriority="0" w:semiHidden="0" w:name="index 3"/>
-    <w:lsdException w:unhideWhenUsed="0" w:uiPriority="0" w:semiHidden="0" w:name="index 4"/>
-    <w:lsdException w:unhideWhenUsed="0" w:uiPriority="0" w:semiHidden="0" w:name="index 5"/>
-    <w:lsdException w:unhideWhenUsed="0" w:uiPriority="0" w:semiHidden="0" w:name="index 6"/>
-    <w:lsdException w:unhideWhenUsed="0" w:uiPriority="0" w:semiHidden="0" w:name="index 7"/>
-    <w:lsdException w:unhideWhenUsed="0" w:uiPriority="0" w:semiHidden="0" w:name="index 8"/>
-    <w:lsdException w:unhideWhenUsed="0" w:uiPriority="0" w:semiHidden="0" w:name="index 9"/>
-    <w:lsdException w:unhideWhenUsed="0" w:uiPriority="0" w:semiHidden="0" w:name="toc 1"/>
-    <w:lsdException w:unhideWhenUsed="0" w:uiPriority="0" w:semiHidden="0" w:name="toc 2"/>
-    <w:lsdException w:unhideWhenUsed="0" w:uiPriority="0" w:semiHidden="0" w:name="toc 3"/>
-    <w:lsdException w:unhideWhenUsed="0" w:uiPriority="0" w:semiHidden="0" w:name="toc 4"/>
-    <w:lsdException w:unhideWhenUsed="0" w:uiPriority="0" w:semiHidden="0" w:name="toc 5"/>
-    <w:lsdException w:unhideWhenUsed="0" w:uiPriority="0" w:semiHidden="0" w:name="toc 6"/>
-    <w:lsdException w:unhideWhenUsed="0" w:uiPriority="0" w:semiHidden="0" w:name="toc 7"/>
-    <w:lsdException w:unhideWhenUsed="0" w:uiPriority="0" w:semiHidden="0" w:name="toc 8"/>
-    <w:lsdException w:unhideWhenUsed="0" w:uiPriority="0" w:semiHidden="0" w:name="toc 9"/>
-    <w:lsdException w:unhideWhenUsed="0" w:uiPriority="0" w:semiHidden="0" w:name="Normal Indent"/>
-    <w:lsdException w:unhideWhenUsed="0" w:uiPriority="0" w:semiHidden="0" w:name="footnote text"/>
-    <w:lsdException w:unhideWhenUsed="0" w:uiPriority="0" w:semiHidden="0" w:name="annotation text"/>
-    <w:lsdException w:qFormat="1" w:unhideWhenUsed="0" w:uiPriority="0" w:semiHidden="0" w:name="header"/>
-    <w:lsdException w:qFormat="1" w:unhideWhenUsed="0" w:uiPriority="0" w:semiHidden="0" w:name="footer"/>
-    <w:lsdException w:unhideWhenUsed="0" w:uiPriority="0" w:semiHidden="0" w:name="index heading"/>
-    <w:lsdException w:qFormat="1" w:uiPriority="0" w:name="caption"/>
-    <w:lsdException w:unhideWhenUsed="0" w:uiPriority="0" w:semiHidden="0" w:name="table of figures"/>
-    <w:lsdException w:unhideWhenUsed="0" w:uiPriority="0" w:semiHidden="0" w:name="envelope address"/>
-    <w:lsdException w:unhideWhenUsed="0" w:uiPriority="0" w:semiHidden="0" w:name="envelope return"/>
-    <w:lsdException w:unhideWhenUsed="0" w:uiPriority="0" w:semiHidden="0" w:name="footnote reference"/>
-    <w:lsdException w:unhideWhenUsed="0" w:uiPriority="0" w:semiHidden="0" w:name="annotation reference"/>
-    <w:lsdException w:unhideWhenUsed="0" w:uiPriority="0" w:semiHidden="0" w:name="line number"/>
-    <w:lsdException w:unhideWhenUsed="0" w:uiPriority="0" w:semiHidden="0" w:name="page number"/>
-    <w:lsdException w:unhideWhenUsed="0" w:uiPriority="0" w:semiHidden="0" w:name="endnote reference"/>
-    <w:lsdException w:unhideWhenUsed="0" w:uiPriority="0" w:semiHidden="0" w:name="endnote text"/>
-    <w:lsdException w:unhideWhenUsed="0" w:uiPriority="0" w:semiHidden="0" w:name="table of authorities"/>
-    <w:lsdException w:unhideWhenUsed="0" w:uiPriority="0" w:semiHidden="0" w:name="macro"/>
-    <w:lsdException w:unhideWhenUsed="0" w:uiPriority="0" w:semiHidden="0" w:name="toa heading"/>
-    <w:lsdException w:unhideWhenUsed="0" w:uiPriority="0" w:semiHidden="0" w:name="List"/>
-    <w:lsdException w:unhideWhenUsed="0" w:uiPriority="0" w:semiHidden="0" w:name="List Bullet"/>
-    <w:lsdException w:unhideWhenUsed="0" w:uiPriority="0" w:semiHidden="0" w:name="List Number"/>
-    <w:lsdException w:unhideWhenUsed="0" w:uiPriority="0" w:semiHidden="0" w:name="List 2"/>
-    <w:lsdException w:unhideWhenUsed="0" w:uiPriority="0" w:semiHidden="0" w:name="List 3"/>
-    <w:lsdException w:unhideWhenUsed="0" w:uiPriority="0" w:semiHidden="0" w:name="List 4"/>
-    <w:lsdException w:unhideWhenUsed="0" w:uiPriority="0" w:semiHidden="0" w:name="List 5"/>
-    <w:lsdException w:unhideWhenUsed="0" w:uiPriority="0" w:semiHidden="0" w:name="List Bullet 2"/>
-    <w:lsdException w:unhideWhenUsed="0" w:uiPriority="0" w:semiHidden="0" w:name="List Bullet 3"/>
-    <w:lsdException w:unhideWhenUsed="0" w:uiPriority="0" w:semiHidden="0" w:name="List Bullet 4"/>
-    <w:lsdException w:unhideWhenUsed="0" w:uiPriority="0" w:semiHidden="0" w:name="List Bullet 5"/>
-    <w:lsdException w:unhideWhenUsed="0" w:uiPriority="0" w:semiHidden="0" w:name="List Number 2"/>
-    <w:lsdException w:unhideWhenUsed="0" w:uiPriority="0" w:semiHidden="0" w:name="List Number 3"/>
-    <w:lsdException w:unhideWhenUsed="0" w:uiPriority="0" w:semiHidden="0" w:name="List Number 4"/>
-    <w:lsdException w:unhideWhenUsed="0" w:uiPriority="0" w:semiHidden="0" w:name="List Number 5"/>
-    <w:lsdException w:qFormat="1" w:unhideWhenUsed="0" w:uiPriority="0" w:semiHidden="0" w:name="Title"/>
-    <w:lsdException w:unhideWhenUsed="0" w:uiPriority="0" w:semiHidden="0" w:name="Closing"/>
-    <w:lsdException w:unhideWhenUsed="0" w:uiPriority="0" w:semiHidden="0" w:name="Signature"/>
-    <w:lsdException w:qFormat="1" w:unhideWhenUsed="0" w:uiPriority="0" w:name="Default Paragraph Font"/>
-    <w:lsdException w:unhideWhenUsed="0" w:uiPriority="0" w:semiHidden="0" w:name="Body Text"/>
-    <w:lsdException w:unhideWhenUsed="0" w:uiPriority="0" w:semiHidden="0" w:name="Body Text Indent"/>
-    <w:lsdException w:unhideWhenUsed="0" w:uiPriority="0" w:semiHidden="0" w:name="List Continue"/>
-    <w:lsdException w:unhideWhenUsed="0" w:uiPriority="0" w:semiHidden="0" w:name="List Continue 2"/>
-    <w:lsdException w:unhideWhenUsed="0" w:uiPriority="0" w:semiHidden="0" w:name="List Continue 3"/>
-    <w:lsdException w:unhideWhenUsed="0" w:uiPriority="0" w:semiHidden="0" w:name="List Continue 4"/>
-    <w:lsdException w:unhideWhenUsed="0" w:uiPriority="0" w:semiHidden="0" w:name="List Continue 5"/>
-    <w:lsdException w:unhideWhenUsed="0" w:uiPriority="0" w:semiHidden="0" w:name="Message Header"/>
-    <w:lsdException w:qFormat="1" w:unhideWhenUsed="0" w:uiPriority="0" w:semiHidden="0" w:name="Subtitle"/>
-    <w:lsdException w:unhideWhenUsed="0" w:uiPriority="0" w:semiHidden="0" w:name="Salutation"/>
-    <w:lsdException w:unhideWhenUsed="0" w:uiPriority="0" w:semiHidden="0" w:name="Date"/>
-    <w:lsdException w:unhideWhenUsed="0" w:uiPriority="0" w:semiHidden="0" w:name="Body Text First Indent"/>
-    <w:lsdException w:unhideWhenUsed="0" w:uiPriority="0" w:semiHidden="0" w:name="Body Text First Indent 2"/>
-    <w:lsdException w:unhideWhenUsed="0" w:uiPriority="0" w:semiHidden="0" w:name="Note Heading"/>
-    <w:lsdException w:unhideWhenUsed="0" w:uiPriority="0" w:semiHidden="0" w:name="Body Text 2"/>
-    <w:lsdException w:unhideWhenUsed="0" w:uiPriority="0" w:semiHidden="0" w:name="Body Text 3"/>
-    <w:lsdException w:unhideWhenUsed="0" w:uiPriority="0" w:semiHidden="0" w:name="Body Text Indent 2"/>
-    <w:lsdException w:unhideWhenUsed="0" w:uiPriority="0" w:semiHidden="0" w:name="Body Text Indent 3"/>
-    <w:lsdException w:unhideWhenUsed="0" w:uiPriority="0" w:semiHidden="0" w:name="Block Text"/>
-    <w:lsdException w:unhideWhenUsed="0" w:uiPriority="0" w:semiHidden="0" w:name="Hyperlink"/>
-    <w:lsdException w:unhideWhenUsed="0" w:uiPriority="0" w:semiHidden="0" w:name="FollowedHyperlink"/>
-    <w:lsdException w:qFormat="1" w:unhideWhenUsed="0" w:uiPriority="0" w:semiHidden="0" w:name="Strong"/>
-    <w:lsdException w:qFormat="1" w:unhideWhenUsed="0" w:uiPriority="0" w:semiHidden="0" w:name="Emphasis"/>
-    <w:lsdException w:unhideWhenUsed="0" w:uiPriority="0" w:semiHidden="0" w:name="Document Map"/>
-    <w:lsdException w:unhideWhenUsed="0" w:uiPriority="0" w:semiHidden="0" w:name="Plain Text"/>
-    <w:lsdException w:unhideWhenUsed="0" w:uiPriority="0" w:semiHidden="0" w:name="E-mail Signature"/>
-    <w:lsdException w:unhideWhenUsed="0" w:uiPriority="0" w:semiHidden="0" w:name="Normal (Web)"/>
-    <w:lsdException w:unhideWhenUsed="0" w:uiPriority="0" w:semiHidden="0" w:name="HTML Acronym"/>
-    <w:lsdException w:unhideWhenUsed="0" w:uiPriority="0" w:semiHidden="0" w:name="HTML Address"/>
-    <w:lsdException w:unhideWhenUsed="0" w:uiPriority="0" w:semiHidden="0" w:name="HTML Cite"/>
-    <w:lsdException w:unhideWhenUsed="0" w:uiPriority="0" w:semiHidden="0" w:name="HTML Code"/>
-    <w:lsdException w:unhideWhenUsed="0" w:uiPriority="0" w:semiHidden="0" w:name="HTML Definition"/>
-    <w:lsdException w:unhideWhenUsed="0" w:uiPriority="0" w:semiHidden="0" w:name="HTML Keyboard"/>
-    <w:lsdException w:qFormat="1" w:unhideWhenUsed="0" w:uiPriority="0" w:semiHidden="0" w:name="HTML Preformatted"/>
-    <w:lsdException w:unhideWhenUsed="0" w:uiPriority="0" w:semiHidden="0" w:name="HTML Sample"/>
-    <w:lsdException w:unhideWhenUsed="0" w:uiPriority="0" w:semiHidden="0" w:name="HTML Typewriter"/>
-    <w:lsdException w:unhideWhenUsed="0" w:uiPriority="0" w:semiHidden="0" w:name="HTML Variable"/>
-    <w:lsdException w:qFormat="1" w:unhideWhenUsed="0" w:uiPriority="0" w:name="Normal Table"/>
-    <w:lsdException w:unhideWhenUsed="0" w:uiPriority="0" w:semiHidden="0" w:name="annotation subject"/>
-    <w:lsdException w:unhideWhenUsed="0" w:uiPriority="0" w:semiHidden="0" w:name="Table Simple 1"/>
-    <w:lsdException w:unhideWhenUsed="0" w:uiPriority="0" w:semiHidden="0" w:name="Table Simple 2"/>
-    <w:lsdException w:unhideWhenUsed="0" w:uiPriority="0" w:semiHidden="0" w:name="Table Simple 3"/>
-    <w:lsdException w:unhideWhenUsed="0" w:uiPriority="0" w:semiHidden="0" w:name="Table Classic 1"/>
-    <w:lsdException w:unhideWhenUsed="0" w:uiPriority="0" w:semiHidden="0" w:name="Table Classic 2"/>
-    <w:lsdException w:unhideWhenUsed="0" w:uiPriority="0" w:semiHidden="0" w:name="Table Classic 3"/>
-    <w:lsdException w:unhideWhenUsed="0" w:uiPriority="0" w:semiHidden="0" w:name="Table Classic 4"/>
-    <w:lsdException w:unhideWhenUsed="0" w:uiPriority="0" w:semiHidden="0" w:name="Table Colorful 1"/>
-    <w:lsdException w:unhideWhenUsed="0" w:uiPriority="0" w:semiHidden="0" w:name="Table Colorful 2"/>
-    <w:lsdException w:unhideWhenUsed="0" w:uiPriority="0" w:semiHidden="0" w:name="Table Colorful 3"/>
-    <w:lsdException w:unhideWhenUsed="0" w:uiPriority="0" w:semiHidden="0" w:name="Table Columns 1"/>
-    <w:lsdException w:unhideWhenUsed="0" w:uiPriority="0" w:semiHidden="0" w:name="Table Columns 2"/>
-    <w:lsdException w:unhideWhenUsed="0" w:uiPriority="0" w:semiHidden="0" w:name="Table Columns 3"/>
-    <w:lsdException w:unhideWhenUsed="0" w:uiPriority="0" w:semiHidden="0" w:name="Table Columns 4"/>
-    <w:lsdException w:unhideWhenUsed="0" w:uiPriority="0" w:semiHidden="0" w:name="Table Columns 5"/>
-    <w:lsdException w:unhideWhenUsed="0" w:uiPriority="0" w:semiHidden="0" w:name="Table Grid 1"/>
-    <w:lsdException w:unhideWhenUsed="0" w:uiPriority="0" w:semiHidden="0" w:name="Table Grid 2"/>
-    <w:lsdException w:unhideWhenUsed="0" w:uiPriority="0" w:semiHidden="0" w:name="Table Grid 3"/>
-    <w:lsdException w:unhideWhenUsed="0" w:uiPriority="0" w:semiHidden="0" w:name="Table Grid 4"/>
-    <w:lsdException w:unhideWhenUsed="0" w:uiPriority="0" w:semiHidden="0" w:name="Table Grid 5"/>
-    <w:lsdException w:unhideWhenUsed="0" w:uiPriority="0" w:semiHidden="0" w:name="Table Grid 6"/>
-    <w:lsdException w:unhideWhenUsed="0" w:uiPriority="0" w:semiHidden="0" w:name="Table Grid 7"/>
-    <w:lsdException w:unhideWhenUsed="0" w:uiPriority="0" w:semiHidden="0" w:name="Table Grid 8"/>
-    <w:lsdException w:unhideWhenUsed="0" w:uiPriority="0" w:semiHidden="0" w:name="Table List 1"/>
-    <w:lsdException w:unhideWhenUsed="0" w:uiPriority="0" w:semiHidden="0" w:name="Table List 2"/>
-    <w:lsdException w:unhideWhenUsed="0" w:uiPriority="0" w:semiHidden="0" w:name="Table List 3"/>
-    <w:lsdException w:unhideWhenUsed="0" w:uiPriority="0" w:semiHidden="0" w:name="Table List 4"/>
-    <w:lsdException w:unhideWhenUsed="0" w:uiPriority="0" w:semiHidden="0" w:name="Table List 5"/>
-    <w:lsdException w:unhideWhenUsed="0" w:uiPriority="0" w:semiHidden="0" w:name="Table List 6"/>
-    <w:lsdException w:unhideWhenUsed="0" w:uiPriority="0" w:semiHidden="0" w:name="Table List 7"/>
-    <w:lsdException w:unhideWhenUsed="0" w:uiPriority="0" w:semiHidden="0" w:name="Table List 8"/>
-    <w:lsdException w:unhideWhenUsed="0" w:uiPriority="0" w:semiHidden="0" w:name="Table 3D effects 1"/>
-    <w:lsdException w:unhideWhenUsed="0" w:uiPriority="0" w:semiHidden="0" w:name="Table 3D effects 2"/>
-    <w:lsdException w:unhideWhenUsed="0" w:uiPriority="0" w:semiHidden="0" w:name="Table 3D effects 3"/>
-    <w:lsdException w:unhideWhenUsed="0" w:uiPriority="0" w:semiHidden="0" w:name="Table Contemporary"/>
-    <w:lsdException w:unhideWhenUsed="0" w:uiPriority="0" w:semiHidden="0" w:name="Table Elegant"/>
-    <w:lsdException w:unhideWhenUsed="0" w:uiPriority="0" w:semiHidden="0" w:name="Table Professional"/>
-    <w:lsdException w:unhideWhenUsed="0" w:uiPriority="0" w:semiHidden="0" w:name="Table Subtle 1"/>
-    <w:lsdException w:unhideWhenUsed="0" w:uiPriority="0" w:semiHidden="0" w:name="Table Subtle 2"/>
-    <w:lsdException w:unhideWhenUsed="0" w:uiPriority="0" w:semiHidden="0" w:name="Table Web 1"/>
-    <w:lsdException w:unhideWhenUsed="0" w:uiPriority="0" w:semiHidden="0" w:name="Table Web 2"/>
-    <w:lsdException w:unhideWhenUsed="0" w:uiPriority="0" w:semiHidden="0" w:name="Table Web 3"/>
-    <w:lsdException w:unhideWhenUsed="0" w:uiPriority="0" w:semiHidden="0" w:name="Balloon Text"/>
-    <w:lsdException w:qFormat="1" w:unhideWhenUsed="0" w:uiPriority="0" w:semiHidden="0" w:name="Table Grid"/>
-    <w:lsdException w:unhideWhenUsed="0" w:uiPriority="0" w:semiHidden="0" w:name="Table Theme"/>
-    <w:lsdException w:unhideWhenUsed="0" w:uiPriority="60" w:semiHidden="0" w:name="Light Shading"/>
-    <w:lsdException w:unhideWhenUsed="0" w:uiPriority="61" w:semiHidden="0" w:name="Light List"/>
-    <w:lsdException w:unhideWhenUsed="0" w:uiPriority="62" w:semiHidden="0" w:name="Light Grid"/>
-    <w:lsdException w:unhideWhenUsed="0" w:uiPriority="63" w:semiHidden="0" w:name="Medium Shading 1"/>
-    <w:lsdException w:unhideWhenUsed="0" w:uiPriority="64" w:semiHidden="0" w:name="Medium Shading 2"/>
-    <w:lsdException w:unhideWhenUsed="0" w:uiPriority="65" w:semiHidden="0" w:name="Medium List 1"/>
-    <w:lsdException w:unhideWhenUsed="0" w:uiPriority="66" w:semiHidden="0" w:name="Medium List 2"/>
-    <w:lsdException w:unhideWhenUsed="0" w:uiPriority="67" w:semiHidden="0" w:name="Medium Grid 1"/>
-    <w:lsdException w:unhideWhenUsed="0" w:uiPriority="68" w:semiHidden="0" w:name="Medium Grid 2"/>
-    <w:lsdException w:unhideWhenUsed="0" w:uiPriority="69" w:semiHidden="0" w:name="Medium Grid 3"/>
-    <w:lsdException w:unhideWhenUsed="0" w:uiPriority="70" w:semiHidden="0" w:name="Dark List"/>
-    <w:lsdException w:unhideWhenUsed="0" w:uiPriority="71" w:semiHidden="0" w:name="Colorful Shading"/>
-    <w:lsdException w:unhideWhenUsed="0" w:uiPriority="72" w:semiHidden="0" w:name="Colorful List"/>
-    <w:lsdException w:unhideWhenUsed="0" w:uiPriority="73" w:semiHidden="0" w:name="Colorful Grid"/>
-    <w:lsdException w:unhideWhenUsed="0" w:uiPriority="60" w:semiHidden="0" w:name="Light Shading Accent 1"/>
-    <w:lsdException w:unhideWhenUsed="0" w:uiPriority="61" w:semiHidden="0" w:name="Light List Accent 1"/>
-    <w:lsdException w:unhideWhenUsed="0" w:uiPriority="62" w:semiHidden="0" w:name="Light Grid Accent 1"/>
-    <w:lsdException w:unhideWhenUsed="0" w:uiPriority="63" w:semiHidden="0" w:name="Medium Shading 1 Accent 1"/>
-    <w:lsdException w:unhideWhenUsed="0" w:uiPriority="64" w:semiHidden="0" w:name="Medium Shading 2 Accent 1"/>
-    <w:lsdException w:unhideWhenUsed="0" w:uiPriority="65" w:semiHidden="0" w:name="Medium List 1 Accent 1"/>
-    <w:lsdException w:unhideWhenUsed="0" w:uiPriority="66" w:semiHidden="0" w:name="Medium List 2 Accent 1"/>
-    <w:lsdException w:unhideWhenUsed="0" w:uiPriority="67" w:semiHidden="0" w:name="Medium Grid 1 Accent 1"/>
-    <w:lsdException w:unhideWhenUsed="0" w:uiPriority="68" w:semiHidden="0" w:name="Medium Grid 2 Accent 1"/>
-    <w:lsdException w:unhideWhenUsed="0" w:uiPriority="69" w:semiHidden="0" w:name="Medium Grid 3 Accent 1"/>
-    <w:lsdException w:unhideWhenUsed="0" w:uiPriority="70" w:semiHidden="0" w:name="Dark List Accent 1"/>
-    <w:lsdException w:unhideWhenUsed="0" w:uiPriority="71" w:semiHidden="0" w:name="Colorful Shading Accent 1"/>
-    <w:lsdException w:unhideWhenUsed="0" w:uiPriority="72" w:semiHidden="0" w:name="Colorful List Accent 1"/>
-    <w:lsdException w:unhideWhenUsed="0" w:uiPriority="73" w:semiHidden="0" w:name="Colorful Grid Accent 1"/>
-    <w:lsdException w:unhideWhenUsed="0" w:uiPriority="60" w:semiHidden="0" w:name="Light Shading Accent 2"/>
-    <w:lsdException w:unhideWhenUsed="0" w:uiPriority="61" w:semiHidden="0" w:name="Light List Accent 2"/>
-    <w:lsdException w:unhideWhenUsed="0" w:uiPriority="62" w:semiHidden="0" w:name="Light Grid Accent 2"/>
-    <w:lsdException w:unhideWhenUsed="0" w:uiPriority="63" w:semiHidden="0" w:name="Medium Shading 1 Accent 2"/>
-    <w:lsdException w:unhideWhenUsed="0" w:uiPriority="64" w:semiHidden="0" w:name="Medium Shading 2 Accent 2"/>
-    <w:lsdException w:unhideWhenUsed="0" w:uiPriority="65" w:semiHidden="0" w:name="Medium List 1 Accent 2"/>
-    <w:lsdException w:unhideWhenUsed="0" w:uiPriority="66" w:semiHidden="0" w:name="Medium List 2 Accent 2"/>
-    <w:lsdException w:unhideWhenUsed="0" w:uiPriority="67" w:semiHidden="0" w:name="Medium Grid 1 Accent 2"/>
-    <w:lsdException w:unhideWhenUsed="0" w:uiPriority="68" w:semiHidden="0" w:name="Medium Grid 2 Accent 2"/>
-    <w:lsdException w:unhideWhenUsed="0" w:uiPriority="69" w:semiHidden="0" w:name="Medium Grid 3 Accent 2"/>
-    <w:lsdException w:unhideWhenUsed="0" w:uiPriority="70" w:semiHidden="0" w:name="Dark List Accent 2"/>
-    <w:lsdException w:unhideWhenUsed="0" w:uiPriority="71" w:semiHidden="0" w:name="Colorful Shading Accent 2"/>
-    <w:lsdException w:unhideWhenUsed="0" w:uiPriority="72" w:semiHidden="0" w:name="Colorful List Accent 2"/>
-    <w:lsdException w:unhideWhenUsed="0" w:uiPriority="73" w:semiHidden="0" w:name="Colorful Grid Accent 2"/>
-    <w:lsdException w:unhideWhenUsed="0" w:uiPriority="60" w:semiHidden="0" w:name="Light Shading Accent 3"/>
-    <w:lsdException w:unhideWhenUsed="0" w:uiPriority="61" w:semiHidden="0" w:name="Light List Accent 3"/>
-    <w:lsdException w:unhideWhenUsed="0" w:uiPriority="62" w:semiHidden="0" w:name="Light Grid Accent 3"/>
-    <w:lsdException w:unhideWhenUsed="0" w:uiPriority="63" w:semiHidden="0" w:name="Medium Shading 1 Accent 3"/>
-    <w:lsdException w:unhideWhenUsed="0" w:uiPriority="64" w:semiHidden="0" w:name="Medium Shading 2 Accent 3"/>
-    <w:lsdException w:unhideWhenUsed="0" w:uiPriority="65" w:semiHidden="0" w:name="Medium List 1 Accent 3"/>
-    <w:lsdException w:unhideWhenUsed="0" w:uiPriority="66" w:semiHidden="0" w:name="Medium List 2 Accent 3"/>
-    <w:lsdException w:unhideWhenUsed="0" w:uiPriority="67" w:semiHidden="0" w:name="Medium Grid 1 Accent 3"/>
-    <w:lsdException w:unhideWhenUsed="0" w:uiPriority="68" w:semiHidden="0" w:name="Medium Grid 2 Accent 3"/>
-    <w:lsdException w:unhideWhenUsed="0" w:uiPriority="69" w:semiHidden="0" w:name="Medium Grid 3 Accent 3"/>
-    <w:lsdException w:unhideWhenUsed="0" w:uiPriority="70" w:semiHidden="0" w:name="Dark List Accent 3"/>
-    <w:lsdException w:unhideWhenUsed="0" w:uiPriority="71" w:semiHidden="0" w:name="Colorful Shading Accent 3"/>
-    <w:lsdException w:unhideWhenUsed="0" w:uiPriority="72" w:semiHidden="0" w:name="Colorful List Accent 3"/>
-    <w:lsdException w:unhideWhenUsed="0" w:uiPriority="73" w:semiHidden="0" w:name="Colorful Grid Accent 3"/>
-    <w:lsdException w:unhideWhenUsed="0" w:uiPriority="60" w:semiHidden="0" w:name="Light Shading Accent 4"/>
-    <w:lsdException w:unhideWhenUsed="0" w:uiPriority="61" w:semiHidden="0" w:name="Light List Accent 4"/>
-    <w:lsdException w:unhideWhenUsed="0" w:uiPriority="62" w:semiHidden="0" w:name="Light Grid Accent 4"/>
-    <w:lsdException w:unhideWhenUsed="0" w:uiPriority="63" w:semiHidden="0" w:name="Medium Shading 1 Accent 4"/>
-    <w:lsdException w:unhideWhenUsed="0" w:uiPriority="64" w:semiHidden="0" w:name="Medium Shading 2 Accent 4"/>
-    <w:lsdException w:unhideWhenUsed="0" w:uiPriority="65" w:semiHidden="0" w:name="Medium List 1 Accent 4"/>
-    <w:lsdException w:unhideWhenUsed="0" w:uiPriority="66" w:semiHidden="0" w:name="Medium List 2 Accent 4"/>
-    <w:lsdException w:unhideWhenUsed="0" w:uiPriority="67" w:semiHidden="0" w:name="Medium Grid 1 Accent 4"/>
-    <w:lsdException w:unhideWhenUsed="0" w:uiPriority="68" w:semiHidden="0" w:name="Medium Grid 2 Accent 4"/>
-    <w:lsdException w:unhideWhenUsed="0" w:uiPriority="69" w:semiHidden="0" w:name="Medium Grid 3 Accent 4"/>
-    <w:lsdException w:unhideWhenUsed="0" w:uiPriority="70" w:semiHidden="0" w:name="Dark List Accent 4"/>
-    <w:lsdException w:unhideWhenUsed="0" w:uiPriority="71" w:semiHidden="0" w:name="Colorful Shading Accent 4"/>
-    <w:lsdException w:unhideWhenUsed="0" w:uiPriority="72" w:semiHidden="0" w:name="Colorful List Accent 4"/>
-    <w:lsdException w:unhideWhenUsed="0" w:uiPriority="73" w:semiHidden="0" w:name="Colorful Grid Accent 4"/>
-    <w:lsdException w:unhideWhenUsed="0" w:uiPriority="60" w:semiHidden="0" w:name="Light Shading Accent 5"/>
-    <w:lsdException w:unhideWhenUsed="0" w:uiPriority="61" w:semiHidden="0" w:name="Light List Accent 5"/>
-    <w:lsdException w:unhideWhenUsed="0" w:uiPriority="62" w:semiHidden="0" w:name="Light Grid Accent 5"/>
-    <w:lsdException w:unhideWhenUsed="0" w:uiPriority="63" w:semiHidden="0" w:name="Medium Shading 1 Accent 5"/>
-    <w:lsdException w:unhideWhenUsed="0" w:uiPriority="64" w:semiHidden="0" w:name="Medium Shading 2 Accent 5"/>
-    <w:lsdException w:unhideWhenUsed="0" w:uiPriority="65" w:semiHidden="0" w:name="Medium List 1 Accent 5"/>
-    <w:lsdException w:unhideWhenUsed="0" w:uiPriority="66" w:semiHidden="0" w:name="Medium List 2 Accent 5"/>
-    <w:lsdException w:unhideWhenUsed="0" w:uiPriority="67" w:semiHidden="0" w:name="Medium Grid 1 Accent 5"/>
-    <w:lsdException w:unhideWhenUsed="0" w:uiPriority="68" w:semiHidden="0" w:name="Medium Grid 2 Accent 5"/>
-    <w:lsdException w:unhideWhenUsed="0" w:uiPriority="69" w:semiHidden="0" w:name="Medium Grid 3 Accent 5"/>
-    <w:lsdException w:unhideWhenUsed="0" w:uiPriority="70" w:semiHidden="0" w:name="Dark List Accent 5"/>
-    <w:lsdException w:unhideWhenUsed="0" w:uiPriority="71" w:semiHidden="0" w:name="Colorful Shading Accent 5"/>
-    <w:lsdException w:unhideWhenUsed="0" w:uiPriority="72" w:semiHidden="0" w:name="Colorful List Accent 5"/>
-    <w:lsdException w:unhideWhenUsed="0" w:uiPriority="73" w:semiHidden="0" w:name="Colorful Grid Accent 5"/>
-    <w:lsdException w:unhideWhenUsed="0" w:uiPriority="60" w:semiHidden="0" w:name="Light Shading Accent 6"/>
-    <w:lsdException w:unhideWhenUsed="0" w:uiPriority="61" w:semiHidden="0" w:name="Light List Accent 6"/>
-    <w:lsdException w:unhideWhenUsed="0" w:uiPriority="62" w:semiHidden="0" w:name="Light Grid Accent 6"/>
-    <w:lsdException w:unhideWhenUsed="0" w:uiPriority="63" w:semiHidden="0" w:name="Medium Shading 1 Accent 6"/>
-    <w:lsdException w:unhideWhenUsed="0" w:uiPriority="64" w:semiHidden="0" w:name="Medium Shading 2 Accent 6"/>
-    <w:lsdException w:unhideWhenUsed="0" w:uiPriority="65" w:semiHidden="0" w:name="Medium List 1 Accent 6"/>
-    <w:lsdException w:unhideWhenUsed="0" w:uiPriority="66" w:semiHidden="0" w:name="Medium List 2 Accent 6"/>
-    <w:lsdException w:unhideWhenUsed="0" w:uiPriority="67" w:semiHidden="0" w:name="Medium Grid 1 Accent 6"/>
-    <w:lsdException w:unhideWhenUsed="0" w:uiPriority="68" w:semiHidden="0" w:name="Medium Grid 2 Accent 6"/>
-    <w:lsdException w:unhideWhenUsed="0" w:uiPriority="69" w:semiHidden="0" w:name="Medium Grid 3 Accent 6"/>
-    <w:lsdException w:unhideWhenUsed="0" w:uiPriority="70" w:semiHidden="0" w:name="Dark List Accent 6"/>
-    <w:lsdException w:unhideWhenUsed="0" w:uiPriority="71" w:semiHidden="0" w:name="Colorful Shading Accent 6"/>
-    <w:lsdException w:unhideWhenUsed="0" w:uiPriority="72" w:semiHidden="0" w:name="Colorful List Accent 6"/>
-    <w:lsdException w:unhideWhenUsed="0" w:uiPriority="73" w:semiHidden="0" w:name="Colorful Grid Accent 6"/>
+  <w:latentStyles w:defLockedState="0" w:defUIPriority="99" w:defSemiHidden="1" w:defUnhideWhenUsed="1" w:defQFormat="0" w:count="260">
+    <w:lsdException w:name="Normal" w:uiPriority="0" w:semiHidden="0" w:unhideWhenUsed="0" w:qFormat="1"/>
+    <w:lsdException w:name="heading 1" w:uiPriority="0" w:semiHidden="0" w:unhideWhenUsed="0" w:qFormat="1"/>
+    <w:lsdException w:name="heading 2" w:uiPriority="0" w:qFormat="1"/>
+    <w:lsdException w:name="heading 3" w:uiPriority="0" w:qFormat="1"/>
+    <w:lsdException w:name="heading 4" w:uiPriority="0" w:qFormat="1"/>
+    <w:lsdException w:name="heading 5" w:uiPriority="0" w:qFormat="1"/>
+    <w:lsdException w:name="heading 6" w:uiPriority="0" w:qFormat="1"/>
+    <w:lsdException w:name="heading 7" w:uiPriority="0" w:qFormat="1"/>
+    <w:lsdException w:name="heading 8" w:uiPriority="0" w:qFormat="1"/>
+    <w:lsdException w:name="heading 9" w:uiPriority="0" w:qFormat="1"/>
+    <w:lsdException w:name="index 1" w:uiPriority="0" w:semiHidden="0" w:unhideWhenUsed="0"/>
+    <w:lsdException w:name="index 2" w:uiPriority="0" w:semiHidden="0" w:unhideWhenUsed="0"/>
+    <w:lsdException w:name="index 3" w:uiPriority="0" w:semiHidden="0" w:unhideWhenUsed="0"/>
+    <w:lsdException w:name="index 4" w:uiPriority="0" w:semiHidden="0" w:unhideWhenUsed="0"/>
+    <w:lsdException w:name="index 5" w:uiPriority="0" w:semiHidden="0" w:unhideWhenUsed="0"/>
+    <w:lsdException w:name="index 6" w:uiPriority="0" w:semiHidden="0" w:unhideWhenUsed="0"/>
+    <w:lsdException w:name="index 7" w:uiPriority="0" w:semiHidden="0" w:unhideWhenUsed="0"/>
+    <w:lsdException w:name="index 8" w:uiPriority="0" w:semiHidden="0" w:unhideWhenUsed="0"/>
+    <w:lsdException w:name="index 9" w:uiPriority="0" w:semiHidden="0" w:unhideWhenUsed="0"/>
+    <w:lsdException w:name="toc 1" w:uiPriority="0" w:semiHidden="0" w:unhideWhenUsed="0"/>
+    <w:lsdException w:name="toc 2" w:uiPriority="0" w:semiHidden="0" w:unhideWhenUsed="0"/>
+    <w:lsdException w:name="toc 3" w:uiPriority="0" w:semiHidden="0" w:unhideWhenUsed="0"/>
+    <w:lsdException w:name="toc 4" w:uiPriority="0" w:semiHidden="0" w:unhideWhenUsed="0"/>
+    <w:lsdException w:name="toc 5" w:uiPriority="0" w:semiHidden="0" w:unhideWhenUsed="0"/>
+    <w:lsdException w:name="toc 6" w:uiPriority="0" w:semiHidden="0" w:unhideWhenUsed="0"/>
+    <w:lsdException w:name="toc 7" w:uiPriority="0" w:semiHidden="0" w:unhideWhenUsed="0"/>
+    <w:lsdException w:name="toc 8" w:uiPriority="0" w:semiHidden="0" w:unhideWhenUsed="0"/>
+    <w:lsdException w:name="toc 9" w:uiPriority="0" w:semiHidden="0" w:unhideWhenUsed="0"/>
+    <w:lsdException w:name="Normal Indent" w:uiPriority="0" w:semiHidden="0" w:unhideWhenUsed="0"/>
+    <w:lsdException w:name="footnote text" w:uiPriority="0" w:semiHidden="0" w:unhideWhenUsed="0"/>
+    <w:lsdException w:name="annotation text" w:uiPriority="0" w:semiHidden="0" w:unhideWhenUsed="0"/>
+    <w:lsdException w:name="header" w:uiPriority="0" w:semiHidden="0" w:unhideWhenUsed="0" w:qFormat="1"/>
+    <w:lsdException w:name="footer" w:uiPriority="0" w:semiHidden="0" w:unhideWhenUsed="0" w:qFormat="1"/>
+    <w:lsdException w:name="index heading" w:uiPriority="0" w:semiHidden="0" w:unhideWhenUsed="0"/>
+    <w:lsdException w:name="caption" w:uiPriority="0" w:qFormat="1"/>
+    <w:lsdException w:name="table of figures" w:uiPriority="0" w:semiHidden="0" w:unhideWhenUsed="0"/>
+    <w:lsdException w:name="envelope address" w:uiPriority="0" w:semiHidden="0" w:unhideWhenUsed="0"/>
+    <w:lsdException w:name="envelope return" w:uiPriority="0" w:semiHidden="0" w:unhideWhenUsed="0"/>
+    <w:lsdException w:name="footnote reference" w:uiPriority="0" w:semiHidden="0" w:unhideWhenUsed="0"/>
+    <w:lsdException w:name="annotation reference" w:uiPriority="0" w:semiHidden="0" w:unhideWhenUsed="0"/>
+    <w:lsdException w:name="line number" w:uiPriority="0" w:semiHidden="0" w:unhideWhenUsed="0"/>
+    <w:lsdException w:name="page number" w:uiPriority="0" w:semiHidden="0" w:unhideWhenUsed="0"/>
+    <w:lsdException w:name="endnote reference" w:uiPriority="0" w:semiHidden="0" w:unhideWhenUsed="0"/>
+    <w:lsdException w:name="endnote text" w:uiPriority="0" w:semiHidden="0" w:unhideWhenUsed="0"/>
+    <w:lsdException w:name="table of authorities" w:uiPriority="0" w:semiHidden="0" w:unhideWhenUsed="0"/>
+    <w:lsdException w:name="macro" w:uiPriority="0" w:semiHidden="0" w:unhideWhenUsed="0"/>
+    <w:lsdException w:name="toa heading" w:uiPriority="0" w:semiHidden="0" w:unhideWhenUsed="0"/>
+    <w:lsdException w:name="List" w:uiPriority="0" w:semiHidden="0" w:unhideWhenUsed="0"/>
+    <w:lsdException w:name="List Bullet" w:uiPriority="0" w:semiHidden="0" w:unhideWhenUsed="0"/>
+    <w:lsdException w:name="List Number" w:uiPriority="0" w:semiHidden="0" w:unhideWhenUsed="0"/>
+    <w:lsdException w:name="List 2" w:uiPriority="0" w:semiHidden="0" w:unhideWhenUsed="0"/>
+    <w:lsdException w:name="List 3" w:uiPriority="0" w:semiHidden="0" w:unhideWhenUsed="0"/>
+    <w:lsdException w:name="List 4" w:uiPriority="0" w:semiHidden="0" w:unhideWhenUsed="0"/>
+    <w:lsdException w:name="List 5" w:uiPriority="0" w:semiHidden="0" w:unhideWhenUsed="0"/>
+    <w:lsdException w:name="List Bullet 2" w:uiPriority="0" w:semiHidden="0" w:unhideWhenUsed="0"/>
+    <w:lsdException w:name="List Bullet 3" w:uiPriority="0" w:semiHidden="0" w:unhideWhenUsed="0"/>
+    <w:lsdException w:name="List Bullet 4" w:uiPriority="0" w:semiHidden="0" w:unhideWhenUsed="0"/>
+    <w:lsdException w:name="List Bullet 5" w:uiPriority="0" w:semiHidden="0" w:unhideWhenUsed="0"/>
+    <w:lsdException w:name="List Number 2" w:uiPriority="0" w:semiHidden="0" w:unhideWhenUsed="0"/>
+    <w:lsdException w:name="List Number 3" w:uiPriority="0" w:semiHidden="0" w:unhideWhenUsed="0"/>
+    <w:lsdException w:name="List Number 4" w:uiPriority="0" w:semiHidden="0" w:unhideWhenUsed="0"/>
+    <w:lsdException w:name="List Number 5" w:uiPriority="0" w:semiHidden="0" w:unhideWhenUsed="0"/>
+    <w:lsdException w:name="Title" w:uiPriority="0" w:semiHidden="0" w:unhideWhenUsed="0" w:qFormat="1"/>
+    <w:lsdException w:name="Closing" w:uiPriority="0" w:semiHidden="0" w:unhideWhenUsed="0"/>
+    <w:lsdException w:name="Signature" w:uiPriority="0" w:semiHidden="0" w:unhideWhenUsed="0"/>
+    <w:lsdException w:name="Default Paragraph Font" w:uiPriority="0" w:unhideWhenUsed="0" w:qFormat="1"/>
+    <w:lsdException w:name="Body Text" w:uiPriority="0" w:semiHidden="0" w:unhideWhenUsed="0"/>
+    <w:lsdException w:name="Body Text Indent" w:uiPriority="0" w:semiHidden="0" w:unhideWhenUsed="0"/>
+    <w:lsdException w:name="List Continue" w:uiPriority="0" w:semiHidden="0" w:unhideWhenUsed="0"/>
+    <w:lsdException w:name="List Continue 2" w:uiPriority="0" w:semiHidden="0" w:unhideWhenUsed="0"/>
+    <w:lsdException w:name="List Continue 3" w:uiPriority="0" w:semiHidden="0" w:unhideWhenUsed="0"/>
+    <w:lsdException w:name="List Continue 4" w:uiPriority="0" w:semiHidden="0" w:unhideWhenUsed="0"/>
+    <w:lsdException w:name="List Continue 5" w:uiPriority="0" w:semiHidden="0" w:unhideWhenUsed="0"/>
+    <w:lsdException w:name="Message Header" w:uiPriority="0" w:semiHidden="0" w:unhideWhenUsed="0"/>
+    <w:lsdException w:name="Subtitle" w:uiPriority="0" w:semiHidden="0" w:unhideWhenUsed="0" w:qFormat="1"/>
+    <w:lsdException w:name="Salutation" w:uiPriority="0" w:semiHidden="0" w:unhideWhenUsed="0"/>
+    <w:lsdException w:name="Date" w:uiPriority="0" w:semiHidden="0" w:unhideWhenUsed="0"/>
+    <w:lsdException w:name="Body Text First Indent" w:uiPriority="0" w:semiHidden="0" w:unhideWhenUsed="0"/>
+    <w:lsdException w:name="Body Text First Indent 2" w:uiPriority="0" w:semiHidden="0" w:unhideWhenUsed="0"/>
+    <w:lsdException w:name="Note Heading" w:uiPriority="0" w:semiHidden="0" w:unhideWhenUsed="0"/>
+    <w:lsdException w:name="Body Text 2" w:uiPriority="0" w:semiHidden="0" w:unhideWhenUsed="0"/>
+    <w:lsdException w:name="Body Text 3" w:uiPriority="0" w:semiHidden="0" w:unhideWhenUsed="0"/>
+    <w:lsdException w:name="Body Text Indent 2" w:uiPriority="0" w:semiHidden="0" w:unhideWhenUsed="0"/>
+    <w:lsdException w:name="Body Text Indent 3" w:uiPriority="0" w:semiHidden="0" w:unhideWhenUsed="0"/>
+    <w:lsdException w:name="Block Text" w:uiPriority="0" w:semiHidden="0" w:unhideWhenUsed="0"/>
+    <w:lsdException w:name="Hyperlink" w:uiPriority="0" w:semiHidden="0" w:unhideWhenUsed="0"/>
+    <w:lsdException w:name="FollowedHyperlink" w:uiPriority="0" w:semiHidden="0" w:unhideWhenUsed="0"/>
+    <w:lsdException w:name="Strong" w:uiPriority="0" w:semiHidden="0" w:unhideWhenUsed="0" w:qFormat="1"/>
+    <w:lsdException w:name="Emphasis" w:uiPriority="0" w:semiHidden="0" w:unhideWhenUsed="0" w:qFormat="1"/>
+    <w:lsdException w:name="Document Map" w:uiPriority="0" w:semiHidden="0" w:unhideWhenUsed="0"/>
+    <w:lsdException w:name="Plain Text" w:uiPriority="0" w:semiHidden="0" w:unhideWhenUsed="0"/>
+    <w:lsdException w:name="E-mail Signature" w:uiPriority="0" w:semiHidden="0" w:unhideWhenUsed="0"/>
+    <w:lsdException w:name="Normal (Web)" w:uiPriority="0" w:semiHidden="0" w:unhideWhenUsed="0"/>
+    <w:lsdException w:name="HTML Acronym" w:uiPriority="0" w:semiHidden="0" w:unhideWhenUsed="0"/>
+    <w:lsdException w:name="HTML Address" w:uiPriority="0" w:semiHidden="0" w:unhideWhenUsed="0"/>
+    <w:lsdException w:name="HTML Cite" w:uiPriority="0" w:semiHidden="0" w:unhideWhenUsed="0"/>
+    <w:lsdException w:name="HTML Code" w:uiPriority="0" w:semiHidden="0" w:unhideWhenUsed="0"/>
+    <w:lsdException w:name="HTML Definition" w:uiPriority="0" w:semiHidden="0" w:unhideWhenUsed="0"/>
+    <w:lsdException w:name="HTML Keyboard" w:uiPriority="0" w:semiHidden="0" w:unhideWhenUsed="0"/>
+    <w:lsdException w:name="HTML Preformatted" w:uiPriority="0" w:semiHidden="0" w:unhideWhenUsed="0" w:qFormat="1"/>
+    <w:lsdException w:name="HTML Sample" w:uiPriority="0" w:semiHidden="0" w:unhideWhenUsed="0"/>
+    <w:lsdException w:name="HTML Typewriter" w:uiPriority="0" w:semiHidden="0" w:unhideWhenUsed="0"/>
+    <w:lsdException w:name="HTML Variable" w:uiPriority="0" w:semiHidden="0" w:unhideWhenUsed="0"/>
+    <w:lsdException w:name="Normal Table" w:uiPriority="0" w:unhideWhenUsed="0" w:qFormat="1"/>
+    <w:lsdException w:name="annotation subject" w:uiPriority="0" w:semiHidden="0" w:unhideWhenUsed="0"/>
+    <w:lsdException w:name="Table Simple 1" w:uiPriority="0" w:semiHidden="0" w:unhideWhenUsed="0"/>
+    <w:lsdException w:name="Table Simple 2" w:uiPriority="0" w:semiHidden="0" w:unhideWhenUsed="0"/>
+    <w:lsdException w:name="Table Simple 3" w:uiPriority="0" w:semiHidden="0" w:unhideWhenUsed="0"/>
+    <w:lsdException w:name="Table Classic 1" w:uiPriority="0" w:semiHidden="0" w:unhideWhenUsed="0"/>
+    <w:lsdException w:name="Table Classic 2" w:uiPriority="0" w:semiHidden="0" w:unhideWhenUsed="0"/>
+    <w:lsdException w:name="Table Classic 3" w:uiPriority="0" w:semiHidden="0" w:unhideWhenUsed="0"/>
+    <w:lsdException w:name="Table Classic 4" w:uiPriority="0" w:semiHidden="0" w:unhideWhenUsed="0"/>
+    <w:lsdException w:name="Table Colorful 1" w:uiPriority="0" w:semiHidden="0" w:unhideWhenUsed="0"/>
+    <w:lsdException w:name="Table Colorful 2" w:uiPriority="0" w:semiHidden="0" w:unhideWhenUsed="0"/>
+    <w:lsdException w:name="Table Colorful 3" w:uiPriority="0" w:semiHidden="0" w:unhideWhenUsed="0"/>
+    <w:lsdException w:name="Table Columns 1" w:uiPriority="0" w:semiHidden="0" w:unhideWhenUsed="0"/>
+    <w:lsdException w:name="Table Columns 2" w:uiPriority="0" w:semiHidden="0" w:unhideWhenUsed="0"/>
+    <w:lsdException w:name="Table Columns 3" w:uiPriority="0" w:semiHidden="0" w:unhideWhenUsed="0"/>
+    <w:lsdException w:name="Table Columns 4" w:uiPriority="0" w:semiHidden="0" w:unhideWhenUsed="0"/>
+    <w:lsdException w:name="Table Columns 5" w:uiPriority="0" w:semiHidden="0" w:unhideWhenUsed="0"/>
+    <w:lsdException w:name="Table Grid 1" w:uiPriority="0" w:semiHidden="0" w:unhideWhenUsed="0"/>
+    <w:lsdException w:name="Table Grid 2" w:uiPriority="0" w:semiHidden="0" w:unhideWhenUsed="0"/>
+    <w:lsdException w:name="Table Grid 3" w:uiPriority="0" w:semiHidden="0" w:unhideWhenUsed="0"/>
+    <w:lsdException w:name="Table Grid 4" w:uiPriority="0" w:semiHidden="0" w:unhideWhenUsed="0"/>
+    <w:lsdException w:name="Table Grid 5" w:uiPriority="0" w:semiHidden="0" w:unhideWhenUsed="0"/>
+    <w:lsdException w:name="Table Grid 6" w:uiPriority="0" w:semiHidden="0" w:unhideWhenUsed="0"/>
+    <w:lsdException w:name="Table Grid 7" w:uiPriority="0" w:semiHidden="0" w:unhideWhenUsed="0"/>
+    <w:lsdException w:name="Table Grid 8" w:uiPriority="0" w:semiHidden="0" w:unhideWhenUsed="0"/>
+    <w:lsdException w:name="Table List 1" w:uiPriority="0" w:semiHidden="0" w:unhideWhenUsed="0"/>
+    <w:lsdException w:name="Table List 2" w:uiPriority="0" w:semiHidden="0" w:unhideWhenUsed="0"/>
+    <w:lsdException w:name="Table List 3" w:uiPriority="0" w:semiHidden="0" w:unhideWhenUsed="0"/>
+    <w:lsdException w:name="Table List 4" w:uiPriority="0" w:semiHidden="0" w:unhideWhenUsed="0"/>
+    <w:lsdException w:name="Table List 5" w:uiPriority="0" w:semiHidden="0" w:unhideWhenUsed="0"/>
+    <w:lsdException w:name="Table List 6" w:uiPriority="0" w:semiHidden="0" w:unhideWhenUsed="0"/>
+    <w:lsdException w:name="Table List 7" w:uiPriority="0" w:semiHidden="0" w:unhideWhenUsed="0"/>
+    <w:lsdException w:name="Table List 8" w:uiPriority="0" w:semiHidden="0" w:unhideWhenUsed="0"/>
+    <w:lsdException w:name="Table 3D effects 1" w:uiPriority="0" w:semiHidden="0" w:unhideWhenUsed="0"/>
+    <w:lsdException w:name="Table 3D effects 2" w:uiPriority="0" w:semiHidden="0" w:unhideWhenUsed="0"/>
+    <w:lsdException w:name="Table 3D effects 3" w:uiPriority="0" w:semiHidden="0" w:unhideWhenUsed="0"/>
+    <w:lsdException w:name="Table Contemporary" w:uiPriority="0" w:semiHidden="0" w:unhideWhenUsed="0"/>
+    <w:lsdException w:name="Table Elegant" w:uiPriority="0" w:semiHidden="0" w:unhideWhenUsed="0"/>
+    <w:lsdException w:name="Table Professional" w:uiPriority="0" w:semiHidden="0" w:unhideWhenUsed="0"/>
+    <w:lsdException w:name="Table Subtle 1" w:uiPriority="0" w:semiHidden="0" w:unhideWhenUsed="0"/>
+    <w:lsdException w:name="Table Subtle 2" w:uiPriority="0" w:semiHidden="0" w:unhideWhenUsed="0"/>
+    <w:lsdException w:name="Table Web 1" w:uiPriority="0" w:semiHidden="0" w:unhideWhenUsed="0"/>
+    <w:lsdException w:name="Table Web 2" w:uiPriority="0" w:semiHidden="0" w:unhideWhenUsed="0"/>
+    <w:lsdException w:name="Table Web 3" w:uiPriority="0" w:semiHidden="0" w:unhideWhenUsed="0"/>
+    <w:lsdException w:name="Balloon Text" w:uiPriority="0" w:semiHidden="0" w:unhideWhenUsed="0"/>
+    <w:lsdException w:name="Table Grid" w:uiPriority="0" w:semiHidden="0" w:unhideWhenUsed="0" w:qFormat="1"/>
+    <w:lsdException w:name="Table Theme" w:uiPriority="0" w:semiHidden="0" w:unhideWhenUsed="0"/>
+    <w:lsdException w:name="Light Shading" w:uiPriority="60" w:semiHidden="0" w:unhideWhenUsed="0"/>
+    <w:lsdException w:name="Light List" w:uiPriority="61" w:semiHidden="0" w:unhideWhenUsed="0"/>
+    <w:lsdException w:name="Light Grid" w:uiPriority="62" w:semiHidden="0" w:unhideWhenUsed="0"/>
+    <w:lsdException w:name="Medium Shading 1" w:uiPriority="63" w:semiHidden="0" w:unhideWhenUsed="0"/>
+    <w:lsdException w:name="Medium Shading 2" w:uiPriority="64" w:semiHidden="0" w:unhideWhenUsed="0"/>
+    <w:lsdException w:name="Medium List 1" w:uiPriority="65" w:semiHidden="0" w:unhideWhenUsed="0"/>
+    <w:lsdException w:name="Medium List 2" w:uiPriority="66" w:semiHidden="0" w:unhideWhenUsed="0"/>
+    <w:lsdException w:name="Medium Grid 1" w:uiPriority="67" w:semiHidden="0" w:unhideWhenUsed="0"/>
+    <w:lsdException w:name="Medium Grid 2" w:uiPriority="68" w:semiHidden="0" w:unhideWhenUsed="0"/>
+    <w:lsdException w:name="Medium Grid 3" w:uiPriority="69" w:semiHidden="0" w:unhideWhenUsed="0"/>
+    <w:lsdException w:name="Dark List" w:uiPriority="70" w:semiHidden="0" w:unhideWhenUsed="0"/>
+    <w:lsdException w:name="Colorful Shading" w:uiPriority="71" w:semiHidden="0" w:unhideWhenUsed="0"/>
+    <w:lsdException w:name="Colorful List" w:uiPriority="72" w:semiHidden="0" w:unhideWhenUsed="0"/>
+    <w:lsdException w:name="Colorful Grid" w:uiPriority="73" w:semiHidden="0" w:unhideWhenUsed="0"/>
+    <w:lsdException w:name="Light Shading Accent 1" w:uiPriority="60" w:semiHidden="0" w:unhideWhenUsed="0"/>
+    <w:lsdException w:name="Light List Accent 1" w:uiPriority="61" w:semiHidden="0" w:unhideWhenUsed="0"/>
+    <w:lsdException w:name="Light Grid Accent 1" w:uiPriority="62" w:semiHidden="0" w:unhideWhenUsed="0"/>
+    <w:lsdException w:name="Medium Shading 1 Accent 1" w:uiPriority="63" w:semiHidden="0" w:unhideWhenUsed="0"/>
+    <w:lsdException w:name="Medium Shading 2 Accent 1" w:uiPriority="64" w:semiHidden="0" w:unhideWhenUsed="0"/>
+    <w:lsdException w:name="Medium List 1 Accent 1" w:uiPriority="65" w:semiHidden="0" w:unhideWhenUsed="0"/>
+    <w:lsdException w:name="Medium List 2 Accent 1" w:uiPriority="66" w:semiHidden="0" w:unhideWhenUsed="0"/>
+    <w:lsdException w:name="Medium Grid 1 Accent 1" w:uiPriority="67" w:semiHidden="0" w:unhideWhenUsed="0"/>
+    <w:lsdException w:name="Medium Grid 2 Accent 1" w:uiPriority="68" w:semiHidden="0" w:unhideWhenUsed="0"/>
+    <w:lsdException w:name="Medium Grid 3 Accent 1" w:uiPriority="69" w:semiHidden="0" w:unhideWhenUsed="0"/>
+    <w:lsdException w:name="Dark List Accent 1" w:uiPriority="70" w:semiHidden="0" w:unhideWhenUsed="0"/>
+    <w:lsdException w:name="Colorful Shading Accent 1" w:uiPriority="71" w:semiHidden="0" w:unhideWhenUsed="0"/>
+    <w:lsdException w:name="Colorful List Accent 1" w:uiPriority="72" w:semiHidden="0" w:unhideWhenUsed="0"/>
+    <w:lsdException w:name="Colorful Grid Accent 1" w:uiPriority="73" w:semiHidden="0" w:unhideWhenUsed="0"/>
+    <w:lsdException w:name="Light Shading Accent 2" w:uiPriority="60" w:semiHidden="0" w:unhideWhenUsed="0"/>
+    <w:lsdException w:name="Light List Accent 2" w:uiPriority="61" w:semiHidden="0" w:unhideWhenUsed="0"/>
+    <w:lsdException w:name="Light Grid Accent 2" w:uiPriority="62" w:semiHidden="0" w:unhideWhenUsed="0"/>
+    <w:lsdException w:name="Medium Shading 1 Accent 2" w:uiPriority="63" w:semiHidden="0" w:unhideWhenUsed="0"/>
+    <w:lsdException w:name="Medium Shading 2 Accent 2" w:uiPriority="64" w:semiHidden="0" w:unhideWhenUsed="0"/>
+    <w:lsdException w:name="Medium List 1 Accent 2" w:uiPriority="65" w:semiHidden="0" w:unhideWhenUsed="0"/>
+    <w:lsdException w:name="Medium List 2 Accent 2" w:uiPriority="66" w:semiHidden="0" w:unhideWhenUsed="0"/>
+    <w:lsdException w:name="Medium Grid 1 Accent 2" w:uiPriority="67" w:semiHidden="0" w:unhideWhenUsed="0"/>
+    <w:lsdException w:name="Medium Grid 2 Accent 2" w:uiPriority="68" w:semiHidden="0" w:unhideWhenUsed="0"/>
+    <w:lsdException w:name="Medium Grid 3 Accent 2" w:uiPriority="69" w:semiHidden="0" w:unhideWhenUsed="0"/>
+    <w:lsdException w:name="Dark List Accent 2" w:uiPriority="70" w:semiHidden="0" w:unhideWhenUsed="0"/>
+    <w:lsdException w:name="Colorful Shading Accent 2" w:uiPriority="71" w:semiHidden="0" w:unhideWhenUsed="0"/>
+    <w:lsdException w:name="Colorful List Accent 2" w:uiPriority="72" w:semiHidden="0" w:unhideWhenUsed="0"/>
+    <w:lsdException w:name="Colorful Grid Accent 2" w:uiPriority="73" w:semiHidden="0" w:unhideWhenUsed="0"/>
+    <w:lsdException w:name="Light Shading Accent 3" w:uiPriority="60" w:semiHidden="0" w:unhideWhenUsed="0"/>
+    <w:lsdException w:name="Light List Accent 3" w:uiPriority="61" w:semiHidden="0" w:unhideWhenUsed="0"/>
+    <w:lsdException w:name="Light Grid Accent 3" w:uiPriority="62" w:semiHidden="0" w:unhideWhenUsed="0"/>
+    <w:lsdException w:name="Medium Shading 1 Accent 3" w:uiPriority="63" w:semiHidden="0" w:unhideWhenUsed="0"/>
+    <w:lsdException w:name="Medium Shading 2 Accent 3" w:uiPriority="64" w:semiHidden="0" w:unhideWhenUsed="0"/>
+    <w:lsdException w:name="Medium List 1 Accent 3" w:uiPriority="65" w:semiHidden="0" w:unhideWhenUsed="0"/>
+    <w:lsdException w:name="Medium List 2 Accent 3" w:uiPriority="66" w:semiHidden="0" w:unhideWhenUsed="0"/>
+    <w:lsdException w:name="Medium Grid 1 Accent 3" w:uiPriority="67" w:semiHidden="0" w:unhideWhenUsed="0"/>
+    <w:lsdException w:name="Medium Grid 2 Accent 3" w:uiPriority="68" w:semiHidden="0" w:unhideWhenUsed="0"/>
+    <w:lsdException w:name="Medium Grid 3 Accent 3" w:uiPriority="69" w:semiHidden="0" w:unhideWhenUsed="0"/>
+    <w:lsdException w:name="Dark List Accent 3" w:uiPriority="70" w:semiHidden="0" w:unhideWhenUsed="0"/>
+    <w:lsdException w:name="Colorful Shading Accent 3" w:uiPriority="71" w:semiHidden="0" w:unhideWhenUsed="0"/>
+    <w:lsdException w:name="Colorful List Accent 3" w:uiPriority="72" w:semiHidden="0" w:unhideWhenUsed="0"/>
+    <w:lsdException w:name="Colorful Grid Accent 3" w:uiPriority="73" w:semiHidden="0" w:unhideWhenUsed="0"/>
+    <w:lsdException w:name="Light Shading Accent 4" w:uiPriority="60" w:semiHidden="0" w:unhideWhenUsed="0"/>
+    <w:lsdException w:name="Light List Accent 4" w:uiPriority="61" w:semiHidden="0" w:unhideWhenUsed="0"/>
+    <w:lsdException w:name="Light Grid Accent 4" w:uiPriority="62" w:semiHidden="0" w:unhideWhenUsed="0"/>
+    <w:lsdException w:name="Medium Shading 1 Accent 4" w:uiPriority="63" w:semiHidden="0" w:unhideWhenUsed="0"/>
+    <w:lsdException w:name="Medium Shading 2 Accent 4" w:uiPriority="64" w:semiHidden="0" w:unhideWhenUsed="0"/>
+    <w:lsdException w:name="Medium List 1 Accent 4" w:uiPriority="65" w:semiHidden="0" w:unhideWhenUsed="0"/>
+    <w:lsdException w:name="Medium List 2 Accent 4" w:uiPriority="66" w:semiHidden="0" w:unhideWhenUsed="0"/>
+    <w:lsdException w:name="Medium Grid 1 Accent 4" w:uiPriority="67" w:semiHidden="0" w:unhideWhenUsed="0"/>
+    <w:lsdException w:name="Medium Grid 2 Accent 4" w:uiPriority="68" w:semiHidden="0" w:unhideWhenUsed="0"/>
+    <w:lsdException w:name="Medium Grid 3 Accent 4" w:uiPriority="69" w:semiHidden="0" w:unhideWhenUsed="0"/>
+    <w:lsdException w:name="Dark List Accent 4" w:uiPriority="70" w:semiHidden="0" w:unhideWhenUsed="0"/>
+    <w:lsdException w:name="Colorful Shading Accent 4" w:uiPriority="71" w:semiHidden="0" w:unhideWhenUsed="0"/>
+    <w:lsdException w:name="Colorful List Accent 4" w:uiPriority="72" w:semiHidden="0" w:unhideWhenUsed="0"/>
+    <w:lsdException w:name="Colorful Grid Accent 4" w:uiPriority="73" w:semiHidden="0" w:unhideWhenUsed="0"/>
+    <w:lsdException w:name="Light Shading Accent 5" w:uiPriority="60" w:semiHidden="0" w:unhideWhenUsed="0"/>
+    <w:lsdException w:name="Light List Accent 5" w:uiPriority="61" w:semiHidden="0" w:unhideWhenUsed="0"/>
+    <w:lsdException w:name="Light Grid Accent 5" w:uiPriority="62" w:semiHidden="0" w:unhideWhenUsed="0"/>
+    <w:lsdException w:name="Medium Shading 1 Accent 5" w:uiPriority="63" w:semiHidden="0" w:unhideWhenUsed="0"/>
+    <w:lsdException w:name="Medium Shading 2 Accent 5" w:uiPriority="64" w:semiHidden="0" w:unhideWhenUsed="0"/>
+    <w:lsdException w:name="Medium List 1 Accent 5" w:uiPriority="65" w:semiHidden="0" w:unhideWhenUsed="0"/>
+    <w:lsdException w:name="Medium List 2 Accent 5" w:uiPriority="66" w:semiHidden="0" w:unhideWhenUsed="0"/>
+    <w:lsdException w:name="Medium Grid 1 Accent 5" w:uiPriority="67" w:semiHidden="0" w:unhideWhenUsed="0"/>
+    <w:lsdException w:name="Medium Grid 2 Accent 5" w:uiPriority="68" w:semiHidden="0" w:unhideWhenUsed="0"/>
+    <w:lsdException w:name="Medium Grid 3 Accent 5" w:uiPriority="69" w:semiHidden="0" w:unhideWhenUsed="0"/>
+    <w:lsdException w:name="Dark List Accent 5" w:uiPriority="70" w:semiHidden="0" w:unhideWhenUsed="0"/>
+    <w:lsdException w:name="Colorful Shading Accent 5" w:uiPriority="71" w:semiHidden="0" w:unhideWhenUsed="0"/>
+    <w:lsdException w:name="Colorful List Accent 5" w:uiPriority="72" w:semiHidden="0" w:unhideWhenUsed="0"/>
+    <w:lsdException w:name="Colorful Grid Accent 5" w:uiPriority="73" w:semiHidden="0" w:unhideWhenUsed="0"/>
+    <w:lsdException w:name="Light Shading Accent 6" w:uiPriority="60" w:semiHidden="0" w:unhideWhenUsed="0"/>
+    <w:lsdException w:name="Light List Accent 6" w:uiPriority="61" w:semiHidden="0" w:unhideWhenUsed="0"/>
+    <w:lsdException w:name="Light Grid Accent 6" w:uiPriority="62" w:semiHidden="0" w:unhideWhenUsed="0"/>
+    <w:lsdException w:name="Medium Shading 1 Accent 6" w:uiPriority="63" w:semiHidden="0" w:unhideWhenUsed="0"/>
+    <w:lsdException w:name="Medium Shading 2 Accent 6" w:uiPriority="64" w:semiHidden="0" w:unhideWhenUsed="0"/>
+    <w:lsdException w:name="Medium List 1 Accent 6" w:uiPriority="65" w:semiHidden="0" w:unhideWhenUsed="0"/>
+    <w:lsdException w:name="Medium List 2 Accent 6" w:uiPriority="66" w:semiHidden="0" w:unhideWhenUsed="0"/>
+    <w:lsdException w:name="Medium Grid 1 Accent 6" w:uiPriority="67" w:semiHidden="0" w:unhideWhenUsed="0"/>
+    <w:lsdException w:name="Medium Grid 2 Accent 6" w:uiPriority="68" w:semiHidden="0" w:unhideWhenUsed="0"/>
+    <w:lsdException w:name="Medium Grid 3 Accent 6" w:uiPriority="69" w:semiHidden="0" w:unhideWhenUsed="0"/>
+    <w:lsdException w:name="Dark List Accent 6" w:uiPriority="70" w:semiHidden="0" w:unhideWhenUsed="0"/>
+    <w:lsdException w:name="Colorful Shading Accent 6" w:uiPriority="71" w:semiHidden="0" w:unhideWhenUsed="0"/>
+    <w:lsdException w:name="Colorful List Accent 6" w:uiPriority="72" w:semiHidden="0" w:unhideWhenUsed="0"/>
+    <w:lsdException w:name="Colorful Grid Accent 6" w:uiPriority="73" w:semiHidden="0" w:unhideWhenUsed="0"/>
   </w:latentStyles>
-  <w:style w:type="paragraph" w:default="1" w:styleId="1">
+  <w:style w:type="paragraph" w:styleId="Normal" w:default="1">
     <w:name w:val="Normal"/>
+    <w:uiPriority w:val="0"/>
     <w:qFormat/>
-    <w:uiPriority w:val="0"/>
+    <w:pPr>
+      <w:widowControl/>
+      <w:suppressAutoHyphens w:val="true"/>
+      <w:bidi w:val="0"/>
+      <w:spacing w:before="0" w:after="0"/>
+      <w:jc w:val="left"/>
+    </w:pPr>
     <w:rPr>
-      <w:rFonts w:asciiTheme="minorHAnsi" w:hAnsiTheme="minorHAnsi" w:eastAsiaTheme="minorEastAsia" w:cstheme="minorBidi"/>
+      <w:rFonts w:ascii="Calibri" w:hAnsi="Calibri" w:eastAsia="" w:cs="" w:asciiTheme="minorHAnsi" w:cstheme="minorBidi" w:eastAsiaTheme="minorEastAsia" w:hAnsiTheme="minorHAnsi"/>
+      <w:color w:val="auto"/>
+      <w:kern w:val="0"/>
+      <w:sz w:val="20"/>
+      <w:szCs w:val="20"/>
       <w:lang w:val="en-US" w:eastAsia="zh-CN" w:bidi="ar-SA"/>
     </w:rPr>
   </w:style>
-  <w:style w:type="character" w:default="1" w:styleId="2">
+  <w:style w:type="character" w:styleId="DefaultParagraphFont" w:default="1">
     <w:name w:val="Default Paragraph Font"/>
+    <w:uiPriority w:val="0"/>
     <w:semiHidden/>
     <w:qFormat/>
+    <w:rPr/>
+  </w:style>
+  <w:style w:type="paragraph" w:styleId="Heading">
+    <w:name w:val="Heading"/>
+    <w:basedOn w:val="Normal"/>
+    <w:next w:val="BodyText"/>
+    <w:qFormat/>
+    <w:pPr>
+      <w:keepNext w:val="true"/>
+      <w:spacing w:before="240" w:after="120"/>
+    </w:pPr>
+    <w:rPr>
+      <w:rFonts w:ascii="Liberation Sans" w:hAnsi="Liberation Sans" w:eastAsia="DejaVu Sans" w:cs="DejaVu Sans"/>
+      <w:sz w:val="28"/>
+      <w:szCs w:val="28"/>
+    </w:rPr>
+  </w:style>
+  <w:style w:type="paragraph" w:styleId="BodyText">
+    <w:name w:val="Body Text"/>
+    <w:basedOn w:val="Normal"/>
+    <w:pPr>
+      <w:spacing w:lineRule="auto" w:line="276" w:before="0" w:after="140"/>
+    </w:pPr>
+    <w:rPr/>
+  </w:style>
+  <w:style w:type="paragraph" w:styleId="List">
+    <w:name w:val="List"/>
+    <w:basedOn w:val="BodyText"/>
+    <w:pPr/>
+    <w:rPr/>
+  </w:style>
+  <w:style w:type="paragraph" w:styleId="Caption">
+    <w:name w:val="caption"/>
+    <w:basedOn w:val="Normal"/>
+    <w:qFormat/>
+    <w:pPr>
+      <w:suppressLineNumbers/>
+      <w:spacing w:before="120" w:after="120"/>
+    </w:pPr>
+    <w:rPr>
+      <w:i/>
+      <w:iCs/>
+      <w:sz w:val="24"/>
+      <w:szCs w:val="24"/>
+    </w:rPr>
+  </w:style>
+  <w:style w:type="paragraph" w:styleId="Index">
+    <w:name w:val="Index"/>
+    <w:basedOn w:val="Normal"/>
+    <w:qFormat/>
+    <w:pPr>
+      <w:suppressLineNumbers/>
+    </w:pPr>
+    <w:rPr/>
+  </w:style>
+  <w:style w:type="paragraph" w:styleId="HeaderandFooter">
+    <w:name w:val="Header and Footer"/>
+    <w:basedOn w:val="Normal"/>
+    <w:qFormat/>
+    <w:pPr/>
+    <w:rPr/>
+  </w:style>
+  <w:style w:type="paragraph" w:styleId="Footer">
+    <w:name w:val="footer"/>
+    <w:basedOn w:val="Normal"/>
     <w:uiPriority w:val="0"/>
+    <w:qFormat/>
+    <w:pPr>
+      <w:tabs>
+        <w:tab w:val="clear" w:pos="720"/>
+        <w:tab w:val="center" w:pos="4153" w:leader="none"/>
+        <w:tab w:val="right" w:pos="8306" w:leader="none"/>
+      </w:tabs>
+      <w:snapToGrid w:val="false"/>
+      <w:jc w:val="left"/>
+    </w:pPr>
+    <w:rPr>
+      <w:sz w:val="18"/>
+      <w:szCs w:val="18"/>
+    </w:rPr>
+  </w:style>
+  <w:style w:type="paragraph" w:styleId="Header">
+    <w:name w:val="header"/>
+    <w:basedOn w:val="Normal"/>
+    <w:uiPriority w:val="0"/>
+    <w:qFormat/>
+    <w:pPr>
+      <w:tabs>
+        <w:tab w:val="clear" w:pos="720"/>
+        <w:tab w:val="center" w:pos="4153" w:leader="none"/>
+        <w:tab w:val="right" w:pos="8306" w:leader="none"/>
+      </w:tabs>
+      <w:snapToGrid w:val="false"/>
+    </w:pPr>
+    <w:rPr>
+      <w:sz w:val="18"/>
+      <w:szCs w:val="18"/>
+    </w:rPr>
+  </w:style>
+  <w:style w:type="paragraph" w:styleId="HTMLPreformatted">
+    <w:name w:val="HTML Preformatted"/>
+    <w:uiPriority w:val="0"/>
+    <w:qFormat/>
+    <w:pPr>
+      <w:widowControl/>
+      <w:tabs>
+        <w:tab w:val="clear" w:pos="720"/>
+        <w:tab w:val="left" w:pos="916" w:leader="none"/>
+        <w:tab w:val="left" w:pos="1832" w:leader="none"/>
+        <w:tab w:val="left" w:pos="2748" w:leader="none"/>
+        <w:tab w:val="left" w:pos="3664" w:leader="none"/>
+        <w:tab w:val="left" w:pos="4580" w:leader="none"/>
+        <w:tab w:val="left" w:pos="5496" w:leader="none"/>
+        <w:tab w:val="left" w:pos="6412" w:leader="none"/>
+        <w:tab w:val="left" w:pos="7328" w:leader="none"/>
+        <w:tab w:val="left" w:pos="8244" w:leader="none"/>
+        <w:tab w:val="left" w:pos="9160" w:leader="none"/>
+        <w:tab w:val="left" w:pos="10076" w:leader="none"/>
+        <w:tab w:val="left" w:pos="10992" w:leader="none"/>
+        <w:tab w:val="left" w:pos="11908" w:leader="none"/>
+        <w:tab w:val="left" w:pos="12824" w:leader="none"/>
+        <w:tab w:val="left" w:pos="13740" w:leader="none"/>
+        <w:tab w:val="left" w:pos="14656" w:leader="none"/>
+      </w:tabs>
+      <w:suppressAutoHyphens w:val="true"/>
+      <w:bidi w:val="0"/>
+      <w:spacing w:before="0" w:after="0"/>
+      <w:jc w:val="left"/>
+    </w:pPr>
+    <w:rPr>
+      <w:rFonts w:ascii="SimSun" w:hAnsi="SimSun" w:eastAsia="SimSun" w:cs="SimSun"/>
+      <w:color w:val="auto"/>
+      <w:kern w:val="0"/>
+      <w:sz w:val="24"/>
+      <w:szCs w:val="24"/>
+      <w:lang w:val="en-US" w:eastAsia="zh-CN" w:bidi="ar-SA"/>
+    </w:rPr>
+  </w:style>
+  <w:style w:type="paragraph" w:styleId="FrameContents">
+    <w:name w:val="Frame Contents"/>
+    <w:basedOn w:val="Normal"/>
+    <w:qFormat/>
+    <w:pPr/>
+    <w:rPr/>
+  </w:style>
+  <w:style w:type="paragraph" w:styleId="FrameContentsuser">
+    <w:name w:val="Frame Contents (user)"/>
+    <w:basedOn w:val="Normal"/>
+    <w:qFormat/>
+    <w:pPr/>
+    <w:rPr/>
+  </w:style>
+  <w:style w:type="paragraph" w:styleId="TableContents">
+    <w:name w:val="Table Contents"/>
+    <w:basedOn w:val="Normal"/>
+    <w:qFormat/>
+    <w:pPr>
+      <w:widowControl w:val="false"/>
+      <w:suppressLineNumbers/>
+    </w:pPr>
+    <w:rPr/>
   </w:style>
   <w:style w:type="table" w:default="1" w:styleId="3">
     <w:name w:val="Normal Table"/>
+    <w:uiPriority w:val="0"/>
     <w:semiHidden/>
     <w:qFormat/>
-    <w:uiPriority w:val="0"/>
     <w:tblPr>
       <w:tblCellMar>
         <w:top w:w="0" w:type="dxa"/>
@@ -3477,81 +3569,12 @@
       </w:tblCellMar>
     </w:tblPr>
   </w:style>
-  <w:style w:type="paragraph" w:styleId="4">
-    <w:name w:val="footer"/>
-    <w:basedOn w:val="1"/>
-    <w:qFormat/>
-    <w:uiPriority w:val="0"/>
-    <w:pPr>
-      <w:tabs>
-        <w:tab w:val="center" w:pos="4153"/>
-        <w:tab w:val="right" w:pos="8306"/>
-      </w:tabs>
-      <w:snapToGrid w:val="0"/>
-      <w:jc w:val="left"/>
-    </w:pPr>
-    <w:rPr>
-      <w:sz w:val="18"/>
-      <w:szCs w:val="18"/>
-    </w:rPr>
-  </w:style>
-  <w:style w:type="paragraph" w:styleId="5">
-    <w:name w:val="header"/>
-    <w:basedOn w:val="1"/>
-    <w:qFormat/>
-    <w:uiPriority w:val="0"/>
-    <w:pPr>
-      <w:tabs>
-        <w:tab w:val="center" w:pos="4153"/>
-        <w:tab w:val="right" w:pos="8306"/>
-      </w:tabs>
-      <w:snapToGrid w:val="0"/>
-    </w:pPr>
-    <w:rPr>
-      <w:sz w:val="18"/>
-      <w:szCs w:val="18"/>
-    </w:rPr>
-  </w:style>
-  <w:style w:type="paragraph" w:styleId="6">
-    <w:name w:val="HTML Preformatted"/>
-    <w:qFormat/>
-    <w:uiPriority w:val="0"/>
-    <w:pPr>
-      <w:tabs>
-        <w:tab w:val="left" w:pos="916"/>
-        <w:tab w:val="left" w:pos="1832"/>
-        <w:tab w:val="left" w:pos="2748"/>
-        <w:tab w:val="left" w:pos="3664"/>
-        <w:tab w:val="left" w:pos="4580"/>
-        <w:tab w:val="left" w:pos="5496"/>
-        <w:tab w:val="left" w:pos="6412"/>
-        <w:tab w:val="left" w:pos="7328"/>
-        <w:tab w:val="left" w:pos="8244"/>
-        <w:tab w:val="left" w:pos="9160"/>
-        <w:tab w:val="left" w:pos="10076"/>
-        <w:tab w:val="left" w:pos="10992"/>
-        <w:tab w:val="left" w:pos="11908"/>
-        <w:tab w:val="left" w:pos="12824"/>
-        <w:tab w:val="left" w:pos="13740"/>
-        <w:tab w:val="left" w:pos="14656"/>
-      </w:tabs>
-      <w:jc w:val="left"/>
-    </w:pPr>
-    <w:rPr>
-      <w:rFonts w:hint="eastAsia" w:ascii="SimSun" w:hAnsi="SimSun" w:eastAsia="SimSun" w:cs="SimSun"/>
-      <w:kern w:val="0"/>
-      <w:sz w:val="24"/>
-      <w:szCs w:val="24"/>
-      <w:lang w:val="en-US" w:eastAsia="zh-CN" w:bidi="ar"/>
-    </w:rPr>
-  </w:style>
   <w:style w:type="table" w:styleId="7">
     <w:name w:val="Table Grid"/>
     <w:basedOn w:val="3"/>
+    <w:uiPriority w:val="0"/>
     <w:qFormat/>
-    <w:uiPriority w:val="0"/>
     <w:pPr>
-      <w:widowControl w:val="0"/>
       <w:jc w:val="both"/>
     </w:pPr>
     <w:tblPr>
@@ -3569,161 +3592,97 @@
 </file>
 
 <file path=word/theme/theme1.xml><?xml version="1.0" encoding="utf-8"?>
-<a:theme xmlns:a="http://schemas.openxmlformats.org/drawingml/2006/main" name="Office 主题">
+<a:theme xmlns:a="http://schemas.openxmlformats.org/drawingml/2006/main" xmlns:r="http://schemas.openxmlformats.org/officeDocument/2006/relationships" name="Office 主题">
   <a:themeElements>
     <a:clrScheme name="Office">
       <a:dk1>
-        <a:sysClr val="windowText" lastClr="000000"/>
+        <a:srgbClr val="000000"/>
       </a:dk1>
       <a:lt1>
-        <a:sysClr val="window" lastClr="FFFFFF"/>
+        <a:srgbClr val="ffffff"/>
       </a:lt1>
       <a:dk2>
-        <a:srgbClr val="44546A"/>
+        <a:srgbClr val="44546a"/>
       </a:dk2>
       <a:lt2>
-        <a:srgbClr val="E7E6E6"/>
+        <a:srgbClr val="e7e6e6"/>
       </a:lt2>
       <a:accent1>
-        <a:srgbClr val="5B9BD5"/>
+        <a:srgbClr val="5b9bd5"/>
       </a:accent1>
       <a:accent2>
-        <a:srgbClr val="ED7D31"/>
+        <a:srgbClr val="ed7d31"/>
       </a:accent2>
       <a:accent3>
-        <a:srgbClr val="A5A5A5"/>
+        <a:srgbClr val="a5a5a5"/>
       </a:accent3>
       <a:accent4>
-        <a:srgbClr val="FFC000"/>
+        <a:srgbClr val="ffc000"/>
       </a:accent4>
       <a:accent5>
-        <a:srgbClr val="4472C4"/>
+        <a:srgbClr val="4472c4"/>
       </a:accent5>
       <a:accent6>
-        <a:srgbClr val="70AD47"/>
+        <a:srgbClr val="70ad47"/>
       </a:accent6>
       <a:hlink>
-        <a:srgbClr val="0563C1"/>
+        <a:srgbClr val="0563c1"/>
       </a:hlink>
       <a:folHlink>
-        <a:srgbClr val="954F72"/>
+        <a:srgbClr val="954f72"/>
       </a:folHlink>
     </a:clrScheme>
     <a:fontScheme name="Office">
       <a:majorFont>
-        <a:latin typeface="Calibri Light"/>
+        <a:latin typeface="Calibri Light" pitchFamily="0" charset="1"/>
         <a:ea typeface=""/>
         <a:cs typeface=""/>
-        <a:font script="Jpan" typeface="ＭＳ ゴシック"/>
-        <a:font script="Hang" typeface="맑은 고딕"/>
-        <a:font script="Hans" typeface="宋体"/>
-        <a:font script="Hant" typeface="新細明體"/>
-        <a:font script="Arab" typeface="Times New Roman"/>
-        <a:font script="Hebr" typeface="Times New Roman"/>
-        <a:font script="Thai" typeface="Angsana New"/>
-        <a:font script="Ethi" typeface="Nyala"/>
-        <a:font script="Beng" typeface="Vrinda"/>
-        <a:font script="Gujr" typeface="Shruti"/>
-        <a:font script="Khmr" typeface="MoolBoran"/>
-        <a:font script="Knda" typeface="Tunga"/>
-        <a:font script="Guru" typeface="Raavi"/>
-        <a:font script="Cans" typeface="Euphemia"/>
-        <a:font script="Cher" typeface="Plantagenet Cherokee"/>
-        <a:font script="Yiii" typeface="Microsoft Yi Baiti"/>
-        <a:font script="Tibt" typeface="Microsoft Himalaya"/>
-        <a:font script="Thaa" typeface="MV Boli"/>
-        <a:font script="Deva" typeface="Mangal"/>
-        <a:font script="Telu" typeface="Gautami"/>
-        <a:font script="Taml" typeface="Latha"/>
-        <a:font script="Syrc" typeface="Estrangelo Edessa"/>
-        <a:font script="Orya" typeface="Kalinga"/>
-        <a:font script="Mlym" typeface="Kartika"/>
-        <a:font script="Laoo" typeface="DokChampa"/>
-        <a:font script="Sinh" typeface="Iskoola Pota"/>
-        <a:font script="Mong" typeface="Mongolian Baiti"/>
-        <a:font script="Viet" typeface="Times New Roman"/>
-        <a:font script="Uigh" typeface="Microsoft Uighur"/>
-        <a:font script="Geor" typeface="Sylfaen"/>
       </a:majorFont>
       <a:minorFont>
-        <a:latin typeface="Calibri"/>
+        <a:latin typeface="Calibri" pitchFamily="0" charset="1"/>
         <a:ea typeface=""/>
         <a:cs typeface=""/>
-        <a:font script="Jpan" typeface="ＭＳ 明朝"/>
-        <a:font script="Hang" typeface="맑은 고딕"/>
-        <a:font script="Hans" typeface="宋体"/>
-        <a:font script="Hant" typeface="新細明體"/>
-        <a:font script="Arab" typeface="Arial"/>
-        <a:font script="Hebr" typeface="Arial"/>
-        <a:font script="Thai" typeface="Cordia New"/>
-        <a:font script="Ethi" typeface="Nyala"/>
-        <a:font script="Beng" typeface="Vrinda"/>
-        <a:font script="Gujr" typeface="Shruti"/>
-        <a:font script="Khmr" typeface="DaunPenh"/>
-        <a:font script="Knda" typeface="Tunga"/>
-        <a:font script="Guru" typeface="Raavi"/>
-        <a:font script="Cans" typeface="Euphemia"/>
-        <a:font script="Cher" typeface="Plantagenet Cherokee"/>
-        <a:font script="Yiii" typeface="Microsoft Yi Baiti"/>
-        <a:font script="Tibt" typeface="Microsoft Himalaya"/>
-        <a:font script="Thaa" typeface="MV Boli"/>
-        <a:font script="Deva" typeface="Mangal"/>
-        <a:font script="Telu" typeface="Gautami"/>
-        <a:font script="Taml" typeface="Latha"/>
-        <a:font script="Syrc" typeface="Estrangelo Edessa"/>
-        <a:font script="Orya" typeface="Kalinga"/>
-        <a:font script="Mlym" typeface="Kartika"/>
-        <a:font script="Laoo" typeface="DokChampa"/>
-        <a:font script="Sinh" typeface="Iskoola Pota"/>
-        <a:font script="Mong" typeface="Mongolian Baiti"/>
-        <a:font script="Viet" typeface="Arial"/>
-        <a:font script="Uigh" typeface="Microsoft Uighur"/>
-        <a:font script="Geor" typeface="Sylfaen"/>
       </a:minorFont>
     </a:fontScheme>
-    <a:fmtScheme name="Office">
+    <a:fmtScheme>
       <a:fillStyleLst>
         <a:solidFill>
           <a:schemeClr val="phClr"/>
         </a:solidFill>
-        <a:gradFill rotWithShape="1">
+        <a:gradFill>
           <a:gsLst>
             <a:gs pos="0">
               <a:schemeClr val="phClr">
                 <a:lumMod val="110000"/>
-                <a:satMod val="105000"/>
                 <a:tint val="67000"/>
               </a:schemeClr>
             </a:gs>
             <a:gs pos="50000">
               <a:schemeClr val="phClr">
                 <a:lumMod val="105000"/>
-                <a:satMod val="103000"/>
                 <a:tint val="73000"/>
               </a:schemeClr>
             </a:gs>
             <a:gs pos="100000">
               <a:schemeClr val="phClr">
                 <a:lumMod val="105000"/>
-                <a:satMod val="109000"/>
                 <a:tint val="81000"/>
               </a:schemeClr>
             </a:gs>
           </a:gsLst>
           <a:lin ang="5400000" scaled="0"/>
+          <a:tileRect l="0" t="0" r="0" b="0"/>
         </a:gradFill>
-        <a:gradFill rotWithShape="1">
+        <a:gradFill>
           <a:gsLst>
             <a:gs pos="0">
               <a:schemeClr val="phClr">
-                <a:satMod val="103000"/>
                 <a:lumMod val="102000"/>
                 <a:tint val="94000"/>
               </a:schemeClr>
             </a:gs>
             <a:gs pos="50000">
               <a:schemeClr val="phClr">
-                <a:satMod val="110000"/>
                 <a:lumMod val="100000"/>
                 <a:shade val="100000"/>
               </a:schemeClr>
@@ -3731,33 +3690,24 @@
             <a:gs pos="100000">
               <a:schemeClr val="phClr">
                 <a:lumMod val="99000"/>
-                <a:satMod val="120000"/>
                 <a:shade val="78000"/>
               </a:schemeClr>
             </a:gs>
           </a:gsLst>
           <a:lin ang="5400000" scaled="0"/>
+          <a:tileRect l="0" t="0" r="0" b="0"/>
         </a:gradFill>
       </a:fillStyleLst>
       <a:lnStyleLst>
         <a:ln w="6350" cap="flat" cmpd="sng" algn="ctr">
-          <a:solidFill>
-            <a:schemeClr val="phClr"/>
-          </a:solidFill>
           <a:prstDash val="solid"/>
           <a:miter lim="800000"/>
         </a:ln>
         <a:ln w="12700" cap="flat" cmpd="sng" algn="ctr">
-          <a:solidFill>
-            <a:schemeClr val="phClr"/>
-          </a:solidFill>
           <a:prstDash val="solid"/>
           <a:miter lim="800000"/>
         </a:ln>
         <a:ln w="19050" cap="flat" cmpd="sng" algn="ctr">
-          <a:solidFill>
-            <a:schemeClr val="phClr"/>
-          </a:solidFill>
           <a:prstDash val="solid"/>
           <a:miter lim="800000"/>
         </a:ln>
@@ -3770,13 +3720,7 @@
           <a:effectLst/>
         </a:effectStyle>
         <a:effectStyle>
-          <a:effectLst>
-            <a:outerShdw blurRad="57150" dist="19050" dir="5400000" algn="ctr" rotWithShape="0">
-              <a:srgbClr val="000000">
-                <a:alpha val="63000"/>
-              </a:srgbClr>
-            </a:outerShdw>
-          </a:effectLst>
+          <a:effectLst/>
         </a:effectStyle>
       </a:effectStyleLst>
       <a:bgFillStyleLst>
@@ -3786,15 +3730,13 @@
         <a:solidFill>
           <a:schemeClr val="phClr">
             <a:tint val="95000"/>
-            <a:satMod val="170000"/>
           </a:schemeClr>
         </a:solidFill>
-        <a:gradFill rotWithShape="1">
+        <a:gradFill>
           <a:gsLst>
             <a:gs pos="0">
               <a:schemeClr val="phClr">
                 <a:tint val="93000"/>
-                <a:satMod val="150000"/>
                 <a:shade val="98000"/>
                 <a:lumMod val="102000"/>
               </a:schemeClr>
@@ -3802,7 +3744,6 @@
             <a:gs pos="50000">
               <a:schemeClr val="phClr">
                 <a:tint val="98000"/>
-                <a:satMod val="130000"/>
                 <a:shade val="90000"/>
                 <a:lumMod val="103000"/>
               </a:schemeClr>
@@ -3810,16 +3751,15 @@
             <a:gs pos="100000">
               <a:schemeClr val="phClr">
                 <a:shade val="63000"/>
-                <a:satMod val="120000"/>
               </a:schemeClr>
             </a:gs>
           </a:gsLst>
           <a:lin ang="5400000" scaled="0"/>
+          <a:tileRect l="0" t="0" r="0" b="0"/>
         </a:gradFill>
       </a:bgFillStyleLst>
     </a:fmtScheme>
   </a:themeElements>
-  <a:objectDefaults/>
 </a:theme>
 </file>
 
